--- a/Documentación/estudio_inicial_rentar_INCOMPLETO.docx
+++ b/Documentación/estudio_inicial_rentar_INCOMPLETO.docx
@@ -1255,13 +1255,7 @@
         <w:rPr>
           <w:lang w:val="es-AR"/>
         </w:rPr>
-        <w:t>El presente proyecto surge en el marco del Seminario Integrador de la carrera de Ingeniería en Sistemas de Información de la Universidad Tecnológica Nacional, Facultad Regional Córdoba. Su desarrollo responde a un cambio concreto en el mercado de locación de inmuebles en Argentina: desde la derogación de la Ley 27.551 por el DNU 70/2023, el índice y la frecuencia de ajuste del alquiler dejaron de estar regulados por una norma única y pasaron a negociarse libremente entre las partes. Esto trasladó a propieta</w:t>
-      </w:r>
-      <w:r>
-        <w:rPr>
-          <w:lang w:val="es-AR"/>
-        </w:rPr>
-        <w:t>rios</w:t>
+        <w:t>El presente proyecto surge en el marco del Seminario Integrador de la carrera de Ingeniería en Sistemas de Información de la Universidad Tecnológica Nacional, Facultad Regional Córdoba. Su desarrollo responde a un cambio concreto en el mercado de locación de inmuebles en Argentina: desde la derogación de la Ley 27.551 por el DNU 70/2023, el índice y la frecuencia de ajuste del alquiler dejaron de estar regulados por una norma única y pasaron a negociarse libremente entre las partes. Esto trasladó a propietarios</w:t>
       </w:r>
       <w:r>
         <w:rPr>
@@ -4290,13 +4284,7 @@
         <w:rPr>
           <w:lang w:val="es-AR"/>
         </w:rPr>
-        <w:t xml:space="preserve"> de gestión de alquileres que permita</w:t>
-      </w:r>
-      <w:r>
-        <w:rPr>
-          <w:lang w:val="es-AR"/>
-        </w:rPr>
-        <w:t xml:space="preserve"> propietarios particulares publicar propiedades, y a inquilinos buscarlas y filtrarlas, integrando además la firma electrónica del contrato, el cálculo automático de ajustes periódicos del canon locativo, el cobro del alquiler, el cálculo de mora y el cierre administrativo del contrato dentro de la misma plataforma.</w:t>
+        <w:t xml:space="preserve"> de gestión de alquileres que permita propietarios particulares publicar propiedades, y a inquilinos buscarlas y filtrarlas, integrando además la firma electrónica del contrato, el cálculo automático de ajustes periódicos del canon locativo, el cobro del alquiler, el cálculo de mora y el cierre administrativo del contrato dentro de la misma plataforma.</w:t>
       </w:r>
     </w:p>
     <w:p>
@@ -5304,15 +5292,7 @@
                 <w:szCs w:val="20"/>
                 <w:lang w:val="es-AR"/>
               </w:rPr>
-              <w:t>Registro de pagos mediante integración con una pasarela de pago</w:t>
-            </w:r>
-            <w:r>
-              <w:rPr>
-                <w:sz w:val="20"/>
-                <w:szCs w:val="20"/>
-                <w:lang w:val="es-AR"/>
-              </w:rPr>
-              <w:t>.</w:t>
+              <w:t>Registro de pagos mediante integración con una pasarela de pago.</w:t>
             </w:r>
           </w:p>
         </w:tc>
@@ -6154,15 +6134,7 @@
                 <w:szCs w:val="20"/>
                 <w:lang w:val="es-AR"/>
               </w:rPr>
-              <w:t>Gestión de usuarios con roles diferenciados (</w:t>
-            </w:r>
-            <w:r>
-              <w:rPr>
-                <w:sz w:val="20"/>
-                <w:szCs w:val="20"/>
-                <w:lang w:val="es-AR"/>
-              </w:rPr>
-              <w:t>propietario particular, inquilino).</w:t>
+              <w:t>Gestión de usuarios con roles diferenciados (propietario particular, inquilino).</w:t>
             </w:r>
           </w:p>
         </w:tc>
@@ -6253,17 +6225,15 @@
       </w:pPr>
       <w:r>
         <w:rPr>
-          <w:highlight w:val="yellow"/>
           <w:lang w:val="es-AR"/>
         </w:rPr>
         <w:t>7.1. Prefactibilidad técnica</w:t>
       </w:r>
       <w:r>
         <w:rPr>
-          <w:highlight w:val="yellow"/>
-          <w:lang w:val="es-AR"/>
-        </w:rPr>
-        <w:t xml:space="preserve"> (STACK Pendiente)</w:t>
+          <w:lang w:val="es-AR"/>
+        </w:rPr>
+        <w:t xml:space="preserve"> </w:t>
       </w:r>
     </w:p>
     <w:p>
@@ -6375,7 +6345,6 @@
       </w:pPr>
       <w:r>
         <w:rPr>
-          <w:highlight w:val="yellow"/>
           <w:lang w:val="es-AR"/>
         </w:rPr>
         <w:t xml:space="preserve">La arquitectura </w:t>
@@ -6383,7 +6352,6 @@
       <w:proofErr w:type="spellStart"/>
       <w:r>
         <w:rPr>
-          <w:highlight w:val="yellow"/>
           <w:lang w:val="es-AR"/>
         </w:rPr>
         <w:t>serverless</w:t>
@@ -6391,7 +6359,6 @@
       <w:proofErr w:type="spellEnd"/>
       <w:r>
         <w:rPr>
-          <w:highlight w:val="yellow"/>
           <w:lang w:val="es-AR"/>
         </w:rPr>
         <w:t xml:space="preserve"> propuesta (</w:t>
@@ -6399,7 +6366,6 @@
       <w:proofErr w:type="spellStart"/>
       <w:r>
         <w:rPr>
-          <w:highlight w:val="yellow"/>
           <w:lang w:val="es-AR"/>
         </w:rPr>
         <w:t>Vercel</w:t>
@@ -6407,7 +6373,6 @@
       <w:proofErr w:type="spellEnd"/>
       <w:r>
         <w:rPr>
-          <w:highlight w:val="yellow"/>
           <w:lang w:val="es-AR"/>
         </w:rPr>
         <w:t xml:space="preserve"> y </w:t>
@@ -6415,7 +6380,6 @@
       <w:proofErr w:type="spellStart"/>
       <w:r>
         <w:rPr>
-          <w:highlight w:val="yellow"/>
           <w:lang w:val="es-AR"/>
         </w:rPr>
         <w:t>Supabase</w:t>
@@ -6423,28 +6387,15 @@
       <w:proofErr w:type="spellEnd"/>
       <w:r>
         <w:rPr>
-          <w:highlight w:val="yellow"/>
-          <w:lang w:val="es-AR"/>
-        </w:rPr>
-        <w:t>)</w:t>
-      </w:r>
-      <w:r>
-        <w:rPr>
-          <w:lang w:val="es-AR"/>
-        </w:rPr>
-        <w:t xml:space="preserve"> permite operar el MVP dentro de los niveles gratuitos o de bajo costo de estos servicios mientras el volumen de usuarios es reducido, lo que </w:t>
-      </w:r>
-      <w:r>
-        <w:rPr>
-          <w:lang w:val="es-AR"/>
-        </w:rPr>
-        <w:t>mantiene acotada la inversión en infraestructura durante el desarrollo académico del proyecto. La pasarela de pago no requiere costo fijo, sino una comisión por transacción procesada. El principal costo del proyecto es el esfuerzo de desarrollo, cubierto por el equipo del Seminario Integrador. Para una eventual puesta en producción comercial, el modelo de ingresos podría basarse en una comisión sobre el cobro gestionado o en una suscripción mensual para inmobiliarias, aunque ese análisis de negocio excede e</w:t>
-      </w:r>
-      <w:r>
-        <w:rPr>
-          <w:lang w:val="es-AR"/>
-        </w:rPr>
-        <w:t>l alcance académico del presente informe.</w:t>
+          <w:lang w:val="es-AR"/>
+        </w:rPr>
+        <w:t>) permite</w:t>
+      </w:r>
+      <w:r>
+        <w:rPr>
+          <w:lang w:val="es-AR"/>
+        </w:rPr>
+        <w:t xml:space="preserve"> operar el MVP dentro de los niveles gratuitos o de bajo costo de estos servicios mientras el volumen de usuarios es reducido, lo que mantiene acotada la inversión en infraestructura durante el desarrollo académico del proyecto. La pasarela de pago no requiere costo fijo, sino una comisión por transacción procesada. El principal costo del proyecto es el esfuerzo de desarrollo, cubierto por el equipo del Seminario Integrador. Para una eventual puesta en producción comercial, el modelo de ingresos podría basarse en una comisión sobre el cobro gestionado o en una suscripción mensual, aunque ese análisis de negocio excede el alcance académico del presente informe.</w:t>
       </w:r>
     </w:p>
     <w:p>
@@ -6456,7 +6407,6 @@
       </w:pPr>
       <w:r>
         <w:rPr>
-          <w:highlight w:val="yellow"/>
           <w:lang w:val="es-AR"/>
         </w:rPr>
         <w:t>7.3. Prefactibilidad operativa</w:t>
@@ -6474,28 +6424,20 @@
         <w:rPr>
           <w:lang w:val="es-AR"/>
         </w:rPr>
-        <w:t xml:space="preserve">Argentina presenta una adopción alta de medios de pago digitales y de uso de aplicaciones móviles, lo que favorece la aceptación del sistema por parte de inquilinos y propietarios particulares. El principal riesgo operativo es la resistencia al cambio de las inmobiliarias, acostumbradas a procesos manuales o a herramientas ya instaladas (como planillas de cálculo o software de administración existente). Se propone mitigar este riesgo con un proceso de incorporación simple, sin necesidad de conocimientos </w:t>
+        <w:t xml:space="preserve">Actualmente en Argentina cada vez se ha incorporado más el uso de medios de pago virtuales, superando el efectivo. </w:t>
+      </w:r>
+      <w:r>
+        <w:rPr>
+          <w:lang w:val="es-AR"/>
+        </w:rPr>
+        <w:t xml:space="preserve">Sin embargo, esa adopción se concentra en consumos de bajo monto (transporte, comercios de cercanía, compras chicas); para un pago de monto elevado y periodicidad mensual como el alquiler, el medio predominante en la práctica sigue siendo el efectivo o la transferencia bancaria directa, en parte porque las pasarelas de pago cobran una comisión por </w:t>
       </w:r>
       <w:r>
         <w:rPr>
           <w:lang w:val="es-AR"/>
         </w:rPr>
         <w:lastRenderedPageBreak/>
-        <w:t>técnicos, y con un alcance piloto acotado a la ciudad de Córdoba que permita validar la adopción antes de una expansión mayor.</w:t>
-      </w:r>
-    </w:p>
-    <w:p>
-      <w:pPr>
-        <w:pStyle w:val="Ttulo1"/>
-        <w:rPr>
-          <w:lang w:val="es-AR"/>
-        </w:rPr>
-      </w:pPr>
-      <w:r>
-        <w:rPr>
-          <w:lang w:val="es-AR"/>
-        </w:rPr>
-        <w:t>8. Metodología a Utilizar</w:t>
+        <w:t>transacción que resulta significativa sobre montos altos. Por eso el sistema contempla, tal como se describe en el Proceso 4 (punto 4.2), tanto el cobro a través de la pasarela integrada como el registro manual de pagos realizados por transferencia, sin forzar a las partes a migrar a un único canal de cobro.</w:t>
       </w:r>
     </w:p>
     <w:p>
@@ -6510,13 +6452,36 @@
         <w:rPr>
           <w:lang w:val="es-AR"/>
         </w:rPr>
-        <w:t>Para las etapas de diseño y desarrollo se propone una metodología ágil basada en Scrum</w:t>
-      </w:r>
-      <w:r>
-        <w:rPr>
-          <w:lang w:val="es-AR"/>
-        </w:rPr>
-        <w:t xml:space="preserve">, que organiza el trabajo en </w:t>
+        <w:t>El principal riesgo operativo identificado es la resistencia al cambio por parte de los propietarios particulares, acostumbrados a gestionar sus alquileres de forma informal y no siempre familiarizados con herramientas digitales o con la firma electrónica de un contrato. Se propone mitigar este riesgo con un proceso de incorporación simple, sin necesidad de conocimientos técnicos, y con un alcance piloto acotado a la ciudad de Córdoba que permita validar la adopción antes de una expansión mayor.</w:t>
+      </w:r>
+    </w:p>
+    <w:p>
+      <w:pPr>
+        <w:pStyle w:val="Ttulo1"/>
+        <w:rPr>
+          <w:lang w:val="es-AR"/>
+        </w:rPr>
+      </w:pPr>
+      <w:r>
+        <w:rPr>
+          <w:lang w:val="es-AR"/>
+        </w:rPr>
+        <w:t>8. Metodología a Utilizar</w:t>
+      </w:r>
+    </w:p>
+    <w:p>
+      <w:pPr>
+        <w:spacing w:after="200" w:line="276" w:lineRule="auto"/>
+        <w:jc w:val="both"/>
+        <w:rPr>
+          <w:lang w:val="es-AR"/>
+        </w:rPr>
+      </w:pPr>
+      <w:r>
+        <w:rPr>
+          <w:lang w:val="es-AR"/>
+        </w:rPr>
+        <w:t xml:space="preserve">Para las etapas de diseño y desarrollo se propone una metodología ágil basada en Scrum, que organiza el trabajo en </w:t>
       </w:r>
       <w:proofErr w:type="spellStart"/>
       <w:r>
@@ -6530,19 +6495,7 @@
         <w:rPr>
           <w:lang w:val="es-AR"/>
         </w:rPr>
-        <w:t xml:space="preserve"> breves (</w:t>
-      </w:r>
-      <w:r>
-        <w:rPr>
-          <w:lang w:val="es-AR"/>
-        </w:rPr>
-        <w:t xml:space="preserve">dos semanas) con entregas incrementales del producto. </w:t>
-      </w:r>
-      <w:r>
-        <w:rPr>
-          <w:lang w:val="es-AR"/>
-        </w:rPr>
-        <w:t>Este enfoque permite validar tempranamente los módulos más críticos del sistema</w:t>
+        <w:t xml:space="preserve"> breves (dos semanas) con entregas incrementales del producto. Este enfoque permite validar tempranamente los módulos más críticos del sistema</w:t>
       </w:r>
       <w:r>
         <w:rPr>
@@ -7964,6 +7917,7 @@
                 <w:sz w:val="20"/>
                 <w:szCs w:val="20"/>
               </w:rPr>
+              <w:lastRenderedPageBreak/>
               <w:t>Término</w:t>
             </w:r>
             <w:proofErr w:type="spellEnd"/>
@@ -8151,7 +8105,6 @@
                 <w:sz w:val="20"/>
                 <w:szCs w:val="20"/>
               </w:rPr>
-              <w:lastRenderedPageBreak/>
               <w:t>ICL</w:t>
             </w:r>
           </w:p>
@@ -9567,7 +9520,6 @@
   <w:style w:type="character" w:default="1" w:styleId="Fuentedeprrafopredeter">
     <w:name w:val="Default Paragraph Font"/>
     <w:uiPriority w:val="1"/>
-    <w:semiHidden/>
     <w:unhideWhenUsed/>
   </w:style>
   <w:style w:type="table" w:default="1" w:styleId="Tablanormal">

--- a/Documentación/estudio_inicial_rentar_INCOMPLETO.docx
+++ b/Documentación/estudio_inicial_rentar_INCOMPLETO.docx
@@ -1,6 +1,6 @@
 
 <file path=word/document.xml><?xml version="1.0" encoding="utf-8"?>
-<w:document xmlns:wpc="http://schemas.microsoft.com/office/word/2010/wordprocessingCanvas" xmlns:cx="http://schemas.microsoft.com/office/drawing/2014/chartex" xmlns:cx1="http://schemas.microsoft.com/office/drawing/2015/9/8/chartex" xmlns:cx2="http://schemas.microsoft.com/office/drawing/2015/10/21/chartex" xmlns:cx3="http://schemas.microsoft.com/office/drawing/2016/5/9/chartex" xmlns:cx4="http://schemas.microsoft.com/office/drawing/2016/5/10/chartex" xmlns:cx5="http://schemas.microsoft.com/office/drawing/2016/5/11/chartex" xmlns:cx6="http://schemas.microsoft.com/office/drawing/2016/5/12/chartex" xmlns:cx7="http://schemas.microsoft.com/office/drawing/2016/5/13/chartex" xmlns:cx8="http://schemas.microsoft.com/office/drawing/2016/5/14/chartex" xmlns:mc="http://schemas.openxmlformats.org/markup-compatibility/2006" xmlns:aink="http://schemas.microsoft.com/office/drawing/2016/ink" xmlns:am3d="http://schemas.microsoft.com/office/drawing/2017/model3d" xmlns:o="urn:schemas-microsoft-com:office:office" xmlns:oel="http://schemas.microsoft.com/office/2019/extlst" xmlns:r="http://schemas.openxmlformats.org/officeDocument/2006/relationships" xmlns:m="http://schemas.openxmlformats.org/officeDocument/2006/math" xmlns:v="urn:schemas-microsoft-com:vml" xmlns:wp14="http://schemas.microsoft.com/office/word/2010/wordprocessingDrawing" xmlns:wp="http://schemas.openxmlformats.org/drawingml/2006/wordprocessingDrawing" xmlns:w10="urn:schemas-microsoft-com:office:word" xmlns:w="http://schemas.openxmlformats.org/wordprocessingml/2006/main" xmlns:w14="http://schemas.microsoft.com/office/word/2010/wordml" xmlns:w15="http://schemas.microsoft.com/office/word/2012/wordml" xmlns:w16cei="http://schemas.microsoft.com/office/word/2026/wordml/cei" xmlns:w16cex="http://schemas.microsoft.com/office/word/2018/wordml/cex" xmlns:w16cid="http://schemas.microsoft.com/office/word/2016/wordml/cid" xmlns:w16="http://schemas.microsoft.com/office/word/2018/wordml" xmlns:w16du="http://schemas.microsoft.com/office/word/2023/wordml/word16du" xmlns:w16sdtdh="http://schemas.microsoft.com/office/word/2020/wordml/sdtdatahash" xmlns:w16sdtfl="http://schemas.microsoft.com/office/word/2024/wordml/sdtformatlock" xmlns:w16se="http://schemas.microsoft.com/office/word/2015/wordml/symex" xmlns:wpg="http://schemas.microsoft.com/office/word/2010/wordprocessingGroup" xmlns:wpi="http://schemas.microsoft.com/office/word/2010/wordprocessingInk" xmlns:wne="http://schemas.microsoft.com/office/word/2006/wordml" xmlns:wps="http://schemas.microsoft.com/office/word/2010/wordprocessingShape" mc:Ignorable="w14 w15 w16se w16cid w16 w16cex w16sdtdh w16sdtfl w16du wp14">
+<w:document xmlns:wpc="http://schemas.microsoft.com/office/word/2010/wordprocessingCanvas" xmlns:cx="http://schemas.microsoft.com/office/drawing/2014/chartex" xmlns:cx1="http://schemas.microsoft.com/office/drawing/2015/9/8/chartex" xmlns:cx2="http://schemas.microsoft.com/office/drawing/2015/10/21/chartex" xmlns:cx3="http://schemas.microsoft.com/office/drawing/2016/5/9/chartex" xmlns:cx4="http://schemas.microsoft.com/office/drawing/2016/5/10/chartex" xmlns:cx5="http://schemas.microsoft.com/office/drawing/2016/5/11/chartex" xmlns:cx6="http://schemas.microsoft.com/office/drawing/2016/5/12/chartex" xmlns:cx7="http://schemas.microsoft.com/office/drawing/2016/5/13/chartex" xmlns:cx8="http://schemas.microsoft.com/office/drawing/2016/5/14/chartex" xmlns:mc="http://schemas.openxmlformats.org/markup-compatibility/2006" xmlns:aink="http://schemas.microsoft.com/office/drawing/2016/ink" xmlns:am3d="http://schemas.microsoft.com/office/drawing/2017/model3d" xmlns:o="urn:schemas-microsoft-com:office:office" xmlns:oel="http://schemas.microsoft.com/office/2019/extlst" xmlns:r="http://schemas.openxmlformats.org/officeDocument/2006/relationships" xmlns:m="http://schemas.openxmlformats.org/officeDocument/2006/math" xmlns:v="urn:schemas-microsoft-com:vml" xmlns:wp14="http://schemas.microsoft.com/office/word/2010/wordprocessingDrawing" xmlns:wp="http://schemas.openxmlformats.org/drawingml/2006/wordprocessingDrawing" xmlns:w10="urn:schemas-microsoft-com:office:word" xmlns:w="http://schemas.openxmlformats.org/wordprocessingml/2006/main" xmlns:w14="http://schemas.microsoft.com/office/word/2010/wordml" xmlns:w15="http://schemas.microsoft.com/office/word/2012/wordml" xmlns:w16cex="http://schemas.microsoft.com/office/word/2018/wordml/cex" xmlns:w16cid="http://schemas.microsoft.com/office/word/2016/wordml/cid" xmlns:w16="http://schemas.microsoft.com/office/word/2018/wordml" xmlns:w16du="http://schemas.microsoft.com/office/word/2023/wordml/word16du" xmlns:w16sdtdh="http://schemas.microsoft.com/office/word/2020/wordml/sdtdatahash" xmlns:w16sdtfl="http://schemas.microsoft.com/office/word/2024/wordml/sdtformatlock" xmlns:w16se="http://schemas.microsoft.com/office/word/2015/wordml/symex" xmlns:wpg="http://schemas.microsoft.com/office/word/2010/wordprocessingGroup" xmlns:wpi="http://schemas.microsoft.com/office/word/2010/wordprocessingInk" xmlns:wne="http://schemas.microsoft.com/office/word/2006/wordml" xmlns:wps="http://schemas.microsoft.com/office/word/2010/wordprocessingShape" mc:Ignorable="w14 w15 w16se w16cid w16 w16cex w16sdtdh w16sdtfl w16du wp14">
   <w:body>
     <w:p>
       <w:pPr>
@@ -126,7 +126,6 @@
           <w:lang w:val="es-AR"/>
         </w:rPr>
       </w:pPr>
-      <w:proofErr w:type="spellStart"/>
       <w:r>
         <w:rPr>
           <w:b/>
@@ -135,9 +134,8 @@
           <w:szCs w:val="28"/>
           <w:lang w:val="es-AR"/>
         </w:rPr>
-        <w:t>RentAR</w:t>
-      </w:r>
-      <w:proofErr w:type="spellEnd"/>
+        <w:t xml:space="preserve">RentAR — Plataforma </w:t>
+      </w:r>
       <w:r>
         <w:rPr>
           <w:b/>
@@ -146,7 +144,7 @@
           <w:szCs w:val="28"/>
           <w:lang w:val="es-AR"/>
         </w:rPr>
-        <w:t xml:space="preserve"> — Plataforma </w:t>
+        <w:t>web</w:t>
       </w:r>
       <w:r>
         <w:rPr>
@@ -156,17 +154,97 @@
           <w:szCs w:val="28"/>
           <w:lang w:val="es-AR"/>
         </w:rPr>
-        <w:t>web</w:t>
-      </w:r>
+        <w:t xml:space="preserve"> de Gestión de Alquileres de Inmuebles</w:t>
+      </w:r>
+    </w:p>
+    <w:p>
+      <w:pPr>
+        <w:spacing w:before="500"/>
+        <w:jc w:val="center"/>
+        <w:rPr>
+          <w:lang w:val="es-AR"/>
+        </w:rPr>
+      </w:pPr>
       <w:r>
         <w:rPr>
           <w:b/>
           <w:bCs/>
-          <w:sz w:val="28"/>
-          <w:szCs w:val="28"/>
-          <w:lang w:val="es-AR"/>
-        </w:rPr>
-        <w:t xml:space="preserve"> de Gestión de Alquileres de Inmuebles</w:t>
+          <w:lang w:val="es-AR"/>
+        </w:rPr>
+        <w:t xml:space="preserve">Curso: </w:t>
+      </w:r>
+      <w:r>
+        <w:rPr>
+          <w:lang w:val="es-AR"/>
+        </w:rPr>
+        <w:t>Comisión 4K2</w:t>
+      </w:r>
+    </w:p>
+    <w:p>
+      <w:pPr>
+        <w:jc w:val="center"/>
+        <w:rPr>
+          <w:lang w:val="es-AR"/>
+        </w:rPr>
+      </w:pPr>
+      <w:r>
+        <w:rPr>
+          <w:b/>
+          <w:bCs/>
+          <w:lang w:val="es-AR"/>
+        </w:rPr>
+        <w:t xml:space="preserve">Alumnos: </w:t>
+      </w:r>
+      <w:r>
+        <w:rPr>
+          <w:lang w:val="es-AR"/>
+        </w:rPr>
+        <w:t>Nico (Legajo 87508)</w:t>
+      </w:r>
+    </w:p>
+    <w:p>
+      <w:pPr>
+        <w:jc w:val="center"/>
+        <w:rPr>
+          <w:lang w:val="es-AR"/>
+        </w:rPr>
+      </w:pPr>
+      <w:r>
+        <w:rPr>
+          <w:b/>
+          <w:bCs/>
+          <w:lang w:val="es-AR"/>
+        </w:rPr>
+        <w:t xml:space="preserve">Docentes: </w:t>
+      </w:r>
+      <w:r>
+        <w:rPr>
+          <w:lang w:val="es-AR"/>
+        </w:rPr>
+        <w:t>[Completar]</w:t>
+      </w:r>
+    </w:p>
+    <w:p>
+      <w:pPr>
+        <w:spacing w:before="400"/>
+        <w:jc w:val="center"/>
+        <w:rPr>
+          <w:lang w:val="es-AR"/>
+        </w:rPr>
+      </w:pPr>
+      <w:r>
+        <w:rPr>
+          <w:b/>
+          <w:bCs/>
+          <w:lang w:val="es-AR"/>
+        </w:rPr>
+        <w:t xml:space="preserve">Año de cursado: </w:t>
+      </w:r>
+      <w:r>
+        <w:rPr>
+          <w:lang w:val="es-AR"/>
+        </w:rPr>
+        <w:t>2026</w:t>
       </w:r>
     </w:p>
     <w:p>
@@ -179,121 +257,39 @@
       </w:pPr>
       <w:r>
         <w:rPr>
-          <w:b/>
-          <w:bCs/>
-          <w:lang w:val="es-AR"/>
-        </w:rPr>
-        <w:t xml:space="preserve">Curso: </w:t>
-      </w:r>
-      <w:r>
-        <w:rPr>
-          <w:lang w:val="es-AR"/>
-        </w:rPr>
-        <w:t>Comisión 4K2</w:t>
-      </w:r>
-    </w:p>
-    <w:p>
-      <w:pPr>
-        <w:jc w:val="center"/>
-        <w:rPr>
-          <w:lang w:val="es-AR"/>
-        </w:rPr>
-      </w:pPr>
-      <w:r>
-        <w:rPr>
-          <w:b/>
-          <w:bCs/>
-          <w:lang w:val="es-AR"/>
-        </w:rPr>
-        <w:t xml:space="preserve">Alumnos: </w:t>
-      </w:r>
-      <w:r>
-        <w:rPr>
-          <w:lang w:val="es-AR"/>
-        </w:rPr>
-        <w:t>Nico (Legajo 87508)</w:t>
-      </w:r>
-    </w:p>
-    <w:p>
-      <w:pPr>
-        <w:jc w:val="center"/>
-        <w:rPr>
-          <w:lang w:val="es-AR"/>
-        </w:rPr>
-      </w:pPr>
-      <w:r>
-        <w:rPr>
-          <w:b/>
-          <w:bCs/>
-          <w:lang w:val="es-AR"/>
-        </w:rPr>
-        <w:t xml:space="preserve">Docentes: </w:t>
-      </w:r>
-      <w:r>
-        <w:rPr>
-          <w:lang w:val="es-AR"/>
-        </w:rPr>
-        <w:t>[Completar]</w:t>
-      </w:r>
-    </w:p>
-    <w:p>
-      <w:pPr>
-        <w:spacing w:before="400"/>
-        <w:jc w:val="center"/>
-        <w:rPr>
-          <w:lang w:val="es-AR"/>
-        </w:rPr>
-      </w:pPr>
-      <w:r>
-        <w:rPr>
-          <w:b/>
-          <w:bCs/>
-          <w:lang w:val="es-AR"/>
-        </w:rPr>
-        <w:t xml:space="preserve">Año de cursado: </w:t>
-      </w:r>
-      <w:r>
-        <w:rPr>
-          <w:lang w:val="es-AR"/>
-        </w:rPr>
-        <w:t>2026</w:t>
-      </w:r>
-    </w:p>
-    <w:p>
-      <w:pPr>
-        <w:spacing w:before="500"/>
-        <w:jc w:val="center"/>
-      </w:pPr>
-      <w:r>
-        <w:rPr>
           <w:color w:val="595959"/>
+          <w:lang w:val="es-AR"/>
         </w:rPr>
         <w:t>Córdoba, Argentina</w:t>
       </w:r>
     </w:p>
     <w:p>
-      <w:r>
+      <w:pPr>
+        <w:rPr>
+          <w:lang w:val="es-AR"/>
+        </w:rPr>
+      </w:pPr>
+      <w:r>
+        <w:rPr>
+          <w:lang w:val="es-AR"/>
+        </w:rPr>
         <w:br w:type="page"/>
       </w:r>
     </w:p>
     <w:p>
       <w:pPr>
         <w:pStyle w:val="Ttulo1"/>
-      </w:pPr>
-      <w:proofErr w:type="spellStart"/>
-      <w:r>
+        <w:rPr>
+          <w:lang w:val="es-AR"/>
+        </w:rPr>
+      </w:pPr>
+      <w:r>
+        <w:rPr>
+          <w:lang w:val="es-AR"/>
+        </w:rPr>
         <w:lastRenderedPageBreak/>
-        <w:t>Historial</w:t>
-      </w:r>
-      <w:proofErr w:type="spellEnd"/>
-      <w:r>
-        <w:t xml:space="preserve"> de </w:t>
-      </w:r>
-      <w:proofErr w:type="spellStart"/>
-      <w:r>
-        <w:t>versiones</w:t>
-      </w:r>
-      <w:proofErr w:type="spellEnd"/>
+        <w:t>Historial de versiones</w:t>
+      </w:r>
     </w:p>
     <w:tbl>
       <w:tblPr>
@@ -338,7 +334,11 @@
             <w:vAlign w:val="center"/>
           </w:tcPr>
           <w:p>
-            <w:proofErr w:type="spellStart"/>
+            <w:pPr>
+              <w:rPr>
+                <w:lang w:val="es-AR"/>
+              </w:rPr>
+            </w:pPr>
             <w:r>
               <w:rPr>
                 <w:b/>
@@ -346,10 +346,10 @@
                 <w:color w:val="FFFFFF"/>
                 <w:sz w:val="20"/>
                 <w:szCs w:val="20"/>
+                <w:lang w:val="es-AR"/>
               </w:rPr>
               <w:t>Versión</w:t>
             </w:r>
-            <w:proofErr w:type="spellEnd"/>
           </w:p>
         </w:tc>
         <w:tc>
@@ -371,7 +371,11 @@
             <w:vAlign w:val="center"/>
           </w:tcPr>
           <w:p>
-            <w:proofErr w:type="spellStart"/>
+            <w:pPr>
+              <w:rPr>
+                <w:lang w:val="es-AR"/>
+              </w:rPr>
+            </w:pPr>
             <w:r>
               <w:rPr>
                 <w:b/>
@@ -379,10 +383,10 @@
                 <w:color w:val="FFFFFF"/>
                 <w:sz w:val="20"/>
                 <w:szCs w:val="20"/>
+                <w:lang w:val="es-AR"/>
               </w:rPr>
               <w:t>Fecha</w:t>
             </w:r>
-            <w:proofErr w:type="spellEnd"/>
           </w:p>
         </w:tc>
         <w:tc>
@@ -404,6 +408,11 @@
             <w:vAlign w:val="center"/>
           </w:tcPr>
           <w:p>
+            <w:pPr>
+              <w:rPr>
+                <w:lang w:val="es-AR"/>
+              </w:rPr>
+            </w:pPr>
             <w:r>
               <w:rPr>
                 <w:b/>
@@ -411,6 +420,7 @@
                 <w:color w:val="FFFFFF"/>
                 <w:sz w:val="20"/>
                 <w:szCs w:val="20"/>
+                <w:lang w:val="es-AR"/>
               </w:rPr>
               <w:t>Autor</w:t>
             </w:r>
@@ -435,7 +445,11 @@
             <w:vAlign w:val="center"/>
           </w:tcPr>
           <w:p>
-            <w:proofErr w:type="spellStart"/>
+            <w:pPr>
+              <w:rPr>
+                <w:lang w:val="es-AR"/>
+              </w:rPr>
+            </w:pPr>
             <w:r>
               <w:rPr>
                 <w:b/>
@@ -443,32 +457,10 @@
                 <w:color w:val="FFFFFF"/>
                 <w:sz w:val="20"/>
                 <w:szCs w:val="20"/>
-              </w:rPr>
-              <w:t>Descripción</w:t>
-            </w:r>
-            <w:proofErr w:type="spellEnd"/>
-            <w:r>
-              <w:rPr>
-                <w:b/>
-                <w:bCs/>
-                <w:color w:val="FFFFFF"/>
-                <w:sz w:val="20"/>
-                <w:szCs w:val="20"/>
-              </w:rPr>
-              <w:t xml:space="preserve"> de </w:t>
-            </w:r>
-            <w:proofErr w:type="spellStart"/>
-            <w:r>
-              <w:rPr>
-                <w:b/>
-                <w:bCs/>
-                <w:color w:val="FFFFFF"/>
-                <w:sz w:val="20"/>
-                <w:szCs w:val="20"/>
-              </w:rPr>
-              <w:t>cambios</w:t>
-            </w:r>
-            <w:proofErr w:type="spellEnd"/>
+                <w:lang w:val="es-AR"/>
+              </w:rPr>
+              <w:t>Descripción de cambios</w:t>
+            </w:r>
           </w:p>
         </w:tc>
       </w:tr>
@@ -491,10 +483,16 @@
             <w:vAlign w:val="center"/>
           </w:tcPr>
           <w:p>
-            <w:r>
-              <w:rPr>
-                <w:sz w:val="20"/>
-                <w:szCs w:val="20"/>
+            <w:pPr>
+              <w:rPr>
+                <w:lang w:val="es-AR"/>
+              </w:rPr>
+            </w:pPr>
+            <w:r>
+              <w:rPr>
+                <w:sz w:val="20"/>
+                <w:szCs w:val="20"/>
+                <w:lang w:val="es-AR"/>
               </w:rPr>
               <w:t>1.0</w:t>
             </w:r>
@@ -518,10 +516,16 @@
             <w:vAlign w:val="center"/>
           </w:tcPr>
           <w:p>
-            <w:r>
-              <w:rPr>
-                <w:sz w:val="20"/>
-                <w:szCs w:val="20"/>
+            <w:pPr>
+              <w:rPr>
+                <w:lang w:val="es-AR"/>
+              </w:rPr>
+            </w:pPr>
+            <w:r>
+              <w:rPr>
+                <w:sz w:val="20"/>
+                <w:szCs w:val="20"/>
+                <w:lang w:val="es-AR"/>
               </w:rPr>
               <w:t>18/08/2026</w:t>
             </w:r>
@@ -545,10 +549,16 @@
             <w:vAlign w:val="center"/>
           </w:tcPr>
           <w:p>
-            <w:r>
-              <w:rPr>
-                <w:sz w:val="20"/>
-                <w:szCs w:val="20"/>
+            <w:pPr>
+              <w:rPr>
+                <w:lang w:val="es-AR"/>
+              </w:rPr>
+            </w:pPr>
+            <w:r>
+              <w:rPr>
+                <w:sz w:val="20"/>
+                <w:szCs w:val="20"/>
+                <w:lang w:val="es-AR"/>
               </w:rPr>
               <w:t>Nico</w:t>
             </w:r>
@@ -1157,25 +1167,7 @@
           <w:bCs/>
           <w:lang w:val="es-AR"/>
         </w:rPr>
-        <w:t xml:space="preserve">9. </w:t>
-      </w:r>
-      <w:proofErr w:type="spellStart"/>
-      <w:r>
-        <w:rPr>
-          <w:b/>
-          <w:bCs/>
-          <w:lang w:val="es-AR"/>
-        </w:rPr>
-        <w:t>Roadmap</w:t>
-      </w:r>
-      <w:proofErr w:type="spellEnd"/>
-      <w:r>
-        <w:rPr>
-          <w:b/>
-          <w:bCs/>
-          <w:lang w:val="es-AR"/>
-        </w:rPr>
-        <w:t xml:space="preserve"> del Proyecto</w:t>
+        <w:t>9. Roadmap del Proyecto</w:t>
       </w:r>
       <w:r>
         <w:rPr>
@@ -1353,21 +1345,7 @@
         <w:rPr>
           <w:lang w:val="es-AR"/>
         </w:rPr>
-        <w:t xml:space="preserve">El informe se organiza en las siguientes secciones: Ámbito de Aplicación (contextualización del proyecto y sistemas similares existentes), Procesos de Negocio (mapa y descripción de procesos), Impulsos (necesidades, problemas y oportunidades), Propuesta del Sistema de Información (objetivo y alcance), Estudio de Prefactibilidad, Metodología a Utilizar, </w:t>
-      </w:r>
-      <w:proofErr w:type="spellStart"/>
-      <w:r>
-        <w:rPr>
-          <w:lang w:val="es-AR"/>
-        </w:rPr>
-        <w:t>Roadmap</w:t>
-      </w:r>
-      <w:proofErr w:type="spellEnd"/>
-      <w:r>
-        <w:rPr>
-          <w:lang w:val="es-AR"/>
-        </w:rPr>
-        <w:t xml:space="preserve"> del Proyecto y Glosario de Términos.</w:t>
+        <w:t>El informe se organiza en las siguientes secciones: Ámbito de Aplicación (contextualización del proyecto y sistemas similares existentes), Procesos de Negocio (mapa y descripción de procesos), Impulsos (necesidades, problemas y oportunidades), Propuesta del Sistema de Información (objetivo y alcance), Estudio de Prefactibilidad, Metodología a Utilizar, Roadmap del Proyecto y Glosario de Términos.</w:t>
       </w:r>
     </w:p>
     <w:p>
@@ -1530,7 +1508,6 @@
           <w:lang w:val="es-AR"/>
         </w:rPr>
       </w:pPr>
-      <w:proofErr w:type="spellStart"/>
       <w:r>
         <w:rPr>
           <w:b/>
@@ -1539,9 +1516,31 @@
           <w:iCs/>
           <w:lang w:val="es-AR"/>
         </w:rPr>
-        <w:t>ARquiler</w:t>
-      </w:r>
-      <w:proofErr w:type="spellEnd"/>
+        <w:t>ARquiler (arquiler.com)</w:t>
+      </w:r>
+    </w:p>
+    <w:p>
+      <w:pPr>
+        <w:spacing w:after="200" w:line="276" w:lineRule="auto"/>
+        <w:jc w:val="both"/>
+        <w:rPr>
+          <w:lang w:val="es-AR"/>
+        </w:rPr>
+      </w:pPr>
+      <w:r>
+        <w:rPr>
+          <w:lang w:val="es-AR"/>
+        </w:rPr>
+        <w:t>Calculadora online orientada exclusivamente a estimar el nuevo valor del alquiler según la ley vigente y el índice elegido, a partir del valor inicial, la fecha de inicio del contrato y la periodicidad de ajuste. No ofrece publicación de propiedades, búsqueda, cobro ni gestión de contratos.</w:t>
+      </w:r>
+    </w:p>
+    <w:p>
+      <w:pPr>
+        <w:spacing w:before="200" w:after="100"/>
+        <w:rPr>
+          <w:lang w:val="es-AR"/>
+        </w:rPr>
+      </w:pPr>
       <w:r>
         <w:rPr>
           <w:b/>
@@ -1550,7 +1549,7 @@
           <w:iCs/>
           <w:lang w:val="es-AR"/>
         </w:rPr>
-        <w:t xml:space="preserve"> (arquiler.com)</w:t>
+        <w:t>Argenprop / ZonaProp (con Argenprop Gestión)</w:t>
       </w:r>
     </w:p>
     <w:p>
@@ -1565,7 +1564,7 @@
         <w:rPr>
           <w:lang w:val="es-AR"/>
         </w:rPr>
-        <w:t>Calculadora online orientada exclusivamente a estimar el nuevo valor del alquiler según la ley vigente y el índice elegido, a partir del valor inicial, la fecha de inicio del contrato y la periodicidad de ajuste. No ofrece publicación de propiedades, búsqueda, cobro ni gestión de contratos.</w:t>
+        <w:t>Portales de búsqueda y publicación de inmuebles con gran volumen de avisos y filtros de búsqueda avanzados. Argenprop incorporó además un CRM gratuito para inmobiliarias (Argenprop Gestión) que permite administrar publicaciones y gestionar garantías online, pero no incluye cálculo automático de ajuste del alquiler ni cobro dentro de la plataforma.</w:t>
       </w:r>
     </w:p>
     <w:p>
@@ -1575,7 +1574,6 @@
           <w:lang w:val="es-AR"/>
         </w:rPr>
       </w:pPr>
-      <w:proofErr w:type="spellStart"/>
       <w:r>
         <w:rPr>
           <w:b/>
@@ -1584,9 +1582,31 @@
           <w:iCs/>
           <w:lang w:val="es-AR"/>
         </w:rPr>
-        <w:t>Argenprop</w:t>
-      </w:r>
-      <w:proofErr w:type="spellEnd"/>
+        <w:t>TusAlquileres.com.ar</w:t>
+      </w:r>
+    </w:p>
+    <w:p>
+      <w:pPr>
+        <w:spacing w:after="200" w:line="276" w:lineRule="auto"/>
+        <w:jc w:val="both"/>
+        <w:rPr>
+          <w:lang w:val="es-AR"/>
+        </w:rPr>
+      </w:pPr>
+      <w:r>
+        <w:rPr>
+          <w:lang w:val="es-AR"/>
+        </w:rPr>
+        <w:t>Software de administración de alquileres orientado a inmobiliarias, con funciones de cálculo automático de punitorios por mora, emisión de recibos y liquidaciones, y facturación. Es la solución más cercana en funcionalidad administrativa a la propuesta de este proyecto, aunque está pensada como herramienta interna de gestión para inmobiliarias y no incluye un portal público de búsqueda ni un flujo de postulación para inquilinos.</w:t>
+      </w:r>
+    </w:p>
+    <w:p>
+      <w:pPr>
+        <w:spacing w:before="200" w:after="100"/>
+        <w:rPr>
+          <w:lang w:val="es-AR"/>
+        </w:rPr>
+      </w:pPr>
       <w:r>
         <w:rPr>
           <w:b/>
@@ -1595,51 +1615,7 @@
           <w:iCs/>
           <w:lang w:val="es-AR"/>
         </w:rPr>
-        <w:t xml:space="preserve"> / </w:t>
-      </w:r>
-      <w:proofErr w:type="spellStart"/>
-      <w:r>
-        <w:rPr>
-          <w:b/>
-          <w:bCs/>
-          <w:i/>
-          <w:iCs/>
-          <w:lang w:val="es-AR"/>
-        </w:rPr>
-        <w:t>ZonaProp</w:t>
-      </w:r>
-      <w:proofErr w:type="spellEnd"/>
-      <w:r>
-        <w:rPr>
-          <w:b/>
-          <w:bCs/>
-          <w:i/>
-          <w:iCs/>
-          <w:lang w:val="es-AR"/>
-        </w:rPr>
-        <w:t xml:space="preserve"> (con </w:t>
-      </w:r>
-      <w:proofErr w:type="spellStart"/>
-      <w:r>
-        <w:rPr>
-          <w:b/>
-          <w:bCs/>
-          <w:i/>
-          <w:iCs/>
-          <w:lang w:val="es-AR"/>
-        </w:rPr>
-        <w:t>Argenprop</w:t>
-      </w:r>
-      <w:proofErr w:type="spellEnd"/>
-      <w:r>
-        <w:rPr>
-          <w:b/>
-          <w:bCs/>
-          <w:i/>
-          <w:iCs/>
-          <w:lang w:val="es-AR"/>
-        </w:rPr>
-        <w:t xml:space="preserve"> Gestión)</w:t>
+        <w:t>Roomix</w:t>
       </w:r>
     </w:p>
     <w:p>
@@ -1654,131 +1630,7 @@
         <w:rPr>
           <w:lang w:val="es-AR"/>
         </w:rPr>
-        <w:t xml:space="preserve">Portales de búsqueda y publicación de inmuebles con gran volumen de avisos y filtros de búsqueda avanzados. </w:t>
-      </w:r>
-      <w:proofErr w:type="spellStart"/>
-      <w:r>
-        <w:rPr>
-          <w:lang w:val="es-AR"/>
-        </w:rPr>
-        <w:t>Argenprop</w:t>
-      </w:r>
-      <w:proofErr w:type="spellEnd"/>
-      <w:r>
-        <w:rPr>
-          <w:lang w:val="es-AR"/>
-        </w:rPr>
-        <w:t xml:space="preserve"> incorporó además un CRM gratuito para inmobiliarias (</w:t>
-      </w:r>
-      <w:proofErr w:type="spellStart"/>
-      <w:r>
-        <w:rPr>
-          <w:lang w:val="es-AR"/>
-        </w:rPr>
-        <w:t>Argenprop</w:t>
-      </w:r>
-      <w:proofErr w:type="spellEnd"/>
-      <w:r>
-        <w:rPr>
-          <w:lang w:val="es-AR"/>
-        </w:rPr>
-        <w:t xml:space="preserve"> Gestión) que permite administrar publicaciones y gestionar garantías online, pero no incluye cálculo automático de ajuste del alquiler ni cobro dentro de la plataforma.</w:t>
-      </w:r>
-    </w:p>
-    <w:p>
-      <w:pPr>
-        <w:spacing w:before="200" w:after="100"/>
-        <w:rPr>
-          <w:lang w:val="es-AR"/>
-        </w:rPr>
-      </w:pPr>
-      <w:r>
-        <w:rPr>
-          <w:b/>
-          <w:bCs/>
-          <w:i/>
-          <w:iCs/>
-          <w:lang w:val="es-AR"/>
-        </w:rPr>
-        <w:t>TusAlquileres.com.ar</w:t>
-      </w:r>
-    </w:p>
-    <w:p>
-      <w:pPr>
-        <w:spacing w:after="200" w:line="276" w:lineRule="auto"/>
-        <w:jc w:val="both"/>
-        <w:rPr>
-          <w:lang w:val="es-AR"/>
-        </w:rPr>
-      </w:pPr>
-      <w:r>
-        <w:rPr>
-          <w:lang w:val="es-AR"/>
-        </w:rPr>
-        <w:t>Software de administración de alquileres orientado a inmobiliarias, con funciones de cálculo automático de punitorios por mora, emisión de recibos y liquidaciones, y facturación. Es la solución más cercana en funcionalidad administrativa a la propuesta de este proyecto, aunque está pensada como herramienta interna de gestión para inmobiliarias y no incluye un portal público de búsqueda ni un flujo de postulación para inquilinos.</w:t>
-      </w:r>
-    </w:p>
-    <w:p>
-      <w:pPr>
-        <w:spacing w:before="200" w:after="100"/>
-        <w:rPr>
-          <w:lang w:val="es-AR"/>
-        </w:rPr>
-      </w:pPr>
-      <w:proofErr w:type="spellStart"/>
-      <w:r>
-        <w:rPr>
-          <w:b/>
-          <w:bCs/>
-          <w:i/>
-          <w:iCs/>
-          <w:lang w:val="es-AR"/>
-        </w:rPr>
-        <w:t>Roomix</w:t>
-      </w:r>
-      <w:proofErr w:type="spellEnd"/>
-    </w:p>
-    <w:p>
-      <w:pPr>
-        <w:spacing w:after="200" w:line="276" w:lineRule="auto"/>
-        <w:jc w:val="both"/>
-        <w:rPr>
-          <w:lang w:val="es-AR"/>
-        </w:rPr>
-      </w:pPr>
-      <w:r>
-        <w:rPr>
-          <w:lang w:val="es-AR"/>
-        </w:rPr>
-        <w:t>Buscador agregador de avisos de distintos portales (</w:t>
-      </w:r>
-      <w:proofErr w:type="spellStart"/>
-      <w:r>
-        <w:rPr>
-          <w:lang w:val="es-AR"/>
-        </w:rPr>
-        <w:t>ZonaProp</w:t>
-      </w:r>
-      <w:proofErr w:type="spellEnd"/>
-      <w:r>
-        <w:rPr>
-          <w:lang w:val="es-AR"/>
-        </w:rPr>
-        <w:t xml:space="preserve">, </w:t>
-      </w:r>
-      <w:proofErr w:type="spellStart"/>
-      <w:r>
-        <w:rPr>
-          <w:lang w:val="es-AR"/>
-        </w:rPr>
-        <w:t>Argenprop</w:t>
-      </w:r>
-      <w:proofErr w:type="spellEnd"/>
-      <w:r>
-        <w:rPr>
-          <w:lang w:val="es-AR"/>
-        </w:rPr>
-        <w:t>, MercadoLibre, entre otros) con asistencia por inteligencia artificial y herramientas de cálculo de índices. Funciona como metabuscador para el inquilino, pero no gestiona la relación contractual, el cobro ni la administración del alquiler.</w:t>
+        <w:t>Buscador agregador de avisos de distintos portales (ZonaProp, Argenprop, MercadoLibre, entre otros) con asistencia por inteligencia artificial y herramientas de cálculo de índices. Funciona como metabuscador para el inquilino, pero no gestiona la relación contractual, el cobro ni la administración del alquiler.</w:t>
       </w:r>
     </w:p>
     <w:p>
@@ -1896,8 +1748,10 @@
           <w:p>
             <w:pPr>
               <w:jc w:val="center"/>
-            </w:pPr>
-            <w:proofErr w:type="spellStart"/>
+              <w:rPr>
+                <w:lang w:val="es-AR"/>
+              </w:rPr>
+            </w:pPr>
             <w:r>
               <w:rPr>
                 <w:b/>
@@ -1905,10 +1759,10 @@
                 <w:color w:val="1F3864"/>
                 <w:sz w:val="17"/>
                 <w:szCs w:val="17"/>
+                <w:lang w:val="es-AR"/>
               </w:rPr>
               <w:t>Publicación</w:t>
             </w:r>
-            <w:proofErr w:type="spellEnd"/>
             <w:r>
               <w:rPr>
                 <w:b/>
@@ -1916,11 +1770,63 @@
                 <w:color w:val="1F3864"/>
                 <w:sz w:val="17"/>
                 <w:szCs w:val="17"/>
+                <w:lang w:val="es-AR"/>
               </w:rPr>
               <w:br/>
-              <w:t xml:space="preserve">de la </w:t>
-            </w:r>
-            <w:proofErr w:type="spellStart"/>
+              <w:t>de la propiedad</w:t>
+            </w:r>
+          </w:p>
+        </w:tc>
+        <w:tc>
+          <w:tcPr>
+            <w:tcW w:w="100" w:type="pct"/>
+            <w:vAlign w:val="center"/>
+          </w:tcPr>
+          <w:p>
+            <w:pPr>
+              <w:jc w:val="center"/>
+              <w:rPr>
+                <w:lang w:val="es-AR"/>
+              </w:rPr>
+            </w:pPr>
+            <w:r>
+              <w:rPr>
+                <w:b/>
+                <w:bCs/>
+                <w:color w:val="0F6E6E"/>
+                <w:sz w:val="24"/>
+                <w:szCs w:val="24"/>
+                <w:lang w:val="es-AR"/>
+              </w:rPr>
+              <w:t>→</w:t>
+            </w:r>
+          </w:p>
+        </w:tc>
+        <w:tc>
+          <w:tcPr>
+            <w:tcW w:w="900" w:type="pct"/>
+            <w:tcBorders>
+              <w:top w:val="single" w:sz="8" w:space="0" w:color="1F3864"/>
+              <w:left w:val="single" w:sz="8" w:space="0" w:color="1F3864"/>
+              <w:bottom w:val="single" w:sz="8" w:space="0" w:color="1F3864"/>
+              <w:right w:val="single" w:sz="8" w:space="0" w:color="1F3864"/>
+            </w:tcBorders>
+            <w:shd w:val="clear" w:color="auto" w:fill="EAF1F8"/>
+            <w:tcMar>
+              <w:top w:w="140" w:type="dxa"/>
+              <w:left w:w="60" w:type="dxa"/>
+              <w:bottom w:w="140" w:type="dxa"/>
+              <w:right w:w="60" w:type="dxa"/>
+            </w:tcMar>
+            <w:vAlign w:val="center"/>
+          </w:tcPr>
+          <w:p>
+            <w:pPr>
+              <w:jc w:val="center"/>
+              <w:rPr>
+                <w:lang w:val="es-AR"/>
+              </w:rPr>
+            </w:pPr>
             <w:r>
               <w:rPr>
                 <w:b/>
@@ -1928,10 +1834,22 @@
                 <w:color w:val="1F3864"/>
                 <w:sz w:val="17"/>
                 <w:szCs w:val="17"/>
-              </w:rPr>
-              <w:t>propiedad</w:t>
-            </w:r>
-            <w:proofErr w:type="spellEnd"/>
+                <w:lang w:val="es-AR"/>
+              </w:rPr>
+              <w:t>Búsqueda y</w:t>
+            </w:r>
+            <w:r>
+              <w:rPr>
+                <w:b/>
+                <w:bCs/>
+                <w:color w:val="1F3864"/>
+                <w:sz w:val="17"/>
+                <w:szCs w:val="17"/>
+                <w:lang w:val="es-AR"/>
+              </w:rPr>
+              <w:br/>
+              <w:t>postulación</w:t>
+            </w:r>
           </w:p>
         </w:tc>
         <w:tc>
@@ -1942,6 +1860,9 @@
           <w:p>
             <w:pPr>
               <w:jc w:val="center"/>
+              <w:rPr>
+                <w:lang w:val="es-AR"/>
+              </w:rPr>
             </w:pPr>
             <w:r>
               <w:rPr>
@@ -1950,6 +1871,7 @@
                 <w:color w:val="0F6E6E"/>
                 <w:sz w:val="24"/>
                 <w:szCs w:val="24"/>
+                <w:lang w:val="es-AR"/>
               </w:rPr>
               <w:t>→</w:t>
             </w:r>
@@ -1976,8 +1898,10 @@
           <w:p>
             <w:pPr>
               <w:jc w:val="center"/>
-            </w:pPr>
-            <w:proofErr w:type="spellStart"/>
+              <w:rPr>
+                <w:lang w:val="es-AR"/>
+              </w:rPr>
+            </w:pPr>
             <w:r>
               <w:rPr>
                 <w:b/>
@@ -1985,10 +1909,10 @@
                 <w:color w:val="1F3864"/>
                 <w:sz w:val="17"/>
                 <w:szCs w:val="17"/>
-              </w:rPr>
-              <w:t>Búsqueda</w:t>
-            </w:r>
-            <w:proofErr w:type="spellEnd"/>
+                <w:lang w:val="es-AR"/>
+              </w:rPr>
+              <w:t>Firma electrónica</w:t>
+            </w:r>
             <w:r>
               <w:rPr>
                 <w:b/>
@@ -1996,9 +1920,63 @@
                 <w:color w:val="1F3864"/>
                 <w:sz w:val="17"/>
                 <w:szCs w:val="17"/>
-              </w:rPr>
-              <w:t xml:space="preserve"> y</w:t>
-            </w:r>
+                <w:lang w:val="es-AR"/>
+              </w:rPr>
+              <w:br/>
+              <w:t>del contrato</w:t>
+            </w:r>
+          </w:p>
+        </w:tc>
+        <w:tc>
+          <w:tcPr>
+            <w:tcW w:w="100" w:type="pct"/>
+            <w:vAlign w:val="center"/>
+          </w:tcPr>
+          <w:p>
+            <w:pPr>
+              <w:jc w:val="center"/>
+              <w:rPr>
+                <w:lang w:val="es-AR"/>
+              </w:rPr>
+            </w:pPr>
+            <w:r>
+              <w:rPr>
+                <w:b/>
+                <w:bCs/>
+                <w:color w:val="0F6E6E"/>
+                <w:sz w:val="24"/>
+                <w:szCs w:val="24"/>
+                <w:lang w:val="es-AR"/>
+              </w:rPr>
+              <w:t>→</w:t>
+            </w:r>
+          </w:p>
+        </w:tc>
+        <w:tc>
+          <w:tcPr>
+            <w:tcW w:w="900" w:type="pct"/>
+            <w:tcBorders>
+              <w:top w:val="single" w:sz="8" w:space="0" w:color="1F3864"/>
+              <w:left w:val="single" w:sz="8" w:space="0" w:color="1F3864"/>
+              <w:bottom w:val="single" w:sz="8" w:space="0" w:color="1F3864"/>
+              <w:right w:val="single" w:sz="8" w:space="0" w:color="1F3864"/>
+            </w:tcBorders>
+            <w:shd w:val="clear" w:color="auto" w:fill="EAF1F8"/>
+            <w:tcMar>
+              <w:top w:w="140" w:type="dxa"/>
+              <w:left w:w="60" w:type="dxa"/>
+              <w:bottom w:w="140" w:type="dxa"/>
+              <w:right w:w="60" w:type="dxa"/>
+            </w:tcMar>
+            <w:vAlign w:val="center"/>
+          </w:tcPr>
+          <w:p>
+            <w:pPr>
+              <w:jc w:val="center"/>
+              <w:rPr>
+                <w:lang w:val="es-AR"/>
+              </w:rPr>
+            </w:pPr>
             <w:r>
               <w:rPr>
                 <w:b/>
@@ -2006,10 +1984,10 @@
                 <w:color w:val="1F3864"/>
                 <w:sz w:val="17"/>
                 <w:szCs w:val="17"/>
-              </w:rPr>
-              <w:br/>
-            </w:r>
-            <w:proofErr w:type="spellStart"/>
+                <w:lang w:val="es-AR"/>
+              </w:rPr>
+              <w:t>Cobro, ajuste</w:t>
+            </w:r>
             <w:r>
               <w:rPr>
                 <w:b/>
@@ -2017,10 +1995,11 @@
                 <w:color w:val="1F3864"/>
                 <w:sz w:val="17"/>
                 <w:szCs w:val="17"/>
-              </w:rPr>
-              <w:t>postulación</w:t>
-            </w:r>
-            <w:proofErr w:type="spellEnd"/>
+                <w:lang w:val="es-AR"/>
+              </w:rPr>
+              <w:br/>
+              <w:t>y mora</w:t>
+            </w:r>
           </w:p>
         </w:tc>
         <w:tc>
@@ -2031,6 +2010,9 @@
           <w:p>
             <w:pPr>
               <w:jc w:val="center"/>
+              <w:rPr>
+                <w:lang w:val="es-AR"/>
+              </w:rPr>
             </w:pPr>
             <w:r>
               <w:rPr>
@@ -2039,6 +2021,7 @@
                 <w:color w:val="0F6E6E"/>
                 <w:sz w:val="24"/>
                 <w:szCs w:val="24"/>
+                <w:lang w:val="es-AR"/>
               </w:rPr>
               <w:t>→</w:t>
             </w:r>
@@ -2065,8 +2048,10 @@
           <w:p>
             <w:pPr>
               <w:jc w:val="center"/>
-            </w:pPr>
-            <w:proofErr w:type="spellStart"/>
+              <w:rPr>
+                <w:lang w:val="es-AR"/>
+              </w:rPr>
+            </w:pPr>
             <w:r>
               <w:rPr>
                 <w:b/>
@@ -2074,10 +2059,10 @@
                 <w:color w:val="1F3864"/>
                 <w:sz w:val="17"/>
                 <w:szCs w:val="17"/>
-              </w:rPr>
-              <w:t>Firma</w:t>
-            </w:r>
-            <w:proofErr w:type="spellEnd"/>
+                <w:lang w:val="es-AR"/>
+              </w:rPr>
+              <w:t>Cierre del</w:t>
+            </w:r>
             <w:r>
               <w:rPr>
                 <w:b/>
@@ -2085,211 +2070,11 @@
                 <w:color w:val="1F3864"/>
                 <w:sz w:val="17"/>
                 <w:szCs w:val="17"/>
-              </w:rPr>
-              <w:t xml:space="preserve"> </w:t>
-            </w:r>
-            <w:proofErr w:type="spellStart"/>
-            <w:r>
-              <w:rPr>
-                <w:b/>
-                <w:bCs/>
-                <w:color w:val="1F3864"/>
-                <w:sz w:val="17"/>
-                <w:szCs w:val="17"/>
-              </w:rPr>
-              <w:t>electrónica</w:t>
-            </w:r>
-            <w:proofErr w:type="spellEnd"/>
-            <w:r>
-              <w:rPr>
-                <w:b/>
-                <w:bCs/>
-                <w:color w:val="1F3864"/>
-                <w:sz w:val="17"/>
-                <w:szCs w:val="17"/>
+                <w:lang w:val="es-AR"/>
               </w:rPr>
               <w:br/>
-              <w:t xml:space="preserve">del </w:t>
-            </w:r>
-            <w:proofErr w:type="spellStart"/>
-            <w:r>
-              <w:rPr>
-                <w:b/>
-                <w:bCs/>
-                <w:color w:val="1F3864"/>
-                <w:sz w:val="17"/>
-                <w:szCs w:val="17"/>
-              </w:rPr>
               <w:t>contrato</w:t>
             </w:r>
-            <w:proofErr w:type="spellEnd"/>
-          </w:p>
-        </w:tc>
-        <w:tc>
-          <w:tcPr>
-            <w:tcW w:w="100" w:type="pct"/>
-            <w:vAlign w:val="center"/>
-          </w:tcPr>
-          <w:p>
-            <w:pPr>
-              <w:jc w:val="center"/>
-            </w:pPr>
-            <w:r>
-              <w:rPr>
-                <w:b/>
-                <w:bCs/>
-                <w:color w:val="0F6E6E"/>
-                <w:sz w:val="24"/>
-                <w:szCs w:val="24"/>
-              </w:rPr>
-              <w:t>→</w:t>
-            </w:r>
-          </w:p>
-        </w:tc>
-        <w:tc>
-          <w:tcPr>
-            <w:tcW w:w="900" w:type="pct"/>
-            <w:tcBorders>
-              <w:top w:val="single" w:sz="8" w:space="0" w:color="1F3864"/>
-              <w:left w:val="single" w:sz="8" w:space="0" w:color="1F3864"/>
-              <w:bottom w:val="single" w:sz="8" w:space="0" w:color="1F3864"/>
-              <w:right w:val="single" w:sz="8" w:space="0" w:color="1F3864"/>
-            </w:tcBorders>
-            <w:shd w:val="clear" w:color="auto" w:fill="EAF1F8"/>
-            <w:tcMar>
-              <w:top w:w="140" w:type="dxa"/>
-              <w:left w:w="60" w:type="dxa"/>
-              <w:bottom w:w="140" w:type="dxa"/>
-              <w:right w:w="60" w:type="dxa"/>
-            </w:tcMar>
-            <w:vAlign w:val="center"/>
-          </w:tcPr>
-          <w:p>
-            <w:pPr>
-              <w:jc w:val="center"/>
-            </w:pPr>
-            <w:proofErr w:type="spellStart"/>
-            <w:r>
-              <w:rPr>
-                <w:b/>
-                <w:bCs/>
-                <w:color w:val="1F3864"/>
-                <w:sz w:val="17"/>
-                <w:szCs w:val="17"/>
-              </w:rPr>
-              <w:t>Cobro</w:t>
-            </w:r>
-            <w:proofErr w:type="spellEnd"/>
-            <w:r>
-              <w:rPr>
-                <w:b/>
-                <w:bCs/>
-                <w:color w:val="1F3864"/>
-                <w:sz w:val="17"/>
-                <w:szCs w:val="17"/>
-              </w:rPr>
-              <w:t xml:space="preserve">, </w:t>
-            </w:r>
-            <w:proofErr w:type="spellStart"/>
-            <w:r>
-              <w:rPr>
-                <w:b/>
-                <w:bCs/>
-                <w:color w:val="1F3864"/>
-                <w:sz w:val="17"/>
-                <w:szCs w:val="17"/>
-              </w:rPr>
-              <w:t>ajuste</w:t>
-            </w:r>
-            <w:proofErr w:type="spellEnd"/>
-            <w:r>
-              <w:rPr>
-                <w:b/>
-                <w:bCs/>
-                <w:color w:val="1F3864"/>
-                <w:sz w:val="17"/>
-                <w:szCs w:val="17"/>
-              </w:rPr>
-              <w:br/>
-              <w:t>y mora</w:t>
-            </w:r>
-          </w:p>
-        </w:tc>
-        <w:tc>
-          <w:tcPr>
-            <w:tcW w:w="100" w:type="pct"/>
-            <w:vAlign w:val="center"/>
-          </w:tcPr>
-          <w:p>
-            <w:pPr>
-              <w:jc w:val="center"/>
-            </w:pPr>
-            <w:r>
-              <w:rPr>
-                <w:b/>
-                <w:bCs/>
-                <w:color w:val="0F6E6E"/>
-                <w:sz w:val="24"/>
-                <w:szCs w:val="24"/>
-              </w:rPr>
-              <w:t>→</w:t>
-            </w:r>
-          </w:p>
-        </w:tc>
-        <w:tc>
-          <w:tcPr>
-            <w:tcW w:w="900" w:type="pct"/>
-            <w:tcBorders>
-              <w:top w:val="single" w:sz="8" w:space="0" w:color="1F3864"/>
-              <w:left w:val="single" w:sz="8" w:space="0" w:color="1F3864"/>
-              <w:bottom w:val="single" w:sz="8" w:space="0" w:color="1F3864"/>
-              <w:right w:val="single" w:sz="8" w:space="0" w:color="1F3864"/>
-            </w:tcBorders>
-            <w:shd w:val="clear" w:color="auto" w:fill="EAF1F8"/>
-            <w:tcMar>
-              <w:top w:w="140" w:type="dxa"/>
-              <w:left w:w="60" w:type="dxa"/>
-              <w:bottom w:w="140" w:type="dxa"/>
-              <w:right w:w="60" w:type="dxa"/>
-            </w:tcMar>
-            <w:vAlign w:val="center"/>
-          </w:tcPr>
-          <w:p>
-            <w:pPr>
-              <w:jc w:val="center"/>
-            </w:pPr>
-            <w:r>
-              <w:rPr>
-                <w:b/>
-                <w:bCs/>
-                <w:color w:val="1F3864"/>
-                <w:sz w:val="17"/>
-                <w:szCs w:val="17"/>
-              </w:rPr>
-              <w:t>Cierre del</w:t>
-            </w:r>
-            <w:r>
-              <w:rPr>
-                <w:b/>
-                <w:bCs/>
-                <w:color w:val="1F3864"/>
-                <w:sz w:val="17"/>
-                <w:szCs w:val="17"/>
-              </w:rPr>
-              <w:br/>
-            </w:r>
-            <w:proofErr w:type="spellStart"/>
-            <w:r>
-              <w:rPr>
-                <w:b/>
-                <w:bCs/>
-                <w:color w:val="1F3864"/>
-                <w:sz w:val="17"/>
-                <w:szCs w:val="17"/>
-              </w:rPr>
-              <w:t>contrato</w:t>
-            </w:r>
-            <w:proofErr w:type="spellEnd"/>
           </w:p>
         </w:tc>
       </w:tr>
@@ -2495,21 +2280,7 @@
           <w:lang w:val="es-AR"/>
         </w:rPr>
         <w:lastRenderedPageBreak/>
-        <w:t xml:space="preserve">Al finalizar el plazo del contrato o por decisión anticipada de las partes, se inicia el proceso de cierre: se registra el estado de entrega del inmueble mediante un </w:t>
-      </w:r>
-      <w:proofErr w:type="spellStart"/>
-      <w:r>
-        <w:rPr>
-          <w:lang w:val="es-AR"/>
-        </w:rPr>
-        <w:t>checklist</w:t>
-      </w:r>
-      <w:proofErr w:type="spellEnd"/>
-      <w:r>
-        <w:rPr>
-          <w:lang w:val="es-AR"/>
-        </w:rPr>
-        <w:t>, se dejan asentados eventuales saldos pendientes y se genera una constancia final que certifica que el contrato fue cerrado y el inmueble entregado, actualizando el estado de la propiedad a "disponible" nuevamente.</w:t>
+        <w:t>Al finalizar el plazo del contrato o por decisión anticipada de las partes, se inicia el proceso de cierre: se registra el estado de entrega del inmueble mediante un checklist, se dejan asentados eventuales saldos pendientes y se genera una constancia final que certifica que el contrato fue cerrado y el inmueble entregado, actualizando el estado de la propiedad a "disponible" nuevamente.</w:t>
       </w:r>
     </w:p>
     <w:p>
@@ -2571,45 +2342,17 @@
       <w:pPr>
         <w:spacing w:after="200" w:line="276" w:lineRule="auto"/>
         <w:jc w:val="both"/>
+        <w:rPr>
+          <w:lang w:val="es-AR"/>
+        </w:rPr>
       </w:pPr>
       <w:r>
         <w:rPr>
           <w:b/>
           <w:bCs/>
-        </w:rPr>
-        <w:t xml:space="preserve">Requerimientos </w:t>
-      </w:r>
-      <w:proofErr w:type="spellStart"/>
-      <w:r>
-        <w:rPr>
-          <w:b/>
-          <w:bCs/>
-        </w:rPr>
-        <w:t>funcionales</w:t>
-      </w:r>
-      <w:proofErr w:type="spellEnd"/>
-      <w:r>
-        <w:rPr>
-          <w:b/>
-          <w:bCs/>
-        </w:rPr>
-        <w:t xml:space="preserve"> (</w:t>
-      </w:r>
-      <w:proofErr w:type="spellStart"/>
-      <w:r>
-        <w:rPr>
-          <w:b/>
-          <w:bCs/>
-        </w:rPr>
-        <w:t>globales</w:t>
-      </w:r>
-      <w:proofErr w:type="spellEnd"/>
-      <w:r>
-        <w:rPr>
-          <w:b/>
-          <w:bCs/>
-        </w:rPr>
-        <w:t>)</w:t>
+          <w:lang w:val="es-AR"/>
+        </w:rPr>
+        <w:t>Requerimientos funcionales (globales)</w:t>
       </w:r>
     </w:p>
     <w:tbl>
@@ -2653,6 +2396,11 @@
             <w:vAlign w:val="center"/>
           </w:tcPr>
           <w:p>
+            <w:pPr>
+              <w:rPr>
+                <w:lang w:val="es-AR"/>
+              </w:rPr>
+            </w:pPr>
             <w:r>
               <w:rPr>
                 <w:b/>
@@ -2660,6 +2408,7 @@
                 <w:color w:val="FFFFFF"/>
                 <w:sz w:val="20"/>
                 <w:szCs w:val="20"/>
+                <w:lang w:val="es-AR"/>
               </w:rPr>
               <w:t>ID</w:t>
             </w:r>
@@ -2684,7 +2433,11 @@
             <w:vAlign w:val="center"/>
           </w:tcPr>
           <w:p>
-            <w:proofErr w:type="spellStart"/>
+            <w:pPr>
+              <w:rPr>
+                <w:lang w:val="es-AR"/>
+              </w:rPr>
+            </w:pPr>
             <w:r>
               <w:rPr>
                 <w:b/>
@@ -2692,41 +2445,9 @@
                 <w:color w:val="FFFFFF"/>
                 <w:sz w:val="20"/>
                 <w:szCs w:val="20"/>
-              </w:rPr>
-              <w:t>Requerimiento</w:t>
-            </w:r>
-            <w:proofErr w:type="spellEnd"/>
-            <w:r>
-              <w:rPr>
-                <w:b/>
-                <w:bCs/>
-                <w:color w:val="FFFFFF"/>
-                <w:sz w:val="20"/>
-                <w:szCs w:val="20"/>
-              </w:rPr>
-              <w:t xml:space="preserve"> </w:t>
-            </w:r>
-            <w:proofErr w:type="spellStart"/>
-            <w:r>
-              <w:rPr>
-                <w:b/>
-                <w:bCs/>
-                <w:color w:val="FFFFFF"/>
-                <w:sz w:val="20"/>
-                <w:szCs w:val="20"/>
-              </w:rPr>
-              <w:t>funcional</w:t>
-            </w:r>
-            <w:proofErr w:type="spellEnd"/>
-            <w:r>
-              <w:rPr>
-                <w:b/>
-                <w:bCs/>
-                <w:color w:val="FFFFFF"/>
-                <w:sz w:val="20"/>
-                <w:szCs w:val="20"/>
-              </w:rPr>
-              <w:t xml:space="preserve"> global</w:t>
+                <w:lang w:val="es-AR"/>
+              </w:rPr>
+              <w:t>Requerimiento funcional global</w:t>
             </w:r>
           </w:p>
         </w:tc>
@@ -2750,10 +2471,16 @@
             <w:vAlign w:val="center"/>
           </w:tcPr>
           <w:p>
-            <w:r>
-              <w:rPr>
-                <w:sz w:val="20"/>
-                <w:szCs w:val="20"/>
+            <w:pPr>
+              <w:rPr>
+                <w:lang w:val="es-AR"/>
+              </w:rPr>
+            </w:pPr>
+            <w:r>
+              <w:rPr>
+                <w:sz w:val="20"/>
+                <w:szCs w:val="20"/>
+                <w:lang w:val="es-AR"/>
               </w:rPr>
               <w:t>RFG-01</w:t>
             </w:r>
@@ -2880,10 +2607,16 @@
             <w:vAlign w:val="center"/>
           </w:tcPr>
           <w:p>
-            <w:r>
-              <w:rPr>
-                <w:sz w:val="20"/>
-                <w:szCs w:val="20"/>
+            <w:pPr>
+              <w:rPr>
+                <w:lang w:val="es-AR"/>
+              </w:rPr>
+            </w:pPr>
+            <w:r>
+              <w:rPr>
+                <w:sz w:val="20"/>
+                <w:szCs w:val="20"/>
+                <w:lang w:val="es-AR"/>
               </w:rPr>
               <w:t>RFG-03</w:t>
             </w:r>
@@ -2942,10 +2675,16 @@
             <w:vAlign w:val="center"/>
           </w:tcPr>
           <w:p>
-            <w:r>
-              <w:rPr>
-                <w:sz w:val="20"/>
-                <w:szCs w:val="20"/>
+            <w:pPr>
+              <w:rPr>
+                <w:lang w:val="es-AR"/>
+              </w:rPr>
+            </w:pPr>
+            <w:r>
+              <w:rPr>
+                <w:sz w:val="20"/>
+                <w:szCs w:val="20"/>
+                <w:lang w:val="es-AR"/>
               </w:rPr>
               <w:t>RFG-04</w:t>
             </w:r>
@@ -3004,10 +2743,16 @@
             <w:vAlign w:val="center"/>
           </w:tcPr>
           <w:p>
-            <w:r>
-              <w:rPr>
-                <w:sz w:val="20"/>
-                <w:szCs w:val="20"/>
+            <w:pPr>
+              <w:rPr>
+                <w:lang w:val="es-AR"/>
+              </w:rPr>
+            </w:pPr>
+            <w:r>
+              <w:rPr>
+                <w:sz w:val="20"/>
+                <w:szCs w:val="20"/>
+                <w:lang w:val="es-AR"/>
               </w:rPr>
               <w:t>RFG-05</w:t>
             </w:r>
@@ -3031,53 +2776,18 @@
             <w:vAlign w:val="center"/>
           </w:tcPr>
           <w:p>
-            <w:proofErr w:type="spellStart"/>
-            <w:r>
-              <w:rPr>
-                <w:sz w:val="20"/>
-                <w:szCs w:val="20"/>
-              </w:rPr>
-              <w:t>Firma</w:t>
-            </w:r>
-            <w:proofErr w:type="spellEnd"/>
-            <w:r>
-              <w:rPr>
-                <w:sz w:val="20"/>
-                <w:szCs w:val="20"/>
-              </w:rPr>
-              <w:t xml:space="preserve"> </w:t>
-            </w:r>
-            <w:proofErr w:type="spellStart"/>
-            <w:r>
-              <w:rPr>
-                <w:sz w:val="20"/>
-                <w:szCs w:val="20"/>
-              </w:rPr>
-              <w:t>electrónica</w:t>
-            </w:r>
-            <w:proofErr w:type="spellEnd"/>
-            <w:r>
-              <w:rPr>
-                <w:sz w:val="20"/>
-                <w:szCs w:val="20"/>
-              </w:rPr>
-              <w:t xml:space="preserve"> de </w:t>
-            </w:r>
-            <w:proofErr w:type="spellStart"/>
-            <w:r>
-              <w:rPr>
-                <w:sz w:val="20"/>
-                <w:szCs w:val="20"/>
-              </w:rPr>
-              <w:t>contratos</w:t>
-            </w:r>
-            <w:proofErr w:type="spellEnd"/>
-            <w:r>
-              <w:rPr>
-                <w:sz w:val="20"/>
-                <w:szCs w:val="20"/>
-              </w:rPr>
-              <w:t>.</w:t>
+            <w:pPr>
+              <w:rPr>
+                <w:lang w:val="es-AR"/>
+              </w:rPr>
+            </w:pPr>
+            <w:r>
+              <w:rPr>
+                <w:sz w:val="20"/>
+                <w:szCs w:val="20"/>
+                <w:lang w:val="es-AR"/>
+              </w:rPr>
+              <w:t>Firma electrónica de contratos.</w:t>
             </w:r>
           </w:p>
         </w:tc>
@@ -3101,10 +2811,16 @@
             <w:vAlign w:val="center"/>
           </w:tcPr>
           <w:p>
-            <w:r>
-              <w:rPr>
-                <w:sz w:val="20"/>
-                <w:szCs w:val="20"/>
+            <w:pPr>
+              <w:rPr>
+                <w:lang w:val="es-AR"/>
+              </w:rPr>
+            </w:pPr>
+            <w:r>
+              <w:rPr>
+                <w:sz w:val="20"/>
+                <w:szCs w:val="20"/>
+                <w:lang w:val="es-AR"/>
               </w:rPr>
               <w:t>RFG-06</w:t>
             </w:r>
@@ -3128,37 +2844,18 @@
             <w:vAlign w:val="center"/>
           </w:tcPr>
           <w:p>
-            <w:proofErr w:type="spellStart"/>
-            <w:r>
-              <w:rPr>
-                <w:sz w:val="20"/>
-                <w:szCs w:val="20"/>
-              </w:rPr>
-              <w:t>Cálculo</w:t>
-            </w:r>
-            <w:proofErr w:type="spellEnd"/>
-            <w:r>
-              <w:rPr>
-                <w:sz w:val="20"/>
-                <w:szCs w:val="20"/>
-              </w:rPr>
-              <w:t xml:space="preserve"> </w:t>
-            </w:r>
-            <w:proofErr w:type="spellStart"/>
-            <w:r>
-              <w:rPr>
-                <w:sz w:val="20"/>
-                <w:szCs w:val="20"/>
-              </w:rPr>
-              <w:t>automático</w:t>
-            </w:r>
-            <w:proofErr w:type="spellEnd"/>
-            <w:r>
-              <w:rPr>
-                <w:sz w:val="20"/>
-                <w:szCs w:val="20"/>
-              </w:rPr>
-              <w:t xml:space="preserve"> de mora.</w:t>
+            <w:pPr>
+              <w:rPr>
+                <w:lang w:val="es-AR"/>
+              </w:rPr>
+            </w:pPr>
+            <w:r>
+              <w:rPr>
+                <w:sz w:val="20"/>
+                <w:szCs w:val="20"/>
+                <w:lang w:val="es-AR"/>
+              </w:rPr>
+              <w:t>Cálculo automático de mora.</w:t>
             </w:r>
           </w:p>
         </w:tc>
@@ -3182,10 +2879,16 @@
             <w:vAlign w:val="center"/>
           </w:tcPr>
           <w:p>
-            <w:r>
-              <w:rPr>
-                <w:sz w:val="20"/>
-                <w:szCs w:val="20"/>
+            <w:pPr>
+              <w:rPr>
+                <w:lang w:val="es-AR"/>
+              </w:rPr>
+            </w:pPr>
+            <w:r>
+              <w:rPr>
+                <w:sz w:val="20"/>
+                <w:szCs w:val="20"/>
+                <w:lang w:val="es-AR"/>
               </w:rPr>
               <w:t>RFG-07</w:t>
             </w:r>
@@ -3209,44 +2912,18 @@
             <w:vAlign w:val="center"/>
           </w:tcPr>
           <w:p>
-            <w:r>
-              <w:rPr>
-                <w:sz w:val="20"/>
-                <w:szCs w:val="20"/>
-              </w:rPr>
-              <w:t xml:space="preserve">Cierre </w:t>
-            </w:r>
-            <w:proofErr w:type="spellStart"/>
-            <w:r>
-              <w:rPr>
-                <w:sz w:val="20"/>
-                <w:szCs w:val="20"/>
-              </w:rPr>
-              <w:t>administrativo</w:t>
-            </w:r>
-            <w:proofErr w:type="spellEnd"/>
-            <w:r>
-              <w:rPr>
-                <w:sz w:val="20"/>
-                <w:szCs w:val="20"/>
-              </w:rPr>
-              <w:t xml:space="preserve"> del </w:t>
-            </w:r>
-            <w:proofErr w:type="spellStart"/>
-            <w:r>
-              <w:rPr>
-                <w:sz w:val="20"/>
-                <w:szCs w:val="20"/>
-              </w:rPr>
-              <w:t>contrato</w:t>
-            </w:r>
-            <w:proofErr w:type="spellEnd"/>
-            <w:r>
-              <w:rPr>
-                <w:sz w:val="20"/>
-                <w:szCs w:val="20"/>
-              </w:rPr>
-              <w:t>.</w:t>
+            <w:pPr>
+              <w:rPr>
+                <w:lang w:val="es-AR"/>
+              </w:rPr>
+            </w:pPr>
+            <w:r>
+              <w:rPr>
+                <w:sz w:val="20"/>
+                <w:szCs w:val="20"/>
+                <w:lang w:val="es-AR"/>
+              </w:rPr>
+              <w:t>Cierre administrativo del contrato.</w:t>
             </w:r>
           </w:p>
         </w:tc>
@@ -3256,23 +2933,18 @@
       <w:pPr>
         <w:spacing w:before="260" w:after="200"/>
         <w:jc w:val="both"/>
+        <w:rPr>
+          <w:lang w:val="es-AR"/>
+        </w:rPr>
       </w:pPr>
       <w:r>
         <w:rPr>
           <w:b/>
           <w:bCs/>
-        </w:rPr>
-        <w:t xml:space="preserve">Requerimientos no </w:t>
-      </w:r>
-      <w:proofErr w:type="spellStart"/>
-      <w:r>
-        <w:rPr>
-          <w:b/>
-          <w:bCs/>
-        </w:rPr>
-        <w:t>funcionales</w:t>
-      </w:r>
-      <w:proofErr w:type="spellEnd"/>
+          <w:lang w:val="es-AR"/>
+        </w:rPr>
+        <w:t>Requerimientos no funcionales</w:t>
+      </w:r>
     </w:p>
     <w:tbl>
       <w:tblPr>
@@ -3315,6 +2987,11 @@
             <w:vAlign w:val="center"/>
           </w:tcPr>
           <w:p>
+            <w:pPr>
+              <w:rPr>
+                <w:lang w:val="es-AR"/>
+              </w:rPr>
+            </w:pPr>
             <w:r>
               <w:rPr>
                 <w:b/>
@@ -3322,6 +2999,7 @@
                 <w:color w:val="FFFFFF"/>
                 <w:sz w:val="20"/>
                 <w:szCs w:val="20"/>
+                <w:lang w:val="es-AR"/>
               </w:rPr>
               <w:t>ID</w:t>
             </w:r>
@@ -3346,7 +3024,11 @@
             <w:vAlign w:val="center"/>
           </w:tcPr>
           <w:p>
-            <w:proofErr w:type="spellStart"/>
+            <w:pPr>
+              <w:rPr>
+                <w:lang w:val="es-AR"/>
+              </w:rPr>
+            </w:pPr>
             <w:r>
               <w:rPr>
                 <w:b/>
@@ -3354,32 +3036,10 @@
                 <w:color w:val="FFFFFF"/>
                 <w:sz w:val="20"/>
                 <w:szCs w:val="20"/>
-              </w:rPr>
-              <w:t>Requerimiento</w:t>
-            </w:r>
-            <w:proofErr w:type="spellEnd"/>
-            <w:r>
-              <w:rPr>
-                <w:b/>
-                <w:bCs/>
-                <w:color w:val="FFFFFF"/>
-                <w:sz w:val="20"/>
-                <w:szCs w:val="20"/>
-              </w:rPr>
-              <w:t xml:space="preserve"> no </w:t>
-            </w:r>
-            <w:proofErr w:type="spellStart"/>
-            <w:r>
-              <w:rPr>
-                <w:b/>
-                <w:bCs/>
-                <w:color w:val="FFFFFF"/>
-                <w:sz w:val="20"/>
-                <w:szCs w:val="20"/>
-              </w:rPr>
-              <w:t>funcional</w:t>
-            </w:r>
-            <w:proofErr w:type="spellEnd"/>
+                <w:lang w:val="es-AR"/>
+              </w:rPr>
+              <w:t>Requerimiento no funcional</w:t>
+            </w:r>
           </w:p>
         </w:tc>
       </w:tr>
@@ -3402,10 +3062,16 @@
             <w:vAlign w:val="center"/>
           </w:tcPr>
           <w:p>
-            <w:r>
-              <w:rPr>
-                <w:sz w:val="20"/>
-                <w:szCs w:val="20"/>
+            <w:pPr>
+              <w:rPr>
+                <w:lang w:val="es-AR"/>
+              </w:rPr>
+            </w:pPr>
+            <w:r>
+              <w:rPr>
+                <w:sz w:val="20"/>
+                <w:szCs w:val="20"/>
+                <w:lang w:val="es-AR"/>
               </w:rPr>
               <w:t>RNF-01</w:t>
             </w:r>
@@ -3464,10 +3130,16 @@
             <w:vAlign w:val="center"/>
           </w:tcPr>
           <w:p>
-            <w:r>
-              <w:rPr>
-                <w:sz w:val="20"/>
-                <w:szCs w:val="20"/>
+            <w:pPr>
+              <w:rPr>
+                <w:lang w:val="es-AR"/>
+              </w:rPr>
+            </w:pPr>
+            <w:r>
+              <w:rPr>
+                <w:sz w:val="20"/>
+                <w:szCs w:val="20"/>
+                <w:lang w:val="es-AR"/>
               </w:rPr>
               <w:t>RNF-02</w:t>
             </w:r>
@@ -3526,10 +3198,16 @@
             <w:vAlign w:val="center"/>
           </w:tcPr>
           <w:p>
-            <w:r>
-              <w:rPr>
-                <w:sz w:val="20"/>
-                <w:szCs w:val="20"/>
+            <w:pPr>
+              <w:rPr>
+                <w:lang w:val="es-AR"/>
+              </w:rPr>
+            </w:pPr>
+            <w:r>
+              <w:rPr>
+                <w:sz w:val="20"/>
+                <w:szCs w:val="20"/>
+                <w:lang w:val="es-AR"/>
               </w:rPr>
               <w:t>RNF-03</w:t>
             </w:r>
@@ -3588,10 +3266,16 @@
             <w:vAlign w:val="center"/>
           </w:tcPr>
           <w:p>
-            <w:r>
-              <w:rPr>
-                <w:sz w:val="20"/>
-                <w:szCs w:val="20"/>
+            <w:pPr>
+              <w:rPr>
+                <w:lang w:val="es-AR"/>
+              </w:rPr>
+            </w:pPr>
+            <w:r>
+              <w:rPr>
+                <w:sz w:val="20"/>
+                <w:szCs w:val="20"/>
+                <w:lang w:val="es-AR"/>
               </w:rPr>
               <w:t>RNF-04</w:t>
             </w:r>
@@ -3650,10 +3334,16 @@
             <w:vAlign w:val="center"/>
           </w:tcPr>
           <w:p>
-            <w:r>
-              <w:rPr>
-                <w:sz w:val="20"/>
-                <w:szCs w:val="20"/>
+            <w:pPr>
+              <w:rPr>
+                <w:lang w:val="es-AR"/>
+              </w:rPr>
+            </w:pPr>
+            <w:r>
+              <w:rPr>
+                <w:sz w:val="20"/>
+                <w:szCs w:val="20"/>
+                <w:lang w:val="es-AR"/>
               </w:rPr>
               <w:t>RNF-05</w:t>
             </w:r>
@@ -3712,10 +3402,16 @@
             <w:vAlign w:val="center"/>
           </w:tcPr>
           <w:p>
-            <w:r>
-              <w:rPr>
-                <w:sz w:val="20"/>
-                <w:szCs w:val="20"/>
+            <w:pPr>
+              <w:rPr>
+                <w:lang w:val="es-AR"/>
+              </w:rPr>
+            </w:pPr>
+            <w:r>
+              <w:rPr>
+                <w:sz w:val="20"/>
+                <w:szCs w:val="20"/>
+                <w:lang w:val="es-AR"/>
               </w:rPr>
               <w:lastRenderedPageBreak/>
               <w:t>RNF-06</w:t>
@@ -3775,10 +3471,16 @@
             <w:vAlign w:val="center"/>
           </w:tcPr>
           <w:p>
-            <w:r>
-              <w:rPr>
-                <w:sz w:val="20"/>
-                <w:szCs w:val="20"/>
+            <w:pPr>
+              <w:rPr>
+                <w:lang w:val="es-AR"/>
+              </w:rPr>
+            </w:pPr>
+            <w:r>
+              <w:rPr>
+                <w:sz w:val="20"/>
+                <w:szCs w:val="20"/>
+                <w:lang w:val="es-AR"/>
               </w:rPr>
               <w:t>RNF-07</w:t>
             </w:r>
@@ -3843,12 +3545,14 @@
               <w:rPr>
                 <w:sz w:val="20"/>
                 <w:szCs w:val="20"/>
-              </w:rPr>
-            </w:pPr>
-            <w:r>
-              <w:rPr>
-                <w:sz w:val="20"/>
-                <w:szCs w:val="20"/>
+                <w:lang w:val="es-AR"/>
+              </w:rPr>
+            </w:pPr>
+            <w:r>
+              <w:rPr>
+                <w:sz w:val="20"/>
+                <w:szCs w:val="20"/>
+                <w:lang w:val="es-AR"/>
               </w:rPr>
               <w:t>RNF-08</w:t>
             </w:r>
@@ -3879,41 +3583,13 @@
                 <w:lang w:val="es-AR"/>
               </w:rPr>
             </w:pPr>
-            <w:proofErr w:type="spellStart"/>
-            <w:r>
-              <w:rPr>
-                <w:sz w:val="20"/>
-                <w:szCs w:val="20"/>
-                <w:lang w:val="es-AR"/>
-              </w:rPr>
-              <w:t>APIs</w:t>
-            </w:r>
-            <w:proofErr w:type="spellEnd"/>
-            <w:r>
-              <w:rPr>
-                <w:sz w:val="20"/>
-                <w:szCs w:val="20"/>
-                <w:lang w:val="es-AR"/>
-              </w:rPr>
-              <w:t xml:space="preserve">: integración con las </w:t>
-            </w:r>
-            <w:proofErr w:type="spellStart"/>
-            <w:r>
-              <w:rPr>
-                <w:sz w:val="20"/>
-                <w:szCs w:val="20"/>
-                <w:lang w:val="es-AR"/>
-              </w:rPr>
-              <w:t>APIs</w:t>
-            </w:r>
-            <w:proofErr w:type="spellEnd"/>
-            <w:r>
-              <w:rPr>
-                <w:sz w:val="20"/>
-                <w:szCs w:val="20"/>
-                <w:lang w:val="es-AR"/>
-              </w:rPr>
-              <w:t xml:space="preserve"> de una pasarela de pago, firma electrónica y de consulta de los índices de actualización de contrato.</w:t>
+            <w:r>
+              <w:rPr>
+                <w:sz w:val="20"/>
+                <w:szCs w:val="20"/>
+                <w:lang w:val="es-AR"/>
+              </w:rPr>
+              <w:t>APIs: integración con las APIs de una pasarela de pago, firma electrónica y de consulta de los índices de actualización de contrato.</w:t>
             </w:r>
           </w:p>
         </w:tc>
@@ -4126,15 +3802,16 @@
     <w:p>
       <w:pPr>
         <w:pStyle w:val="Ttulo2"/>
-      </w:pPr>
-      <w:r>
-        <w:t xml:space="preserve">5.3. </w:t>
-      </w:r>
-      <w:proofErr w:type="spellStart"/>
-      <w:r>
-        <w:t>Oportunidades</w:t>
-      </w:r>
-      <w:proofErr w:type="spellEnd"/>
+        <w:rPr>
+          <w:lang w:val="es-AR"/>
+        </w:rPr>
+      </w:pPr>
+      <w:r>
+        <w:rPr>
+          <w:lang w:val="es-AR"/>
+        </w:rPr>
+        <w:t>5.3. Oportunidades</w:t>
+      </w:r>
     </w:p>
     <w:p>
       <w:pPr>
@@ -4359,6 +4036,11 @@
             <w:vAlign w:val="center"/>
           </w:tcPr>
           <w:p>
+            <w:pPr>
+              <w:rPr>
+                <w:lang w:val="es-AR"/>
+              </w:rPr>
+            </w:pPr>
             <w:r>
               <w:rPr>
                 <w:b/>
@@ -4366,6 +4048,7 @@
                 <w:color w:val="FFFFFF"/>
                 <w:sz w:val="20"/>
                 <w:szCs w:val="20"/>
+                <w:lang w:val="es-AR"/>
               </w:rPr>
               <w:t>ID</w:t>
             </w:r>
@@ -4390,7 +4073,11 @@
             <w:vAlign w:val="center"/>
           </w:tcPr>
           <w:p>
-            <w:proofErr w:type="spellStart"/>
+            <w:pPr>
+              <w:rPr>
+                <w:lang w:val="es-AR"/>
+              </w:rPr>
+            </w:pPr>
             <w:r>
               <w:rPr>
                 <w:b/>
@@ -4398,10 +4085,10 @@
                 <w:color w:val="FFFFFF"/>
                 <w:sz w:val="20"/>
                 <w:szCs w:val="20"/>
+                <w:lang w:val="es-AR"/>
               </w:rPr>
               <w:t>Descripción</w:t>
             </w:r>
-            <w:proofErr w:type="spellEnd"/>
           </w:p>
         </w:tc>
       </w:tr>
@@ -4424,10 +4111,16 @@
             <w:vAlign w:val="center"/>
           </w:tcPr>
           <w:p>
-            <w:r>
-              <w:rPr>
-                <w:sz w:val="20"/>
-                <w:szCs w:val="20"/>
+            <w:pPr>
+              <w:rPr>
+                <w:lang w:val="es-AR"/>
+              </w:rPr>
+            </w:pPr>
+            <w:r>
+              <w:rPr>
+                <w:sz w:val="20"/>
+                <w:szCs w:val="20"/>
+                <w:lang w:val="es-AR"/>
               </w:rPr>
               <w:t>RF-01</w:t>
             </w:r>
@@ -4486,10 +4179,16 @@
             <w:vAlign w:val="center"/>
           </w:tcPr>
           <w:p>
-            <w:r>
-              <w:rPr>
-                <w:sz w:val="20"/>
-                <w:szCs w:val="20"/>
+            <w:pPr>
+              <w:rPr>
+                <w:lang w:val="es-AR"/>
+              </w:rPr>
+            </w:pPr>
+            <w:r>
+              <w:rPr>
+                <w:sz w:val="20"/>
+                <w:szCs w:val="20"/>
+                <w:lang w:val="es-AR"/>
               </w:rPr>
               <w:t>RF-02</w:t>
             </w:r>
@@ -4534,32 +4233,18 @@
       <w:pPr>
         <w:spacing w:before="240" w:after="200"/>
         <w:jc w:val="both"/>
-      </w:pPr>
-      <w:proofErr w:type="spellStart"/>
+        <w:rPr>
+          <w:lang w:val="es-AR"/>
+        </w:rPr>
+      </w:pPr>
       <w:r>
         <w:rPr>
           <w:b/>
           <w:bCs/>
-        </w:rPr>
-        <w:t>Módulo</w:t>
-      </w:r>
-      <w:proofErr w:type="spellEnd"/>
-      <w:r>
-        <w:rPr>
-          <w:b/>
-          <w:bCs/>
-        </w:rPr>
-        <w:t xml:space="preserve"> de </w:t>
-      </w:r>
-      <w:proofErr w:type="spellStart"/>
-      <w:r>
-        <w:rPr>
-          <w:b/>
-          <w:bCs/>
-        </w:rPr>
-        <w:t>Búsqueda</w:t>
-      </w:r>
-      <w:proofErr w:type="spellEnd"/>
+          <w:lang w:val="es-AR"/>
+        </w:rPr>
+        <w:t>Módulo de Búsqueda</w:t>
+      </w:r>
     </w:p>
     <w:tbl>
       <w:tblPr>
@@ -4602,6 +4287,11 @@
             <w:vAlign w:val="center"/>
           </w:tcPr>
           <w:p>
+            <w:pPr>
+              <w:rPr>
+                <w:lang w:val="es-AR"/>
+              </w:rPr>
+            </w:pPr>
             <w:r>
               <w:rPr>
                 <w:b/>
@@ -4609,6 +4299,7 @@
                 <w:color w:val="FFFFFF"/>
                 <w:sz w:val="20"/>
                 <w:szCs w:val="20"/>
+                <w:lang w:val="es-AR"/>
               </w:rPr>
               <w:t>ID</w:t>
             </w:r>
@@ -4633,7 +4324,11 @@
             <w:vAlign w:val="center"/>
           </w:tcPr>
           <w:p>
-            <w:proofErr w:type="spellStart"/>
+            <w:pPr>
+              <w:rPr>
+                <w:lang w:val="es-AR"/>
+              </w:rPr>
+            </w:pPr>
             <w:r>
               <w:rPr>
                 <w:b/>
@@ -4641,10 +4336,10 @@
                 <w:color w:val="FFFFFF"/>
                 <w:sz w:val="20"/>
                 <w:szCs w:val="20"/>
+                <w:lang w:val="es-AR"/>
               </w:rPr>
               <w:t>Descripción</w:t>
             </w:r>
-            <w:proofErr w:type="spellEnd"/>
           </w:p>
         </w:tc>
       </w:tr>
@@ -4667,10 +4362,16 @@
             <w:vAlign w:val="center"/>
           </w:tcPr>
           <w:p>
-            <w:r>
-              <w:rPr>
-                <w:sz w:val="20"/>
-                <w:szCs w:val="20"/>
+            <w:pPr>
+              <w:rPr>
+                <w:lang w:val="es-AR"/>
+              </w:rPr>
+            </w:pPr>
+            <w:r>
+              <w:rPr>
+                <w:sz w:val="20"/>
+                <w:szCs w:val="20"/>
+                <w:lang w:val="es-AR"/>
               </w:rPr>
               <w:t>RF-03</w:t>
             </w:r>
@@ -4729,10 +4430,16 @@
             <w:vAlign w:val="center"/>
           </w:tcPr>
           <w:p>
-            <w:r>
-              <w:rPr>
-                <w:sz w:val="20"/>
-                <w:szCs w:val="20"/>
+            <w:pPr>
+              <w:rPr>
+                <w:lang w:val="es-AR"/>
+              </w:rPr>
+            </w:pPr>
+            <w:r>
+              <w:rPr>
+                <w:sz w:val="20"/>
+                <w:szCs w:val="20"/>
+                <w:lang w:val="es-AR"/>
               </w:rPr>
               <w:t>RF-04</w:t>
             </w:r>
@@ -4777,48 +4484,18 @@
       <w:pPr>
         <w:spacing w:before="240" w:after="200"/>
         <w:jc w:val="both"/>
-      </w:pPr>
-      <w:proofErr w:type="spellStart"/>
+        <w:rPr>
+          <w:lang w:val="es-AR"/>
+        </w:rPr>
+      </w:pPr>
       <w:r>
         <w:rPr>
           <w:b/>
           <w:bCs/>
-        </w:rPr>
-        <w:t>Módulo</w:t>
-      </w:r>
-      <w:proofErr w:type="spellEnd"/>
-      <w:r>
-        <w:rPr>
-          <w:b/>
-          <w:bCs/>
-        </w:rPr>
-        <w:t xml:space="preserve"> de </w:t>
-      </w:r>
-      <w:proofErr w:type="spellStart"/>
-      <w:r>
-        <w:rPr>
-          <w:b/>
-          <w:bCs/>
-        </w:rPr>
-        <w:t>Ajuste</w:t>
-      </w:r>
-      <w:proofErr w:type="spellEnd"/>
-      <w:r>
-        <w:rPr>
-          <w:b/>
-          <w:bCs/>
-        </w:rPr>
-        <w:t xml:space="preserve"> de </w:t>
-      </w:r>
-      <w:proofErr w:type="spellStart"/>
-      <w:r>
-        <w:rPr>
-          <w:b/>
-          <w:bCs/>
-        </w:rPr>
-        <w:t>Alquiler</w:t>
-      </w:r>
-      <w:proofErr w:type="spellEnd"/>
+          <w:lang w:val="es-AR"/>
+        </w:rPr>
+        <w:t>Módulo de Ajuste de Alquiler</w:t>
+      </w:r>
     </w:p>
     <w:tbl>
       <w:tblPr>
@@ -4861,6 +4538,11 @@
             <w:vAlign w:val="center"/>
           </w:tcPr>
           <w:p>
+            <w:pPr>
+              <w:rPr>
+                <w:lang w:val="es-AR"/>
+              </w:rPr>
+            </w:pPr>
             <w:r>
               <w:rPr>
                 <w:b/>
@@ -4868,6 +4550,7 @@
                 <w:color w:val="FFFFFF"/>
                 <w:sz w:val="20"/>
                 <w:szCs w:val="20"/>
+                <w:lang w:val="es-AR"/>
               </w:rPr>
               <w:t>ID</w:t>
             </w:r>
@@ -4892,7 +4575,11 @@
             <w:vAlign w:val="center"/>
           </w:tcPr>
           <w:p>
-            <w:proofErr w:type="spellStart"/>
+            <w:pPr>
+              <w:rPr>
+                <w:lang w:val="es-AR"/>
+              </w:rPr>
+            </w:pPr>
             <w:r>
               <w:rPr>
                 <w:b/>
@@ -4900,10 +4587,10 @@
                 <w:color w:val="FFFFFF"/>
                 <w:sz w:val="20"/>
                 <w:szCs w:val="20"/>
+                <w:lang w:val="es-AR"/>
               </w:rPr>
               <w:t>Descripción</w:t>
             </w:r>
-            <w:proofErr w:type="spellEnd"/>
           </w:p>
         </w:tc>
       </w:tr>
@@ -4926,10 +4613,16 @@
             <w:vAlign w:val="center"/>
           </w:tcPr>
           <w:p>
-            <w:r>
-              <w:rPr>
-                <w:sz w:val="20"/>
-                <w:szCs w:val="20"/>
+            <w:pPr>
+              <w:rPr>
+                <w:lang w:val="es-AR"/>
+              </w:rPr>
+            </w:pPr>
+            <w:r>
+              <w:rPr>
+                <w:sz w:val="20"/>
+                <w:szCs w:val="20"/>
+                <w:lang w:val="es-AR"/>
               </w:rPr>
               <w:t>RF-05</w:t>
             </w:r>
@@ -5004,10 +4697,16 @@
             <w:vAlign w:val="center"/>
           </w:tcPr>
           <w:p>
-            <w:r>
-              <w:rPr>
-                <w:sz w:val="20"/>
-                <w:szCs w:val="20"/>
+            <w:pPr>
+              <w:rPr>
+                <w:lang w:val="es-AR"/>
+              </w:rPr>
+            </w:pPr>
+            <w:r>
+              <w:rPr>
+                <w:sz w:val="20"/>
+                <w:szCs w:val="20"/>
+                <w:lang w:val="es-AR"/>
               </w:rPr>
               <w:t>RF-06</w:t>
             </w:r>
@@ -5066,10 +4765,16 @@
             <w:vAlign w:val="center"/>
           </w:tcPr>
           <w:p>
-            <w:r>
-              <w:rPr>
-                <w:sz w:val="20"/>
-                <w:szCs w:val="20"/>
+            <w:pPr>
+              <w:rPr>
+                <w:lang w:val="es-AR"/>
+              </w:rPr>
+            </w:pPr>
+            <w:r>
+              <w:rPr>
+                <w:sz w:val="20"/>
+                <w:szCs w:val="20"/>
+                <w:lang w:val="es-AR"/>
               </w:rPr>
               <w:t>RF-07</w:t>
             </w:r>
@@ -5114,38 +4819,17 @@
       <w:pPr>
         <w:spacing w:before="240" w:after="200"/>
         <w:jc w:val="both"/>
-      </w:pPr>
-      <w:proofErr w:type="spellStart"/>
+        <w:rPr>
+          <w:lang w:val="es-AR"/>
+        </w:rPr>
+      </w:pPr>
       <w:r>
         <w:rPr>
           <w:b/>
           <w:bCs/>
-        </w:rPr>
-        <w:t>Módulo</w:t>
-      </w:r>
-      <w:proofErr w:type="spellEnd"/>
-      <w:r>
-        <w:rPr>
-          <w:b/>
-          <w:bCs/>
-        </w:rPr>
-        <w:t xml:space="preserve"> de </w:t>
-      </w:r>
-      <w:proofErr w:type="spellStart"/>
-      <w:r>
-        <w:rPr>
-          <w:b/>
-          <w:bCs/>
-        </w:rPr>
-        <w:t>Cobro</w:t>
-      </w:r>
-      <w:proofErr w:type="spellEnd"/>
-      <w:r>
-        <w:rPr>
-          <w:b/>
-          <w:bCs/>
-        </w:rPr>
-        <w:t xml:space="preserve"> y Pagos</w:t>
+          <w:lang w:val="es-AR"/>
+        </w:rPr>
+        <w:t>Módulo de Cobro y Pagos</w:t>
       </w:r>
     </w:p>
     <w:tbl>
@@ -5189,6 +4873,11 @@
             <w:vAlign w:val="center"/>
           </w:tcPr>
           <w:p>
+            <w:pPr>
+              <w:rPr>
+                <w:lang w:val="es-AR"/>
+              </w:rPr>
+            </w:pPr>
             <w:r>
               <w:rPr>
                 <w:b/>
@@ -5196,6 +4885,7 @@
                 <w:color w:val="FFFFFF"/>
                 <w:sz w:val="20"/>
                 <w:szCs w:val="20"/>
+                <w:lang w:val="es-AR"/>
               </w:rPr>
               <w:t>ID</w:t>
             </w:r>
@@ -5220,7 +4910,11 @@
             <w:vAlign w:val="center"/>
           </w:tcPr>
           <w:p>
-            <w:proofErr w:type="spellStart"/>
+            <w:pPr>
+              <w:rPr>
+                <w:lang w:val="es-AR"/>
+              </w:rPr>
+            </w:pPr>
             <w:r>
               <w:rPr>
                 <w:b/>
@@ -5228,10 +4922,10 @@
                 <w:color w:val="FFFFFF"/>
                 <w:sz w:val="20"/>
                 <w:szCs w:val="20"/>
+                <w:lang w:val="es-AR"/>
               </w:rPr>
               <w:t>Descripción</w:t>
             </w:r>
-            <w:proofErr w:type="spellEnd"/>
           </w:p>
         </w:tc>
       </w:tr>
@@ -5254,10 +4948,16 @@
             <w:vAlign w:val="center"/>
           </w:tcPr>
           <w:p>
-            <w:r>
-              <w:rPr>
-                <w:sz w:val="20"/>
-                <w:szCs w:val="20"/>
+            <w:pPr>
+              <w:rPr>
+                <w:lang w:val="es-AR"/>
+              </w:rPr>
+            </w:pPr>
+            <w:r>
+              <w:rPr>
+                <w:sz w:val="20"/>
+                <w:szCs w:val="20"/>
+                <w:lang w:val="es-AR"/>
               </w:rPr>
               <w:t>RF-08</w:t>
             </w:r>
@@ -5316,10 +5016,16 @@
             <w:vAlign w:val="center"/>
           </w:tcPr>
           <w:p>
-            <w:r>
-              <w:rPr>
-                <w:sz w:val="20"/>
-                <w:szCs w:val="20"/>
+            <w:pPr>
+              <w:rPr>
+                <w:lang w:val="es-AR"/>
+              </w:rPr>
+            </w:pPr>
+            <w:r>
+              <w:rPr>
+                <w:sz w:val="20"/>
+                <w:szCs w:val="20"/>
+                <w:lang w:val="es-AR"/>
               </w:rPr>
               <w:t>RF-09</w:t>
             </w:r>
@@ -5378,10 +5084,16 @@
             <w:vAlign w:val="center"/>
           </w:tcPr>
           <w:p>
-            <w:r>
-              <w:rPr>
-                <w:sz w:val="20"/>
-                <w:szCs w:val="20"/>
+            <w:pPr>
+              <w:rPr>
+                <w:lang w:val="es-AR"/>
+              </w:rPr>
+            </w:pPr>
+            <w:r>
+              <w:rPr>
+                <w:sz w:val="20"/>
+                <w:szCs w:val="20"/>
+                <w:lang w:val="es-AR"/>
               </w:rPr>
               <w:t>RF-10</w:t>
             </w:r>
@@ -5440,10 +5152,16 @@
             <w:vAlign w:val="center"/>
           </w:tcPr>
           <w:p>
-            <w:r>
-              <w:rPr>
-                <w:sz w:val="20"/>
-                <w:szCs w:val="20"/>
+            <w:pPr>
+              <w:rPr>
+                <w:lang w:val="es-AR"/>
+              </w:rPr>
+            </w:pPr>
+            <w:r>
+              <w:rPr>
+                <w:sz w:val="20"/>
+                <w:szCs w:val="20"/>
+                <w:lang w:val="es-AR"/>
               </w:rPr>
               <w:t>RF-11</w:t>
             </w:r>
@@ -5488,48 +5206,18 @@
       <w:pPr>
         <w:spacing w:before="240" w:after="200"/>
         <w:jc w:val="both"/>
-      </w:pPr>
-      <w:proofErr w:type="spellStart"/>
+        <w:rPr>
+          <w:lang w:val="es-AR"/>
+        </w:rPr>
+      </w:pPr>
       <w:r>
         <w:rPr>
           <w:b/>
           <w:bCs/>
-        </w:rPr>
-        <w:t>Módulo</w:t>
-      </w:r>
-      <w:proofErr w:type="spellEnd"/>
-      <w:r>
-        <w:rPr>
-          <w:b/>
-          <w:bCs/>
-        </w:rPr>
-        <w:t xml:space="preserve"> de </w:t>
-      </w:r>
-      <w:proofErr w:type="spellStart"/>
-      <w:r>
-        <w:rPr>
-          <w:b/>
-          <w:bCs/>
-        </w:rPr>
-        <w:t>Firma</w:t>
-      </w:r>
-      <w:proofErr w:type="spellEnd"/>
-      <w:r>
-        <w:rPr>
-          <w:b/>
-          <w:bCs/>
-        </w:rPr>
-        <w:t xml:space="preserve"> </w:t>
-      </w:r>
-      <w:proofErr w:type="spellStart"/>
-      <w:r>
-        <w:rPr>
-          <w:b/>
-          <w:bCs/>
-        </w:rPr>
-        <w:t>Electrónica</w:t>
-      </w:r>
-      <w:proofErr w:type="spellEnd"/>
+          <w:lang w:val="es-AR"/>
+        </w:rPr>
+        <w:t>Módulo de Firma Electrónica</w:t>
+      </w:r>
     </w:p>
     <w:tbl>
       <w:tblPr>
@@ -5572,6 +5260,11 @@
             <w:vAlign w:val="center"/>
           </w:tcPr>
           <w:p>
+            <w:pPr>
+              <w:rPr>
+                <w:lang w:val="es-AR"/>
+              </w:rPr>
+            </w:pPr>
             <w:r>
               <w:rPr>
                 <w:b/>
@@ -5579,6 +5272,7 @@
                 <w:color w:val="FFFFFF"/>
                 <w:sz w:val="20"/>
                 <w:szCs w:val="20"/>
+                <w:lang w:val="es-AR"/>
               </w:rPr>
               <w:t>ID</w:t>
             </w:r>
@@ -5603,7 +5297,11 @@
             <w:vAlign w:val="center"/>
           </w:tcPr>
           <w:p>
-            <w:proofErr w:type="spellStart"/>
+            <w:pPr>
+              <w:rPr>
+                <w:lang w:val="es-AR"/>
+              </w:rPr>
+            </w:pPr>
             <w:r>
               <w:rPr>
                 <w:b/>
@@ -5611,10 +5309,10 @@
                 <w:color w:val="FFFFFF"/>
                 <w:sz w:val="20"/>
                 <w:szCs w:val="20"/>
+                <w:lang w:val="es-AR"/>
               </w:rPr>
               <w:t>Descripción</w:t>
             </w:r>
-            <w:proofErr w:type="spellEnd"/>
           </w:p>
         </w:tc>
       </w:tr>
@@ -5637,10 +5335,16 @@
             <w:vAlign w:val="center"/>
           </w:tcPr>
           <w:p>
-            <w:r>
-              <w:rPr>
-                <w:sz w:val="20"/>
-                <w:szCs w:val="20"/>
+            <w:pPr>
+              <w:rPr>
+                <w:lang w:val="es-AR"/>
+              </w:rPr>
+            </w:pPr>
+            <w:r>
+              <w:rPr>
+                <w:sz w:val="20"/>
+                <w:szCs w:val="20"/>
+                <w:lang w:val="es-AR"/>
               </w:rPr>
               <w:lastRenderedPageBreak/>
               <w:t>RF-12</w:t>
@@ -5686,32 +5390,18 @@
       <w:pPr>
         <w:spacing w:before="240" w:after="200"/>
         <w:jc w:val="both"/>
-      </w:pPr>
-      <w:proofErr w:type="spellStart"/>
+        <w:rPr>
+          <w:lang w:val="es-AR"/>
+        </w:rPr>
+      </w:pPr>
       <w:r>
         <w:rPr>
           <w:b/>
           <w:bCs/>
-        </w:rPr>
-        <w:t>Módulo</w:t>
-      </w:r>
-      <w:proofErr w:type="spellEnd"/>
-      <w:r>
-        <w:rPr>
-          <w:b/>
-          <w:bCs/>
-        </w:rPr>
-        <w:t xml:space="preserve"> de Cierre de </w:t>
-      </w:r>
-      <w:proofErr w:type="spellStart"/>
-      <w:r>
-        <w:rPr>
-          <w:b/>
-          <w:bCs/>
-        </w:rPr>
-        <w:t>Contrato</w:t>
-      </w:r>
-      <w:proofErr w:type="spellEnd"/>
+          <w:lang w:val="es-AR"/>
+        </w:rPr>
+        <w:t>Módulo de Cierre de Contrato</w:t>
+      </w:r>
     </w:p>
     <w:tbl>
       <w:tblPr>
@@ -5754,6 +5444,11 @@
             <w:vAlign w:val="center"/>
           </w:tcPr>
           <w:p>
+            <w:pPr>
+              <w:rPr>
+                <w:lang w:val="es-AR"/>
+              </w:rPr>
+            </w:pPr>
             <w:r>
               <w:rPr>
                 <w:b/>
@@ -5761,6 +5456,7 @@
                 <w:color w:val="FFFFFF"/>
                 <w:sz w:val="20"/>
                 <w:szCs w:val="20"/>
+                <w:lang w:val="es-AR"/>
               </w:rPr>
               <w:t>ID</w:t>
             </w:r>
@@ -5785,7 +5481,11 @@
             <w:vAlign w:val="center"/>
           </w:tcPr>
           <w:p>
-            <w:proofErr w:type="spellStart"/>
+            <w:pPr>
+              <w:rPr>
+                <w:lang w:val="es-AR"/>
+              </w:rPr>
+            </w:pPr>
             <w:r>
               <w:rPr>
                 <w:b/>
@@ -5793,10 +5493,10 @@
                 <w:color w:val="FFFFFF"/>
                 <w:sz w:val="20"/>
                 <w:szCs w:val="20"/>
+                <w:lang w:val="es-AR"/>
               </w:rPr>
               <w:t>Descripción</w:t>
             </w:r>
-            <w:proofErr w:type="spellEnd"/>
           </w:p>
         </w:tc>
       </w:tr>
@@ -5819,10 +5519,16 @@
             <w:vAlign w:val="center"/>
           </w:tcPr>
           <w:p>
-            <w:r>
-              <w:rPr>
-                <w:sz w:val="20"/>
-                <w:szCs w:val="20"/>
+            <w:pPr>
+              <w:rPr>
+                <w:lang w:val="es-AR"/>
+              </w:rPr>
+            </w:pPr>
+            <w:r>
+              <w:rPr>
+                <w:sz w:val="20"/>
+                <w:szCs w:val="20"/>
+                <w:lang w:val="es-AR"/>
               </w:rPr>
               <w:t>RF-13</w:t>
             </w:r>
@@ -5857,25 +5563,7 @@
                 <w:szCs w:val="20"/>
                 <w:lang w:val="es-AR"/>
               </w:rPr>
-              <w:t xml:space="preserve">Registro del estado de entrega del inmueble mediante </w:t>
-            </w:r>
-            <w:proofErr w:type="spellStart"/>
-            <w:r>
-              <w:rPr>
-                <w:sz w:val="20"/>
-                <w:szCs w:val="20"/>
-                <w:lang w:val="es-AR"/>
-              </w:rPr>
-              <w:t>checklist</w:t>
-            </w:r>
-            <w:proofErr w:type="spellEnd"/>
-            <w:r>
-              <w:rPr>
-                <w:sz w:val="20"/>
-                <w:szCs w:val="20"/>
-                <w:lang w:val="es-AR"/>
-              </w:rPr>
-              <w:t>.</w:t>
+              <w:t>Registro del estado de entrega del inmueble mediante checklist.</w:t>
             </w:r>
           </w:p>
         </w:tc>
@@ -5899,10 +5587,16 @@
             <w:vAlign w:val="center"/>
           </w:tcPr>
           <w:p>
-            <w:r>
-              <w:rPr>
-                <w:sz w:val="20"/>
-                <w:szCs w:val="20"/>
+            <w:pPr>
+              <w:rPr>
+                <w:lang w:val="es-AR"/>
+              </w:rPr>
+            </w:pPr>
+            <w:r>
+              <w:rPr>
+                <w:sz w:val="20"/>
+                <w:szCs w:val="20"/>
+                <w:lang w:val="es-AR"/>
               </w:rPr>
               <w:t>RF-14</w:t>
             </w:r>
@@ -5947,48 +5641,18 @@
       <w:pPr>
         <w:spacing w:before="240" w:after="200"/>
         <w:jc w:val="both"/>
-      </w:pPr>
-      <w:proofErr w:type="spellStart"/>
+        <w:rPr>
+          <w:lang w:val="es-AR"/>
+        </w:rPr>
+      </w:pPr>
       <w:r>
         <w:rPr>
           <w:b/>
           <w:bCs/>
-        </w:rPr>
-        <w:t>Módulo</w:t>
-      </w:r>
-      <w:proofErr w:type="spellEnd"/>
-      <w:r>
-        <w:rPr>
-          <w:b/>
-          <w:bCs/>
-        </w:rPr>
-        <w:t xml:space="preserve"> de </w:t>
-      </w:r>
-      <w:proofErr w:type="spellStart"/>
-      <w:r>
-        <w:rPr>
-          <w:b/>
-          <w:bCs/>
-        </w:rPr>
-        <w:t>Usuarios</w:t>
-      </w:r>
-      <w:proofErr w:type="spellEnd"/>
-      <w:r>
-        <w:rPr>
-          <w:b/>
-          <w:bCs/>
-        </w:rPr>
-        <w:t xml:space="preserve"> y </w:t>
-      </w:r>
-      <w:proofErr w:type="spellStart"/>
-      <w:r>
-        <w:rPr>
-          <w:b/>
-          <w:bCs/>
-        </w:rPr>
-        <w:t>Notificaciones</w:t>
-      </w:r>
-      <w:proofErr w:type="spellEnd"/>
+          <w:lang w:val="es-AR"/>
+        </w:rPr>
+        <w:t>Módulo de Usuarios y Notificaciones</w:t>
+      </w:r>
     </w:p>
     <w:tbl>
       <w:tblPr>
@@ -6031,6 +5695,11 @@
             <w:vAlign w:val="center"/>
           </w:tcPr>
           <w:p>
+            <w:pPr>
+              <w:rPr>
+                <w:lang w:val="es-AR"/>
+              </w:rPr>
+            </w:pPr>
             <w:r>
               <w:rPr>
                 <w:b/>
@@ -6038,6 +5707,7 @@
                 <w:color w:val="FFFFFF"/>
                 <w:sz w:val="20"/>
                 <w:szCs w:val="20"/>
+                <w:lang w:val="es-AR"/>
               </w:rPr>
               <w:t>ID</w:t>
             </w:r>
@@ -6062,7 +5732,11 @@
             <w:vAlign w:val="center"/>
           </w:tcPr>
           <w:p>
-            <w:proofErr w:type="spellStart"/>
+            <w:pPr>
+              <w:rPr>
+                <w:lang w:val="es-AR"/>
+              </w:rPr>
+            </w:pPr>
             <w:r>
               <w:rPr>
                 <w:b/>
@@ -6070,10 +5744,10 @@
                 <w:color w:val="FFFFFF"/>
                 <w:sz w:val="20"/>
                 <w:szCs w:val="20"/>
+                <w:lang w:val="es-AR"/>
               </w:rPr>
               <w:t>Descripción</w:t>
             </w:r>
-            <w:proofErr w:type="spellEnd"/>
           </w:p>
         </w:tc>
       </w:tr>
@@ -6096,10 +5770,16 @@
             <w:vAlign w:val="center"/>
           </w:tcPr>
           <w:p>
-            <w:r>
-              <w:rPr>
-                <w:sz w:val="20"/>
-                <w:szCs w:val="20"/>
+            <w:pPr>
+              <w:rPr>
+                <w:lang w:val="es-AR"/>
+              </w:rPr>
+            </w:pPr>
+            <w:r>
+              <w:rPr>
+                <w:sz w:val="20"/>
+                <w:szCs w:val="20"/>
+                <w:lang w:val="es-AR"/>
               </w:rPr>
               <w:t>RF-15</w:t>
             </w:r>
@@ -6158,10 +5838,16 @@
             <w:vAlign w:val="center"/>
           </w:tcPr>
           <w:p>
-            <w:r>
-              <w:rPr>
-                <w:sz w:val="20"/>
-                <w:szCs w:val="20"/>
+            <w:pPr>
+              <w:rPr>
+                <w:lang w:val="es-AR"/>
+              </w:rPr>
+            </w:pPr>
+            <w:r>
+              <w:rPr>
+                <w:sz w:val="20"/>
+                <w:szCs w:val="20"/>
+                <w:lang w:val="es-AR"/>
               </w:rPr>
               <w:t>RF-16</w:t>
             </w:r>
@@ -6248,77 +5934,7 @@
         <w:rPr>
           <w:lang w:val="es-AR"/>
         </w:rPr>
-        <w:t xml:space="preserve">El desarrollo se apoya en un </w:t>
-      </w:r>
-      <w:proofErr w:type="spellStart"/>
-      <w:r>
-        <w:rPr>
-          <w:lang w:val="es-AR"/>
-        </w:rPr>
-        <w:t>stack</w:t>
-      </w:r>
-      <w:proofErr w:type="spellEnd"/>
-      <w:r>
-        <w:rPr>
-          <w:lang w:val="es-AR"/>
-        </w:rPr>
-        <w:t xml:space="preserve"> tecnológico moderno y ampliamente documentado: Next.js y Node.js para la aplicación web, </w:t>
-      </w:r>
-      <w:proofErr w:type="spellStart"/>
-      <w:r>
-        <w:rPr>
-          <w:lang w:val="es-AR"/>
-        </w:rPr>
-        <w:t>Supabase</w:t>
-      </w:r>
-      <w:proofErr w:type="spellEnd"/>
-      <w:r>
-        <w:rPr>
-          <w:lang w:val="es-AR"/>
-        </w:rPr>
-        <w:t xml:space="preserve"> como base de datos y </w:t>
-      </w:r>
-      <w:proofErr w:type="spellStart"/>
-      <w:r>
-        <w:rPr>
-          <w:lang w:val="es-AR"/>
-        </w:rPr>
-        <w:t>backend</w:t>
-      </w:r>
-      <w:proofErr w:type="spellEnd"/>
-      <w:r>
-        <w:rPr>
-          <w:lang w:val="es-AR"/>
-        </w:rPr>
-        <w:t xml:space="preserve"> (autenticación, almacenamiento), y </w:t>
-      </w:r>
-      <w:proofErr w:type="spellStart"/>
-      <w:r>
-        <w:rPr>
-          <w:lang w:val="es-AR"/>
-        </w:rPr>
-        <w:t>Vercel</w:t>
-      </w:r>
-      <w:proofErr w:type="spellEnd"/>
-      <w:r>
-        <w:rPr>
-          <w:lang w:val="es-AR"/>
-        </w:rPr>
-        <w:t xml:space="preserve"> como plataforma de despliegue </w:t>
-      </w:r>
-      <w:proofErr w:type="spellStart"/>
-      <w:r>
-        <w:rPr>
-          <w:lang w:val="es-AR"/>
-        </w:rPr>
-        <w:t>serverless</w:t>
-      </w:r>
-      <w:proofErr w:type="spellEnd"/>
-      <w:r>
-        <w:rPr>
-          <w:lang w:val="es-AR"/>
-        </w:rPr>
-        <w:t>. Los organismos oficiales (INDEC y BCRA) publican sus índices de forma pública, lo que permite automatizar la actualización de los valores de ajuste. La integración de cobros puede resolverse con una pasarela de pago existente (por ejemplo, Mercado Pago), evitando desarrollar infraestructura de procesamiento de pagos propia.</w:t>
+        <w:t>El desarrollo se apoya en un stack tecnológico moderno y ampliamente documentado: Next.js y Node.js para la aplicación web, Supabase como base de datos y backend (autenticación, almacenamiento), y Vercel como plataforma de despliegue serverless. Los organismos oficiales (INDEC y BCRA) publican sus índices de forma pública, lo que permite automatizar la actualización de los valores de ajuste. La integración de cobros puede resolverse con una pasarela de pago existente (por ejemplo, Mercado Pago), evitando desarrollar infraestructura de procesamiento de pagos propia.</w:t>
       </w:r>
     </w:p>
     <w:p>
@@ -6347,55 +5963,7 @@
         <w:rPr>
           <w:lang w:val="es-AR"/>
         </w:rPr>
-        <w:t xml:space="preserve">La arquitectura </w:t>
-      </w:r>
-      <w:proofErr w:type="spellStart"/>
-      <w:r>
-        <w:rPr>
-          <w:lang w:val="es-AR"/>
-        </w:rPr>
-        <w:t>serverless</w:t>
-      </w:r>
-      <w:proofErr w:type="spellEnd"/>
-      <w:r>
-        <w:rPr>
-          <w:lang w:val="es-AR"/>
-        </w:rPr>
-        <w:t xml:space="preserve"> propuesta (</w:t>
-      </w:r>
-      <w:proofErr w:type="spellStart"/>
-      <w:r>
-        <w:rPr>
-          <w:lang w:val="es-AR"/>
-        </w:rPr>
-        <w:t>Vercel</w:t>
-      </w:r>
-      <w:proofErr w:type="spellEnd"/>
-      <w:r>
-        <w:rPr>
-          <w:lang w:val="es-AR"/>
-        </w:rPr>
-        <w:t xml:space="preserve"> y </w:t>
-      </w:r>
-      <w:proofErr w:type="spellStart"/>
-      <w:r>
-        <w:rPr>
-          <w:lang w:val="es-AR"/>
-        </w:rPr>
-        <w:t>Supabase</w:t>
-      </w:r>
-      <w:proofErr w:type="spellEnd"/>
-      <w:r>
-        <w:rPr>
-          <w:lang w:val="es-AR"/>
-        </w:rPr>
-        <w:t>) permite</w:t>
-      </w:r>
-      <w:r>
-        <w:rPr>
-          <w:lang w:val="es-AR"/>
-        </w:rPr>
-        <w:t xml:space="preserve"> operar el MVP dentro de los niveles gratuitos o de bajo costo de estos servicios mientras el volumen de usuarios es reducido, lo que mantiene acotada la inversión en infraestructura durante el desarrollo académico del proyecto. La pasarela de pago no requiere costo fijo, sino una comisión por transacción procesada. El principal costo del proyecto es el esfuerzo de desarrollo, cubierto por el equipo del Seminario Integrador. Para una eventual puesta en producción comercial, el modelo de ingresos podría basarse en una comisión sobre el cobro gestionado o en una suscripción mensual, aunque ese análisis de negocio excede el alcance académico del presente informe.</w:t>
+        <w:t>La arquitectura serverless propuesta (Vercel y Supabase) permite operar el MVP dentro de los niveles gratuitos o de bajo costo de estos servicios mientras el volumen de usuarios es reducido, lo que mantiene acotada la inversión en infraestructura durante el desarrollo académico del proyecto. La pasarela de pago no requiere costo fijo, sino una comisión por transacción procesada. El principal costo del proyecto es el esfuerzo de desarrollo, cubierto por el equipo del Seminario Integrador. Para una eventual puesta en producción comercial, el modelo de ingresos podría basarse en una comisión sobre el cobro gestionado o en una suscripción mensual, aunque ese análisis de negocio excede el alcance académico del presente informe.</w:t>
       </w:r>
     </w:p>
     <w:p>
@@ -6424,13 +5992,7 @@
         <w:rPr>
           <w:lang w:val="es-AR"/>
         </w:rPr>
-        <w:t xml:space="preserve">Actualmente en Argentina cada vez se ha incorporado más el uso de medios de pago virtuales, superando el efectivo. </w:t>
-      </w:r>
-      <w:r>
-        <w:rPr>
-          <w:lang w:val="es-AR"/>
-        </w:rPr>
-        <w:t xml:space="preserve">Sin embargo, esa adopción se concentra en consumos de bajo monto (transporte, comercios de cercanía, compras chicas); para un pago de monto elevado y periodicidad mensual como el alquiler, el medio predominante en la práctica sigue siendo el efectivo o la transferencia bancaria directa, en parte porque las pasarelas de pago cobran una comisión por </w:t>
+        <w:t xml:space="preserve">Actualmente en Argentina cada vez se ha incorporado más el uso de medios de pago virtuales, superando el efectivo. Sin embargo, esa adopción se concentra en consumos de bajo monto (transporte, comercios de cercanía, compras chicas); para un pago de monto elevado y periodicidad mensual como el alquiler, el medio predominante en la práctica sigue siendo el efectivo o la transferencia bancaria directa, en parte porque las pasarelas de pago cobran una comisión por </w:t>
       </w:r>
       <w:r>
         <w:rPr>
@@ -6481,21 +6043,7 @@
         <w:rPr>
           <w:lang w:val="es-AR"/>
         </w:rPr>
-        <w:t xml:space="preserve">Para las etapas de diseño y desarrollo se propone una metodología ágil basada en Scrum, que organiza el trabajo en </w:t>
-      </w:r>
-      <w:proofErr w:type="spellStart"/>
-      <w:r>
-        <w:rPr>
-          <w:lang w:val="es-AR"/>
-        </w:rPr>
-        <w:t>sprints</w:t>
-      </w:r>
-      <w:proofErr w:type="spellEnd"/>
-      <w:r>
-        <w:rPr>
-          <w:lang w:val="es-AR"/>
-        </w:rPr>
-        <w:t xml:space="preserve"> breves (dos semanas) con entregas incrementales del producto. Este enfoque permite validar tempranamente los módulos más críticos del sistema</w:t>
+        <w:t>Para las etapas de diseño y desarrollo se propone una metodología ágil basada en Scrum, que organiza el trabajo en sprints breves (dos semanas) con entregas incrementales del producto. Este enfoque permite validar tempranamente los módulos más críticos del sistema</w:t>
       </w:r>
       <w:r>
         <w:rPr>
@@ -6521,21 +6069,7 @@
         <w:rPr>
           <w:lang w:val="es-AR"/>
         </w:rPr>
-        <w:t xml:space="preserve">9. </w:t>
-      </w:r>
-      <w:proofErr w:type="spellStart"/>
-      <w:r>
-        <w:rPr>
-          <w:lang w:val="es-AR"/>
-        </w:rPr>
-        <w:t>Roadmap</w:t>
-      </w:r>
-      <w:proofErr w:type="spellEnd"/>
-      <w:r>
-        <w:rPr>
-          <w:lang w:val="es-AR"/>
-        </w:rPr>
-        <w:t xml:space="preserve"> del Proyecto</w:t>
+        <w:t>9. Roadmap del Proyecto</w:t>
       </w:r>
     </w:p>
     <w:p>
@@ -6556,21 +6090,7 @@
         <w:rPr>
           <w:lang w:val="es-AR"/>
         </w:rPr>
-        <w:t xml:space="preserve"> Este </w:t>
-      </w:r>
-      <w:proofErr w:type="spellStart"/>
-      <w:r>
-        <w:rPr>
-          <w:lang w:val="es-AR"/>
-        </w:rPr>
-        <w:t>roadmap</w:t>
-      </w:r>
-      <w:proofErr w:type="spellEnd"/>
-      <w:r>
-        <w:rPr>
-          <w:lang w:val="es-AR"/>
-        </w:rPr>
-        <w:t xml:space="preserve"> es una propuesta estimativa, ya que, para determinar que funcionalidades priorizaremos durante el desarrollo de la plataforma será necesario primero completar el relevamiento y análisis de los requerimientos.</w:t>
+        <w:t xml:space="preserve"> Este roadmap es una propuesta estimativa, ya que, para determinar que funcionalidades priorizaremos durante el desarrollo de la plataforma será necesario primero completar el relevamiento y análisis de los requerimientos.</w:t>
       </w:r>
     </w:p>
     <w:tbl>
@@ -6592,16 +6112,16 @@
       </w:tblPr>
       <w:tblGrid>
         <w:gridCol w:w="3111"/>
-        <w:gridCol w:w="1190"/>
-        <w:gridCol w:w="1190"/>
-        <w:gridCol w:w="1190"/>
-        <w:gridCol w:w="1190"/>
         <w:gridCol w:w="1191"/>
+        <w:gridCol w:w="1191"/>
+        <w:gridCol w:w="1191"/>
+        <w:gridCol w:w="1191"/>
+        <w:gridCol w:w="1187"/>
       </w:tblGrid>
       <w:tr>
         <w:tc>
           <w:tcPr>
-            <w:tcW w:w="1700" w:type="pct"/>
+            <w:tcW w:w="1717" w:type="pct"/>
             <w:tcBorders>
               <w:top w:val="single" w:sz="4" w:space="0" w:color="D9D9D9"/>
               <w:left w:val="single" w:sz="4" w:space="0" w:color="D9D9D9"/>
@@ -6618,6 +6138,11 @@
             <w:vAlign w:val="center"/>
           </w:tcPr>
           <w:p>
+            <w:pPr>
+              <w:rPr>
+                <w:lang w:val="es-AR"/>
+              </w:rPr>
+            </w:pPr>
             <w:r>
               <w:rPr>
                 <w:b/>
@@ -6625,6 +6150,7 @@
                 <w:color w:val="FFFFFF"/>
                 <w:sz w:val="20"/>
                 <w:szCs w:val="20"/>
+                <w:lang w:val="es-AR"/>
               </w:rPr>
               <w:t>Etapa</w:t>
             </w:r>
@@ -6632,7 +6158,7 @@
         </w:tc>
         <w:tc>
           <w:tcPr>
-            <w:tcW w:w="650" w:type="pct"/>
+            <w:tcW w:w="657" w:type="pct"/>
             <w:tcBorders>
               <w:top w:val="single" w:sz="4" w:space="0" w:color="D9D9D9"/>
               <w:left w:val="single" w:sz="4" w:space="0" w:color="D9D9D9"/>
@@ -6649,6 +6175,11 @@
             <w:vAlign w:val="center"/>
           </w:tcPr>
           <w:p>
+            <w:pPr>
+              <w:rPr>
+                <w:lang w:val="es-AR"/>
+              </w:rPr>
+            </w:pPr>
             <w:r>
               <w:rPr>
                 <w:b/>
@@ -6656,6 +6187,7 @@
                 <w:color w:val="FFFFFF"/>
                 <w:sz w:val="20"/>
                 <w:szCs w:val="20"/>
+                <w:lang w:val="es-AR"/>
               </w:rPr>
               <w:t>Ago</w:t>
             </w:r>
@@ -6663,7 +6195,7 @@
         </w:tc>
         <w:tc>
           <w:tcPr>
-            <w:tcW w:w="650" w:type="pct"/>
+            <w:tcW w:w="657" w:type="pct"/>
             <w:tcBorders>
               <w:top w:val="single" w:sz="4" w:space="0" w:color="D9D9D9"/>
               <w:left w:val="single" w:sz="4" w:space="0" w:color="D9D9D9"/>
@@ -6680,6 +6212,11 @@
             <w:vAlign w:val="center"/>
           </w:tcPr>
           <w:p>
+            <w:pPr>
+              <w:rPr>
+                <w:lang w:val="es-AR"/>
+              </w:rPr>
+            </w:pPr>
             <w:r>
               <w:rPr>
                 <w:b/>
@@ -6687,6 +6224,7 @@
                 <w:color w:val="FFFFFF"/>
                 <w:sz w:val="20"/>
                 <w:szCs w:val="20"/>
+                <w:lang w:val="es-AR"/>
               </w:rPr>
               <w:t>Sep</w:t>
             </w:r>
@@ -6694,7 +6232,7 @@
         </w:tc>
         <w:tc>
           <w:tcPr>
-            <w:tcW w:w="650" w:type="pct"/>
+            <w:tcW w:w="657" w:type="pct"/>
             <w:tcBorders>
               <w:top w:val="single" w:sz="4" w:space="0" w:color="D9D9D9"/>
               <w:left w:val="single" w:sz="4" w:space="0" w:color="D9D9D9"/>
@@ -6711,6 +6249,11 @@
             <w:vAlign w:val="center"/>
           </w:tcPr>
           <w:p>
+            <w:pPr>
+              <w:rPr>
+                <w:lang w:val="es-AR"/>
+              </w:rPr>
+            </w:pPr>
             <w:r>
               <w:rPr>
                 <w:b/>
@@ -6718,6 +6261,7 @@
                 <w:color w:val="FFFFFF"/>
                 <w:sz w:val="20"/>
                 <w:szCs w:val="20"/>
+                <w:lang w:val="es-AR"/>
               </w:rPr>
               <w:t>Oct</w:t>
             </w:r>
@@ -6725,7 +6269,7 @@
         </w:tc>
         <w:tc>
           <w:tcPr>
-            <w:tcW w:w="650" w:type="pct"/>
+            <w:tcW w:w="657" w:type="pct"/>
             <w:tcBorders>
               <w:top w:val="single" w:sz="4" w:space="0" w:color="D9D9D9"/>
               <w:left w:val="single" w:sz="4" w:space="0" w:color="D9D9D9"/>
@@ -6742,6 +6286,11 @@
             <w:vAlign w:val="center"/>
           </w:tcPr>
           <w:p>
+            <w:pPr>
+              <w:rPr>
+                <w:lang w:val="es-AR"/>
+              </w:rPr>
+            </w:pPr>
             <w:r>
               <w:rPr>
                 <w:b/>
@@ -6749,6 +6298,7 @@
                 <w:color w:val="FFFFFF"/>
                 <w:sz w:val="20"/>
                 <w:szCs w:val="20"/>
+                <w:lang w:val="es-AR"/>
               </w:rPr>
               <w:t>Nov</w:t>
             </w:r>
@@ -6756,7 +6306,7 @@
         </w:tc>
         <w:tc>
           <w:tcPr>
-            <w:tcW w:w="650" w:type="pct"/>
+            <w:tcW w:w="657" w:type="pct"/>
             <w:tcBorders>
               <w:top w:val="single" w:sz="4" w:space="0" w:color="D9D9D9"/>
               <w:left w:val="single" w:sz="4" w:space="0" w:color="D9D9D9"/>
@@ -6773,6 +6323,11 @@
             <w:vAlign w:val="center"/>
           </w:tcPr>
           <w:p>
+            <w:pPr>
+              <w:rPr>
+                <w:lang w:val="es-AR"/>
+              </w:rPr>
+            </w:pPr>
             <w:r>
               <w:rPr>
                 <w:b/>
@@ -6780,6 +6335,7 @@
                 <w:color w:val="FFFFFF"/>
                 <w:sz w:val="20"/>
                 <w:szCs w:val="20"/>
+                <w:lang w:val="es-AR"/>
               </w:rPr>
               <w:t>Dic</w:t>
             </w:r>
@@ -6789,67 +6345,194 @@
       <w:tr>
         <w:tc>
           <w:tcPr>
-            <w:tcW w:w="1700" w:type="pct"/>
-            <w:tcBorders>
-              <w:top w:val="single" w:sz="4" w:space="0" w:color="D9D9D9"/>
-              <w:left w:val="single" w:sz="4" w:space="0" w:color="D9D9D9"/>
-              <w:bottom w:val="single" w:sz="4" w:space="0" w:color="D9D9D9"/>
-              <w:right w:val="single" w:sz="4" w:space="0" w:color="D9D9D9"/>
-            </w:tcBorders>
-            <w:tcMar>
-              <w:top w:w="80" w:type="dxa"/>
-              <w:left w:w="100" w:type="dxa"/>
-              <w:bottom w:w="80" w:type="dxa"/>
-              <w:right w:w="100" w:type="dxa"/>
-            </w:tcMar>
-            <w:vAlign w:val="center"/>
-          </w:tcPr>
-          <w:p>
+            <w:tcW w:w="1717" w:type="pct"/>
+            <w:tcBorders>
+              <w:top w:val="single" w:sz="4" w:space="0" w:color="D9D9D9"/>
+              <w:left w:val="single" w:sz="4" w:space="0" w:color="D9D9D9"/>
+              <w:bottom w:val="single" w:sz="4" w:space="0" w:color="D9D9D9"/>
+              <w:right w:val="single" w:sz="4" w:space="0" w:color="D9D9D9"/>
+            </w:tcBorders>
+            <w:tcMar>
+              <w:top w:w="80" w:type="dxa"/>
+              <w:left w:w="100" w:type="dxa"/>
+              <w:bottom w:w="80" w:type="dxa"/>
+              <w:right w:w="100" w:type="dxa"/>
+            </w:tcMar>
+            <w:vAlign w:val="center"/>
+          </w:tcPr>
+          <w:p>
+            <w:pPr>
+              <w:rPr>
+                <w:lang w:val="es-AR"/>
+              </w:rPr>
+            </w:pPr>
             <w:r>
               <w:rPr>
                 <w:b/>
                 <w:bCs/>
                 <w:sz w:val="20"/>
                 <w:szCs w:val="20"/>
+                <w:lang w:val="es-AR"/>
               </w:rPr>
               <w:t xml:space="preserve">1. </w:t>
             </w:r>
-            <w:proofErr w:type="spellStart"/>
             <w:r>
               <w:rPr>
                 <w:b/>
                 <w:bCs/>
                 <w:sz w:val="20"/>
                 <w:szCs w:val="20"/>
-              </w:rPr>
-              <w:t>Estudio</w:t>
-            </w:r>
-            <w:proofErr w:type="spellEnd"/>
+                <w:lang w:val="es-AR"/>
+              </w:rPr>
+              <w:t>Relevamiento y análisis</w:t>
+            </w:r>
+          </w:p>
+        </w:tc>
+        <w:tc>
+          <w:tcPr>
+            <w:tcW w:w="657" w:type="pct"/>
+            <w:tcBorders>
+              <w:top w:val="single" w:sz="4" w:space="0" w:color="D9D9D9"/>
+              <w:left w:val="single" w:sz="4" w:space="0" w:color="D9D9D9"/>
+              <w:bottom w:val="single" w:sz="4" w:space="0" w:color="D9D9D9"/>
+              <w:right w:val="single" w:sz="4" w:space="0" w:color="D9D9D9"/>
+            </w:tcBorders>
+            <w:shd w:val="clear" w:color="auto" w:fill="0F6E6E"/>
+          </w:tcPr>
+          <w:p>
+            <w:pPr>
+              <w:rPr>
+                <w:lang w:val="es-AR"/>
+              </w:rPr>
+            </w:pPr>
+          </w:p>
+        </w:tc>
+        <w:tc>
+          <w:tcPr>
+            <w:tcW w:w="657" w:type="pct"/>
+            <w:tcBorders>
+              <w:top w:val="single" w:sz="4" w:space="0" w:color="D9D9D9"/>
+              <w:left w:val="single" w:sz="4" w:space="0" w:color="D9D9D9"/>
+              <w:bottom w:val="single" w:sz="4" w:space="0" w:color="D9D9D9"/>
+              <w:right w:val="single" w:sz="4" w:space="0" w:color="D9D9D9"/>
+            </w:tcBorders>
+            <w:shd w:val="clear" w:color="auto" w:fill="FFFFFF"/>
+          </w:tcPr>
+          <w:p>
+            <w:pPr>
+              <w:rPr>
+                <w:lang w:val="es-AR"/>
+              </w:rPr>
+            </w:pPr>
+          </w:p>
+        </w:tc>
+        <w:tc>
+          <w:tcPr>
+            <w:tcW w:w="657" w:type="pct"/>
+            <w:tcBorders>
+              <w:top w:val="single" w:sz="4" w:space="0" w:color="D9D9D9"/>
+              <w:left w:val="single" w:sz="4" w:space="0" w:color="D9D9D9"/>
+              <w:bottom w:val="single" w:sz="4" w:space="0" w:color="D9D9D9"/>
+              <w:right w:val="single" w:sz="4" w:space="0" w:color="D9D9D9"/>
+            </w:tcBorders>
+            <w:shd w:val="clear" w:color="auto" w:fill="FFFFFF"/>
+          </w:tcPr>
+          <w:p>
+            <w:pPr>
+              <w:rPr>
+                <w:lang w:val="es-AR"/>
+              </w:rPr>
+            </w:pPr>
+          </w:p>
+        </w:tc>
+        <w:tc>
+          <w:tcPr>
+            <w:tcW w:w="657" w:type="pct"/>
+            <w:tcBorders>
+              <w:top w:val="single" w:sz="4" w:space="0" w:color="D9D9D9"/>
+              <w:left w:val="single" w:sz="4" w:space="0" w:color="D9D9D9"/>
+              <w:bottom w:val="single" w:sz="4" w:space="0" w:color="D9D9D9"/>
+              <w:right w:val="single" w:sz="4" w:space="0" w:color="D9D9D9"/>
+            </w:tcBorders>
+            <w:shd w:val="clear" w:color="auto" w:fill="FFFFFF"/>
+          </w:tcPr>
+          <w:p>
+            <w:pPr>
+              <w:rPr>
+                <w:lang w:val="es-AR"/>
+              </w:rPr>
+            </w:pPr>
+          </w:p>
+        </w:tc>
+        <w:tc>
+          <w:tcPr>
+            <w:tcW w:w="657" w:type="pct"/>
+            <w:tcBorders>
+              <w:top w:val="single" w:sz="4" w:space="0" w:color="D9D9D9"/>
+              <w:left w:val="single" w:sz="4" w:space="0" w:color="D9D9D9"/>
+              <w:bottom w:val="single" w:sz="4" w:space="0" w:color="D9D9D9"/>
+              <w:right w:val="single" w:sz="4" w:space="0" w:color="D9D9D9"/>
+            </w:tcBorders>
+            <w:shd w:val="clear" w:color="auto" w:fill="FFFFFF"/>
+          </w:tcPr>
+          <w:p>
+            <w:pPr>
+              <w:rPr>
+                <w:lang w:val="es-AR"/>
+              </w:rPr>
+            </w:pPr>
+          </w:p>
+        </w:tc>
+      </w:tr>
+      <w:tr>
+        <w:tc>
+          <w:tcPr>
+            <w:tcW w:w="1717" w:type="pct"/>
+            <w:tcBorders>
+              <w:top w:val="single" w:sz="4" w:space="0" w:color="D9D9D9"/>
+              <w:left w:val="single" w:sz="4" w:space="0" w:color="D9D9D9"/>
+              <w:bottom w:val="single" w:sz="4" w:space="0" w:color="D9D9D9"/>
+              <w:right w:val="single" w:sz="4" w:space="0" w:color="D9D9D9"/>
+            </w:tcBorders>
+            <w:tcMar>
+              <w:top w:w="80" w:type="dxa"/>
+              <w:left w:w="100" w:type="dxa"/>
+              <w:bottom w:w="80" w:type="dxa"/>
+              <w:right w:w="100" w:type="dxa"/>
+            </w:tcMar>
+            <w:vAlign w:val="center"/>
+          </w:tcPr>
+          <w:p>
+            <w:pPr>
+              <w:rPr>
+                <w:lang w:val="es-AR"/>
+              </w:rPr>
+            </w:pPr>
             <w:r>
               <w:rPr>
                 <w:b/>
                 <w:bCs/>
                 <w:sz w:val="20"/>
                 <w:szCs w:val="20"/>
-              </w:rPr>
-              <w:t xml:space="preserve"> </w:t>
-            </w:r>
-            <w:proofErr w:type="spellStart"/>
+                <w:lang w:val="es-AR"/>
+              </w:rPr>
+              <w:t xml:space="preserve">2. </w:t>
+            </w:r>
             <w:r>
               <w:rPr>
                 <w:b/>
                 <w:bCs/>
                 <w:sz w:val="20"/>
                 <w:szCs w:val="20"/>
-              </w:rPr>
-              <w:t>inicial</w:t>
-            </w:r>
-            <w:proofErr w:type="spellEnd"/>
-          </w:p>
-        </w:tc>
-        <w:tc>
-          <w:tcPr>
-            <w:tcW w:w="650" w:type="pct"/>
+                <w:lang w:val="es-AR"/>
+              </w:rPr>
+              <w:t>Base: Landing, login y propiedades</w:t>
+            </w:r>
+          </w:p>
+        </w:tc>
+        <w:tc>
+          <w:tcPr>
+            <w:tcW w:w="657" w:type="pct"/>
             <w:tcBorders>
               <w:top w:val="single" w:sz="4" w:space="0" w:color="D9D9D9"/>
               <w:left w:val="single" w:sz="4" w:space="0" w:color="D9D9D9"/>
@@ -6858,11 +6541,36 @@
             </w:tcBorders>
             <w:shd w:val="clear" w:color="auto" w:fill="0F6E6E"/>
           </w:tcPr>
-          <w:p/>
-        </w:tc>
-        <w:tc>
-          <w:tcPr>
-            <w:tcW w:w="650" w:type="pct"/>
+          <w:p>
+            <w:pPr>
+              <w:rPr>
+                <w:lang w:val="es-AR"/>
+              </w:rPr>
+            </w:pPr>
+          </w:p>
+        </w:tc>
+        <w:tc>
+          <w:tcPr>
+            <w:tcW w:w="657" w:type="pct"/>
+            <w:tcBorders>
+              <w:top w:val="single" w:sz="4" w:space="0" w:color="D9D9D9"/>
+              <w:left w:val="single" w:sz="4" w:space="0" w:color="D9D9D9"/>
+              <w:bottom w:val="single" w:sz="4" w:space="0" w:color="D9D9D9"/>
+              <w:right w:val="single" w:sz="4" w:space="0" w:color="D9D9D9"/>
+            </w:tcBorders>
+            <w:shd w:val="clear" w:color="auto" w:fill="0F6E6E"/>
+          </w:tcPr>
+          <w:p>
+            <w:pPr>
+              <w:rPr>
+                <w:lang w:val="es-AR"/>
+              </w:rPr>
+            </w:pPr>
+          </w:p>
+        </w:tc>
+        <w:tc>
+          <w:tcPr>
+            <w:tcW w:w="657" w:type="pct"/>
             <w:tcBorders>
               <w:top w:val="single" w:sz="4" w:space="0" w:color="D9D9D9"/>
               <w:left w:val="single" w:sz="4" w:space="0" w:color="D9D9D9"/>
@@ -6871,11 +6579,17 @@
             </w:tcBorders>
             <w:shd w:val="clear" w:color="auto" w:fill="FFFFFF"/>
           </w:tcPr>
-          <w:p/>
-        </w:tc>
-        <w:tc>
-          <w:tcPr>
-            <w:tcW w:w="650" w:type="pct"/>
+          <w:p>
+            <w:pPr>
+              <w:rPr>
+                <w:lang w:val="es-AR"/>
+              </w:rPr>
+            </w:pPr>
+          </w:p>
+        </w:tc>
+        <w:tc>
+          <w:tcPr>
+            <w:tcW w:w="657" w:type="pct"/>
             <w:tcBorders>
               <w:top w:val="single" w:sz="4" w:space="0" w:color="D9D9D9"/>
               <w:left w:val="single" w:sz="4" w:space="0" w:color="D9D9D9"/>
@@ -6884,11 +6598,17 @@
             </w:tcBorders>
             <w:shd w:val="clear" w:color="auto" w:fill="FFFFFF"/>
           </w:tcPr>
-          <w:p/>
-        </w:tc>
-        <w:tc>
-          <w:tcPr>
-            <w:tcW w:w="650" w:type="pct"/>
+          <w:p>
+            <w:pPr>
+              <w:rPr>
+                <w:lang w:val="es-AR"/>
+              </w:rPr>
+            </w:pPr>
+          </w:p>
+        </w:tc>
+        <w:tc>
+          <w:tcPr>
+            <w:tcW w:w="657" w:type="pct"/>
             <w:tcBorders>
               <w:top w:val="single" w:sz="4" w:space="0" w:color="D9D9D9"/>
               <w:left w:val="single" w:sz="4" w:space="0" w:color="D9D9D9"/>
@@ -6897,86 +6617,225 @@
             </w:tcBorders>
             <w:shd w:val="clear" w:color="auto" w:fill="FFFFFF"/>
           </w:tcPr>
-          <w:p/>
-        </w:tc>
-        <w:tc>
-          <w:tcPr>
-            <w:tcW w:w="650" w:type="pct"/>
-            <w:tcBorders>
-              <w:top w:val="single" w:sz="4" w:space="0" w:color="D9D9D9"/>
-              <w:left w:val="single" w:sz="4" w:space="0" w:color="D9D9D9"/>
-              <w:bottom w:val="single" w:sz="4" w:space="0" w:color="D9D9D9"/>
-              <w:right w:val="single" w:sz="4" w:space="0" w:color="D9D9D9"/>
-            </w:tcBorders>
-            <w:shd w:val="clear" w:color="auto" w:fill="FFFFFF"/>
-          </w:tcPr>
-          <w:p/>
+          <w:p>
+            <w:pPr>
+              <w:rPr>
+                <w:lang w:val="es-AR"/>
+              </w:rPr>
+            </w:pPr>
+          </w:p>
         </w:tc>
       </w:tr>
       <w:tr>
         <w:tc>
           <w:tcPr>
-            <w:tcW w:w="1700" w:type="pct"/>
-            <w:tcBorders>
-              <w:top w:val="single" w:sz="4" w:space="0" w:color="D9D9D9"/>
-              <w:left w:val="single" w:sz="4" w:space="0" w:color="D9D9D9"/>
-              <w:bottom w:val="single" w:sz="4" w:space="0" w:color="D9D9D9"/>
-              <w:right w:val="single" w:sz="4" w:space="0" w:color="D9D9D9"/>
-            </w:tcBorders>
-            <w:tcMar>
-              <w:top w:w="80" w:type="dxa"/>
-              <w:left w:w="100" w:type="dxa"/>
-              <w:bottom w:w="80" w:type="dxa"/>
-              <w:right w:w="100" w:type="dxa"/>
-            </w:tcMar>
-            <w:vAlign w:val="center"/>
-          </w:tcPr>
-          <w:p>
+            <w:tcW w:w="1717" w:type="pct"/>
+            <w:tcBorders>
+              <w:top w:val="single" w:sz="4" w:space="0" w:color="D9D9D9"/>
+              <w:left w:val="single" w:sz="4" w:space="0" w:color="D9D9D9"/>
+              <w:bottom w:val="single" w:sz="4" w:space="0" w:color="D9D9D9"/>
+              <w:right w:val="single" w:sz="4" w:space="0" w:color="D9D9D9"/>
+            </w:tcBorders>
+            <w:tcMar>
+              <w:top w:w="80" w:type="dxa"/>
+              <w:left w:w="100" w:type="dxa"/>
+              <w:bottom w:w="80" w:type="dxa"/>
+              <w:right w:w="100" w:type="dxa"/>
+            </w:tcMar>
+            <w:vAlign w:val="center"/>
+          </w:tcPr>
+          <w:p>
+            <w:pPr>
+              <w:rPr>
+                <w:lang w:val="es-AR"/>
+              </w:rPr>
+            </w:pPr>
             <w:r>
               <w:rPr>
                 <w:b/>
                 <w:bCs/>
                 <w:sz w:val="20"/>
                 <w:szCs w:val="20"/>
-              </w:rPr>
-              <w:t xml:space="preserve">2. </w:t>
-            </w:r>
-            <w:proofErr w:type="spellStart"/>
+                <w:lang w:val="es-AR"/>
+              </w:rPr>
+              <w:t xml:space="preserve">3. </w:t>
+            </w:r>
             <w:r>
               <w:rPr>
                 <w:b/>
                 <w:bCs/>
                 <w:sz w:val="20"/>
                 <w:szCs w:val="20"/>
-              </w:rPr>
-              <w:t>Relevamiento</w:t>
-            </w:r>
-            <w:proofErr w:type="spellEnd"/>
+                <w:lang w:val="es-AR"/>
+              </w:rPr>
+              <w:t>Búsqueda y solicitud de alquiler</w:t>
+            </w:r>
+          </w:p>
+        </w:tc>
+        <w:tc>
+          <w:tcPr>
+            <w:tcW w:w="657" w:type="pct"/>
+            <w:tcBorders>
+              <w:top w:val="single" w:sz="4" w:space="0" w:color="D9D9D9"/>
+              <w:left w:val="single" w:sz="4" w:space="0" w:color="D9D9D9"/>
+              <w:bottom w:val="single" w:sz="4" w:space="0" w:color="D9D9D9"/>
+              <w:right w:val="single" w:sz="4" w:space="0" w:color="D9D9D9"/>
+            </w:tcBorders>
+            <w:shd w:val="clear" w:color="auto" w:fill="FFFFFF"/>
+          </w:tcPr>
+          <w:p>
+            <w:pPr>
+              <w:rPr>
+                <w:lang w:val="es-AR"/>
+              </w:rPr>
+            </w:pPr>
+          </w:p>
+        </w:tc>
+        <w:tc>
+          <w:tcPr>
+            <w:tcW w:w="657" w:type="pct"/>
+            <w:tcBorders>
+              <w:top w:val="single" w:sz="4" w:space="0" w:color="D9D9D9"/>
+              <w:left w:val="single" w:sz="4" w:space="0" w:color="D9D9D9"/>
+              <w:bottom w:val="single" w:sz="4" w:space="0" w:color="D9D9D9"/>
+              <w:right w:val="single" w:sz="4" w:space="0" w:color="D9D9D9"/>
+            </w:tcBorders>
+            <w:shd w:val="clear" w:color="auto" w:fill="0F6E6E"/>
+          </w:tcPr>
+          <w:p>
+            <w:pPr>
+              <w:rPr>
+                <w:lang w:val="es-AR"/>
+              </w:rPr>
+            </w:pPr>
+          </w:p>
+        </w:tc>
+        <w:tc>
+          <w:tcPr>
+            <w:tcW w:w="657" w:type="pct"/>
+            <w:tcBorders>
+              <w:top w:val="single" w:sz="4" w:space="0" w:color="D9D9D9"/>
+              <w:left w:val="single" w:sz="4" w:space="0" w:color="D9D9D9"/>
+              <w:bottom w:val="single" w:sz="4" w:space="0" w:color="D9D9D9"/>
+              <w:right w:val="single" w:sz="4" w:space="0" w:color="D9D9D9"/>
+            </w:tcBorders>
+            <w:shd w:val="clear" w:color="auto" w:fill="FFFFFF"/>
+          </w:tcPr>
+          <w:p>
+            <w:pPr>
+              <w:rPr>
+                <w:lang w:val="es-AR"/>
+              </w:rPr>
+            </w:pPr>
+          </w:p>
+        </w:tc>
+        <w:tc>
+          <w:tcPr>
+            <w:tcW w:w="657" w:type="pct"/>
+            <w:tcBorders>
+              <w:top w:val="single" w:sz="4" w:space="0" w:color="D9D9D9"/>
+              <w:left w:val="single" w:sz="4" w:space="0" w:color="D9D9D9"/>
+              <w:bottom w:val="single" w:sz="4" w:space="0" w:color="D9D9D9"/>
+              <w:right w:val="single" w:sz="4" w:space="0" w:color="D9D9D9"/>
+            </w:tcBorders>
+            <w:shd w:val="clear" w:color="auto" w:fill="FFFFFF"/>
+          </w:tcPr>
+          <w:p>
+            <w:pPr>
+              <w:rPr>
+                <w:lang w:val="es-AR"/>
+              </w:rPr>
+            </w:pPr>
+          </w:p>
+        </w:tc>
+        <w:tc>
+          <w:tcPr>
+            <w:tcW w:w="657" w:type="pct"/>
+            <w:tcBorders>
+              <w:top w:val="single" w:sz="4" w:space="0" w:color="D9D9D9"/>
+              <w:left w:val="single" w:sz="4" w:space="0" w:color="D9D9D9"/>
+              <w:bottom w:val="single" w:sz="4" w:space="0" w:color="D9D9D9"/>
+              <w:right w:val="single" w:sz="4" w:space="0" w:color="D9D9D9"/>
+            </w:tcBorders>
+            <w:shd w:val="clear" w:color="auto" w:fill="FFFFFF"/>
+          </w:tcPr>
+          <w:p>
+            <w:pPr>
+              <w:rPr>
+                <w:lang w:val="es-AR"/>
+              </w:rPr>
+            </w:pPr>
+          </w:p>
+        </w:tc>
+      </w:tr>
+      <w:tr>
+        <w:tc>
+          <w:tcPr>
+            <w:tcW w:w="1717" w:type="pct"/>
+            <w:tcBorders>
+              <w:top w:val="single" w:sz="4" w:space="0" w:color="D9D9D9"/>
+              <w:left w:val="single" w:sz="4" w:space="0" w:color="D9D9D9"/>
+              <w:bottom w:val="single" w:sz="4" w:space="0" w:color="D9D9D9"/>
+              <w:right w:val="single" w:sz="4" w:space="0" w:color="D9D9D9"/>
+            </w:tcBorders>
+            <w:tcMar>
+              <w:top w:w="80" w:type="dxa"/>
+              <w:left w:w="100" w:type="dxa"/>
+              <w:bottom w:w="80" w:type="dxa"/>
+              <w:right w:w="100" w:type="dxa"/>
+            </w:tcMar>
+            <w:vAlign w:val="center"/>
+          </w:tcPr>
+          <w:p>
+            <w:pPr>
+              <w:rPr>
+                <w:lang w:val="es-AR"/>
+              </w:rPr>
+            </w:pPr>
             <w:r>
               <w:rPr>
                 <w:b/>
                 <w:bCs/>
                 <w:sz w:val="20"/>
                 <w:szCs w:val="20"/>
-              </w:rPr>
-              <w:t xml:space="preserve"> y </w:t>
-            </w:r>
-            <w:proofErr w:type="spellStart"/>
+                <w:lang w:val="es-AR"/>
+              </w:rPr>
+              <w:t xml:space="preserve">4. </w:t>
+            </w:r>
             <w:r>
               <w:rPr>
                 <w:b/>
                 <w:bCs/>
                 <w:sz w:val="20"/>
                 <w:szCs w:val="20"/>
-              </w:rPr>
-              <w:t>análisis</w:t>
-            </w:r>
-            <w:proofErr w:type="spellEnd"/>
-          </w:p>
-        </w:tc>
-        <w:tc>
-          <w:tcPr>
-            <w:tcW w:w="650" w:type="pct"/>
+                <w:lang w:val="es-AR"/>
+              </w:rPr>
+              <w:t>Administración y oferta de alquiler</w:t>
+            </w:r>
+          </w:p>
+        </w:tc>
+        <w:tc>
+          <w:tcPr>
+            <w:tcW w:w="657" w:type="pct"/>
+            <w:tcBorders>
+              <w:top w:val="single" w:sz="4" w:space="0" w:color="D9D9D9"/>
+              <w:left w:val="single" w:sz="4" w:space="0" w:color="D9D9D9"/>
+              <w:bottom w:val="single" w:sz="4" w:space="0" w:color="D9D9D9"/>
+              <w:right w:val="single" w:sz="4" w:space="0" w:color="D9D9D9"/>
+            </w:tcBorders>
+            <w:shd w:val="clear" w:color="auto" w:fill="FFFFFF"/>
+          </w:tcPr>
+          <w:p>
+            <w:pPr>
+              <w:rPr>
+                <w:lang w:val="es-AR"/>
+              </w:rPr>
+            </w:pPr>
+          </w:p>
+        </w:tc>
+        <w:tc>
+          <w:tcPr>
+            <w:tcW w:w="657" w:type="pct"/>
             <w:tcBorders>
               <w:top w:val="single" w:sz="4" w:space="0" w:color="D9D9D9"/>
               <w:left w:val="single" w:sz="4" w:space="0" w:color="D9D9D9"/>
@@ -6985,11 +6844,17 @@
             </w:tcBorders>
             <w:shd w:val="clear" w:color="auto" w:fill="0F6E6E"/>
           </w:tcPr>
-          <w:p/>
-        </w:tc>
-        <w:tc>
-          <w:tcPr>
-            <w:tcW w:w="650" w:type="pct"/>
+          <w:p>
+            <w:pPr>
+              <w:rPr>
+                <w:lang w:val="es-AR"/>
+              </w:rPr>
+            </w:pPr>
+          </w:p>
+        </w:tc>
+        <w:tc>
+          <w:tcPr>
+            <w:tcW w:w="657" w:type="pct"/>
             <w:tcBorders>
               <w:top w:val="single" w:sz="4" w:space="0" w:color="D9D9D9"/>
               <w:left w:val="single" w:sz="4" w:space="0" w:color="D9D9D9"/>
@@ -6998,11 +6863,17 @@
             </w:tcBorders>
             <w:shd w:val="clear" w:color="auto" w:fill="0F6E6E"/>
           </w:tcPr>
-          <w:p/>
-        </w:tc>
-        <w:tc>
-          <w:tcPr>
-            <w:tcW w:w="650" w:type="pct"/>
+          <w:p>
+            <w:pPr>
+              <w:rPr>
+                <w:lang w:val="es-AR"/>
+              </w:rPr>
+            </w:pPr>
+          </w:p>
+        </w:tc>
+        <w:tc>
+          <w:tcPr>
+            <w:tcW w:w="657" w:type="pct"/>
             <w:tcBorders>
               <w:top w:val="single" w:sz="4" w:space="0" w:color="D9D9D9"/>
               <w:left w:val="single" w:sz="4" w:space="0" w:color="D9D9D9"/>
@@ -7011,11 +6882,17 @@
             </w:tcBorders>
             <w:shd w:val="clear" w:color="auto" w:fill="FFFFFF"/>
           </w:tcPr>
-          <w:p/>
-        </w:tc>
-        <w:tc>
-          <w:tcPr>
-            <w:tcW w:w="650" w:type="pct"/>
+          <w:p>
+            <w:pPr>
+              <w:rPr>
+                <w:lang w:val="es-AR"/>
+              </w:rPr>
+            </w:pPr>
+          </w:p>
+        </w:tc>
+        <w:tc>
+          <w:tcPr>
+            <w:tcW w:w="657" w:type="pct"/>
             <w:tcBorders>
               <w:top w:val="single" w:sz="4" w:space="0" w:color="D9D9D9"/>
               <w:left w:val="single" w:sz="4" w:space="0" w:color="D9D9D9"/>
@@ -7024,26 +6901,19 @@
             </w:tcBorders>
             <w:shd w:val="clear" w:color="auto" w:fill="FFFFFF"/>
           </w:tcPr>
-          <w:p/>
-        </w:tc>
-        <w:tc>
-          <w:tcPr>
-            <w:tcW w:w="650" w:type="pct"/>
-            <w:tcBorders>
-              <w:top w:val="single" w:sz="4" w:space="0" w:color="D9D9D9"/>
-              <w:left w:val="single" w:sz="4" w:space="0" w:color="D9D9D9"/>
-              <w:bottom w:val="single" w:sz="4" w:space="0" w:color="D9D9D9"/>
-              <w:right w:val="single" w:sz="4" w:space="0" w:color="D9D9D9"/>
-            </w:tcBorders>
-            <w:shd w:val="clear" w:color="auto" w:fill="FFFFFF"/>
-          </w:tcPr>
-          <w:p/>
+          <w:p>
+            <w:pPr>
+              <w:rPr>
+                <w:lang w:val="es-AR"/>
+              </w:rPr>
+            </w:pPr>
+          </w:p>
         </w:tc>
       </w:tr>
       <w:tr>
         <w:tc>
           <w:tcPr>
-            <w:tcW w:w="1700" w:type="pct"/>
+            <w:tcW w:w="1717" w:type="pct"/>
             <w:tcBorders>
               <w:top w:val="single" w:sz="4" w:space="0" w:color="D9D9D9"/>
               <w:left w:val="single" w:sz="4" w:space="0" w:color="D9D9D9"/>
@@ -7072,13 +6942,23 @@
                 <w:szCs w:val="20"/>
                 <w:lang w:val="es-AR"/>
               </w:rPr>
-              <w:t>3. Diseño (arquitectura, UX/UI, datos)</w:t>
-            </w:r>
-          </w:p>
-        </w:tc>
-        <w:tc>
-          <w:tcPr>
-            <w:tcW w:w="650" w:type="pct"/>
+              <w:t xml:space="preserve">5. </w:t>
+            </w:r>
+            <w:r>
+              <w:rPr>
+                <w:b/>
+                <w:bCs/>
+                <w:sz w:val="20"/>
+                <w:szCs w:val="20"/>
+                <w:lang w:val="es-AR"/>
+              </w:rPr>
+              <w:t>Expensas, cálculo y cierre</w:t>
+            </w:r>
+          </w:p>
+        </w:tc>
+        <w:tc>
+          <w:tcPr>
+            <w:tcW w:w="657" w:type="pct"/>
             <w:tcBorders>
               <w:top w:val="single" w:sz="4" w:space="0" w:color="D9D9D9"/>
               <w:left w:val="single" w:sz="4" w:space="0" w:color="D9D9D9"/>
@@ -7097,7 +6977,26 @@
         </w:tc>
         <w:tc>
           <w:tcPr>
-            <w:tcW w:w="650" w:type="pct"/>
+            <w:tcW w:w="657" w:type="pct"/>
+            <w:tcBorders>
+              <w:top w:val="single" w:sz="4" w:space="0" w:color="D9D9D9"/>
+              <w:left w:val="single" w:sz="4" w:space="0" w:color="D9D9D9"/>
+              <w:bottom w:val="single" w:sz="4" w:space="0" w:color="D9D9D9"/>
+              <w:right w:val="single" w:sz="4" w:space="0" w:color="D9D9D9"/>
+            </w:tcBorders>
+            <w:shd w:val="clear" w:color="auto" w:fill="FFFFFF"/>
+          </w:tcPr>
+          <w:p>
+            <w:pPr>
+              <w:rPr>
+                <w:lang w:val="es-AR"/>
+              </w:rPr>
+            </w:pPr>
+          </w:p>
+        </w:tc>
+        <w:tc>
+          <w:tcPr>
+            <w:tcW w:w="657" w:type="pct"/>
             <w:tcBorders>
               <w:top w:val="single" w:sz="4" w:space="0" w:color="D9D9D9"/>
               <w:left w:val="single" w:sz="4" w:space="0" w:color="D9D9D9"/>
@@ -7116,7 +7015,7 @@
         </w:tc>
         <w:tc>
           <w:tcPr>
-            <w:tcW w:w="650" w:type="pct"/>
+            <w:tcW w:w="657" w:type="pct"/>
             <w:tcBorders>
               <w:top w:val="single" w:sz="4" w:space="0" w:color="D9D9D9"/>
               <w:left w:val="single" w:sz="4" w:space="0" w:color="D9D9D9"/>
@@ -7135,26 +7034,7 @@
         </w:tc>
         <w:tc>
           <w:tcPr>
-            <w:tcW w:w="650" w:type="pct"/>
-            <w:tcBorders>
-              <w:top w:val="single" w:sz="4" w:space="0" w:color="D9D9D9"/>
-              <w:left w:val="single" w:sz="4" w:space="0" w:color="D9D9D9"/>
-              <w:bottom w:val="single" w:sz="4" w:space="0" w:color="D9D9D9"/>
-              <w:right w:val="single" w:sz="4" w:space="0" w:color="D9D9D9"/>
-            </w:tcBorders>
-            <w:shd w:val="clear" w:color="auto" w:fill="FFFFFF"/>
-          </w:tcPr>
-          <w:p>
-            <w:pPr>
-              <w:rPr>
-                <w:lang w:val="es-AR"/>
-              </w:rPr>
-            </w:pPr>
-          </w:p>
-        </w:tc>
-        <w:tc>
-          <w:tcPr>
-            <w:tcW w:w="650" w:type="pct"/>
+            <w:tcW w:w="657" w:type="pct"/>
             <w:tcBorders>
               <w:top w:val="single" w:sz="4" w:space="0" w:color="D9D9D9"/>
               <w:left w:val="single" w:sz="4" w:space="0" w:color="D9D9D9"/>
@@ -7175,67 +7055,194 @@
       <w:tr>
         <w:tc>
           <w:tcPr>
-            <w:tcW w:w="1700" w:type="pct"/>
-            <w:tcBorders>
-              <w:top w:val="single" w:sz="4" w:space="0" w:color="D9D9D9"/>
-              <w:left w:val="single" w:sz="4" w:space="0" w:color="D9D9D9"/>
-              <w:bottom w:val="single" w:sz="4" w:space="0" w:color="D9D9D9"/>
-              <w:right w:val="single" w:sz="4" w:space="0" w:color="D9D9D9"/>
-            </w:tcBorders>
-            <w:tcMar>
-              <w:top w:w="80" w:type="dxa"/>
-              <w:left w:w="100" w:type="dxa"/>
-              <w:bottom w:w="80" w:type="dxa"/>
-              <w:right w:w="100" w:type="dxa"/>
-            </w:tcMar>
-            <w:vAlign w:val="center"/>
-          </w:tcPr>
-          <w:p>
+            <w:tcW w:w="1717" w:type="pct"/>
+            <w:tcBorders>
+              <w:top w:val="single" w:sz="4" w:space="0" w:color="D9D9D9"/>
+              <w:left w:val="single" w:sz="4" w:space="0" w:color="D9D9D9"/>
+              <w:bottom w:val="single" w:sz="4" w:space="0" w:color="D9D9D9"/>
+              <w:right w:val="single" w:sz="4" w:space="0" w:color="D9D9D9"/>
+            </w:tcBorders>
+            <w:tcMar>
+              <w:top w:w="80" w:type="dxa"/>
+              <w:left w:w="100" w:type="dxa"/>
+              <w:bottom w:w="80" w:type="dxa"/>
+              <w:right w:w="100" w:type="dxa"/>
+            </w:tcMar>
+            <w:vAlign w:val="center"/>
+          </w:tcPr>
+          <w:p>
+            <w:pPr>
+              <w:rPr>
+                <w:lang w:val="es-AR"/>
+              </w:rPr>
+            </w:pPr>
             <w:r>
               <w:rPr>
                 <w:b/>
                 <w:bCs/>
                 <w:sz w:val="20"/>
                 <w:szCs w:val="20"/>
-              </w:rPr>
-              <w:t xml:space="preserve">4. Desarrollo: </w:t>
-            </w:r>
-            <w:proofErr w:type="spellStart"/>
+                <w:lang w:val="es-AR"/>
+              </w:rPr>
+              <w:t xml:space="preserve">6. </w:t>
+            </w:r>
             <w:r>
               <w:rPr>
                 <w:b/>
                 <w:bCs/>
                 <w:sz w:val="20"/>
                 <w:szCs w:val="20"/>
-              </w:rPr>
-              <w:t>publicación</w:t>
-            </w:r>
-            <w:proofErr w:type="spellEnd"/>
+                <w:lang w:val="es-AR"/>
+              </w:rPr>
+              <w:t>Integraciones avanzadas</w:t>
+            </w:r>
+          </w:p>
+        </w:tc>
+        <w:tc>
+          <w:tcPr>
+            <w:tcW w:w="657" w:type="pct"/>
+            <w:tcBorders>
+              <w:top w:val="single" w:sz="4" w:space="0" w:color="D9D9D9"/>
+              <w:left w:val="single" w:sz="4" w:space="0" w:color="D9D9D9"/>
+              <w:bottom w:val="single" w:sz="4" w:space="0" w:color="D9D9D9"/>
+              <w:right w:val="single" w:sz="4" w:space="0" w:color="D9D9D9"/>
+            </w:tcBorders>
+            <w:shd w:val="clear" w:color="auto" w:fill="FFFFFF"/>
+          </w:tcPr>
+          <w:p>
+            <w:pPr>
+              <w:rPr>
+                <w:lang w:val="es-AR"/>
+              </w:rPr>
+            </w:pPr>
+          </w:p>
+        </w:tc>
+        <w:tc>
+          <w:tcPr>
+            <w:tcW w:w="657" w:type="pct"/>
+            <w:tcBorders>
+              <w:top w:val="single" w:sz="4" w:space="0" w:color="D9D9D9"/>
+              <w:left w:val="single" w:sz="4" w:space="0" w:color="D9D9D9"/>
+              <w:bottom w:val="single" w:sz="4" w:space="0" w:color="D9D9D9"/>
+              <w:right w:val="single" w:sz="4" w:space="0" w:color="D9D9D9"/>
+            </w:tcBorders>
+            <w:shd w:val="clear" w:color="auto" w:fill="FFFFFF"/>
+          </w:tcPr>
+          <w:p>
+            <w:pPr>
+              <w:rPr>
+                <w:lang w:val="es-AR"/>
+              </w:rPr>
+            </w:pPr>
+          </w:p>
+        </w:tc>
+        <w:tc>
+          <w:tcPr>
+            <w:tcW w:w="657" w:type="pct"/>
+            <w:tcBorders>
+              <w:top w:val="single" w:sz="4" w:space="0" w:color="D9D9D9"/>
+              <w:left w:val="single" w:sz="4" w:space="0" w:color="D9D9D9"/>
+              <w:bottom w:val="single" w:sz="4" w:space="0" w:color="D9D9D9"/>
+              <w:right w:val="single" w:sz="4" w:space="0" w:color="D9D9D9"/>
+            </w:tcBorders>
+            <w:shd w:val="clear" w:color="auto" w:fill="0F6E6E"/>
+          </w:tcPr>
+          <w:p>
+            <w:pPr>
+              <w:rPr>
+                <w:lang w:val="es-AR"/>
+              </w:rPr>
+            </w:pPr>
+          </w:p>
+        </w:tc>
+        <w:tc>
+          <w:tcPr>
+            <w:tcW w:w="657" w:type="pct"/>
+            <w:tcBorders>
+              <w:top w:val="single" w:sz="4" w:space="0" w:color="D9D9D9"/>
+              <w:left w:val="single" w:sz="4" w:space="0" w:color="D9D9D9"/>
+              <w:bottom w:val="single" w:sz="4" w:space="0" w:color="D9D9D9"/>
+              <w:right w:val="single" w:sz="4" w:space="0" w:color="D9D9D9"/>
+            </w:tcBorders>
+            <w:shd w:val="clear" w:color="auto" w:fill="0F6E6E"/>
+          </w:tcPr>
+          <w:p>
+            <w:pPr>
+              <w:rPr>
+                <w:lang w:val="es-AR"/>
+              </w:rPr>
+            </w:pPr>
+          </w:p>
+        </w:tc>
+        <w:tc>
+          <w:tcPr>
+            <w:tcW w:w="657" w:type="pct"/>
+            <w:tcBorders>
+              <w:top w:val="single" w:sz="4" w:space="0" w:color="D9D9D9"/>
+              <w:left w:val="single" w:sz="4" w:space="0" w:color="D9D9D9"/>
+              <w:bottom w:val="single" w:sz="4" w:space="0" w:color="D9D9D9"/>
+              <w:right w:val="single" w:sz="4" w:space="0" w:color="D9D9D9"/>
+            </w:tcBorders>
+            <w:shd w:val="clear" w:color="auto" w:fill="FFFFFF"/>
+          </w:tcPr>
+          <w:p>
+            <w:pPr>
+              <w:rPr>
+                <w:lang w:val="es-AR"/>
+              </w:rPr>
+            </w:pPr>
+          </w:p>
+        </w:tc>
+      </w:tr>
+      <w:tr>
+        <w:tc>
+          <w:tcPr>
+            <w:tcW w:w="1717" w:type="pct"/>
+            <w:tcBorders>
+              <w:top w:val="single" w:sz="4" w:space="0" w:color="D9D9D9"/>
+              <w:left w:val="single" w:sz="4" w:space="0" w:color="D9D9D9"/>
+              <w:bottom w:val="single" w:sz="4" w:space="0" w:color="D9D9D9"/>
+              <w:right w:val="single" w:sz="4" w:space="0" w:color="D9D9D9"/>
+            </w:tcBorders>
+            <w:tcMar>
+              <w:top w:w="80" w:type="dxa"/>
+              <w:left w:w="100" w:type="dxa"/>
+              <w:bottom w:w="80" w:type="dxa"/>
+              <w:right w:w="100" w:type="dxa"/>
+            </w:tcMar>
+            <w:vAlign w:val="center"/>
+          </w:tcPr>
+          <w:p>
+            <w:pPr>
+              <w:rPr>
+                <w:lang w:val="es-AR"/>
+              </w:rPr>
+            </w:pPr>
             <w:r>
               <w:rPr>
                 <w:b/>
                 <w:bCs/>
                 <w:sz w:val="20"/>
                 <w:szCs w:val="20"/>
-              </w:rPr>
-              <w:t xml:space="preserve"> y </w:t>
-            </w:r>
-            <w:proofErr w:type="spellStart"/>
+                <w:lang w:val="es-AR"/>
+              </w:rPr>
+              <w:t xml:space="preserve">7. </w:t>
+            </w:r>
             <w:r>
               <w:rPr>
                 <w:b/>
                 <w:bCs/>
                 <w:sz w:val="20"/>
                 <w:szCs w:val="20"/>
-              </w:rPr>
-              <w:t>búsqueda</w:t>
-            </w:r>
-            <w:proofErr w:type="spellEnd"/>
-          </w:p>
-        </w:tc>
-        <w:tc>
-          <w:tcPr>
-            <w:tcW w:w="650" w:type="pct"/>
+                <w:lang w:val="es-AR"/>
+              </w:rPr>
+              <w:t>Documentación final y defensa</w:t>
+            </w:r>
+          </w:p>
+        </w:tc>
+        <w:tc>
+          <w:tcPr>
+            <w:tcW w:w="657" w:type="pct"/>
             <w:tcBorders>
               <w:top w:val="single" w:sz="4" w:space="0" w:color="D9D9D9"/>
               <w:left w:val="single" w:sz="4" w:space="0" w:color="D9D9D9"/>
@@ -7244,11 +7251,55 @@
             </w:tcBorders>
             <w:shd w:val="clear" w:color="auto" w:fill="FFFFFF"/>
           </w:tcPr>
-          <w:p/>
-        </w:tc>
-        <w:tc>
-          <w:tcPr>
-            <w:tcW w:w="650" w:type="pct"/>
+          <w:p>
+            <w:pPr>
+              <w:rPr>
+                <w:lang w:val="es-AR"/>
+              </w:rPr>
+            </w:pPr>
+          </w:p>
+        </w:tc>
+        <w:tc>
+          <w:tcPr>
+            <w:tcW w:w="657" w:type="pct"/>
+            <w:tcBorders>
+              <w:top w:val="single" w:sz="4" w:space="0" w:color="D9D9D9"/>
+              <w:left w:val="single" w:sz="4" w:space="0" w:color="D9D9D9"/>
+              <w:bottom w:val="single" w:sz="4" w:space="0" w:color="D9D9D9"/>
+              <w:right w:val="single" w:sz="4" w:space="0" w:color="D9D9D9"/>
+            </w:tcBorders>
+            <w:shd w:val="clear" w:color="auto" w:fill="FFFFFF"/>
+          </w:tcPr>
+          <w:p>
+            <w:pPr>
+              <w:rPr>
+                <w:lang w:val="es-AR"/>
+              </w:rPr>
+            </w:pPr>
+          </w:p>
+        </w:tc>
+        <w:tc>
+          <w:tcPr>
+            <w:tcW w:w="657" w:type="pct"/>
+            <w:tcBorders>
+              <w:top w:val="single" w:sz="4" w:space="0" w:color="D9D9D9"/>
+              <w:left w:val="single" w:sz="4" w:space="0" w:color="D9D9D9"/>
+              <w:bottom w:val="single" w:sz="4" w:space="0" w:color="D9D9D9"/>
+              <w:right w:val="single" w:sz="4" w:space="0" w:color="D9D9D9"/>
+            </w:tcBorders>
+            <w:shd w:val="clear" w:color="auto" w:fill="FFFFFF"/>
+          </w:tcPr>
+          <w:p>
+            <w:pPr>
+              <w:rPr>
+                <w:lang w:val="es-AR"/>
+              </w:rPr>
+            </w:pPr>
+          </w:p>
+        </w:tc>
+        <w:tc>
+          <w:tcPr>
+            <w:tcW w:w="657" w:type="pct"/>
             <w:tcBorders>
               <w:top w:val="single" w:sz="4" w:space="0" w:color="D9D9D9"/>
               <w:left w:val="single" w:sz="4" w:space="0" w:color="D9D9D9"/>
@@ -7257,24 +7308,17 @@
             </w:tcBorders>
             <w:shd w:val="clear" w:color="auto" w:fill="0F6E6E"/>
           </w:tcPr>
-          <w:p/>
-        </w:tc>
-        <w:tc>
-          <w:tcPr>
-            <w:tcW w:w="650" w:type="pct"/>
-            <w:tcBorders>
-              <w:top w:val="single" w:sz="4" w:space="0" w:color="D9D9D9"/>
-              <w:left w:val="single" w:sz="4" w:space="0" w:color="D9D9D9"/>
-              <w:bottom w:val="single" w:sz="4" w:space="0" w:color="D9D9D9"/>
-              <w:right w:val="single" w:sz="4" w:space="0" w:color="D9D9D9"/>
-            </w:tcBorders>
-            <w:shd w:val="clear" w:color="auto" w:fill="0F6E6E"/>
-          </w:tcPr>
-          <w:p/>
-        </w:tc>
-        <w:tc>
-          <w:tcPr>
-            <w:tcW w:w="650" w:type="pct"/>
+          <w:p>
+            <w:pPr>
+              <w:rPr>
+                <w:lang w:val="es-AR"/>
+              </w:rPr>
+            </w:pPr>
+          </w:p>
+        </w:tc>
+        <w:tc>
+          <w:tcPr>
+            <w:tcW w:w="657" w:type="pct"/>
             <w:tcBorders>
               <w:top w:val="single" w:sz="4" w:space="0" w:color="D9D9D9"/>
               <w:left w:val="single" w:sz="4" w:space="0" w:color="D9D9D9"/>
@@ -7283,522 +7327,13 @@
             </w:tcBorders>
             <w:shd w:val="clear" w:color="auto" w:fill="FFFFFF"/>
           </w:tcPr>
-          <w:p/>
-        </w:tc>
-        <w:tc>
-          <w:tcPr>
-            <w:tcW w:w="650" w:type="pct"/>
-            <w:tcBorders>
-              <w:top w:val="single" w:sz="4" w:space="0" w:color="D9D9D9"/>
-              <w:left w:val="single" w:sz="4" w:space="0" w:color="D9D9D9"/>
-              <w:bottom w:val="single" w:sz="4" w:space="0" w:color="D9D9D9"/>
-              <w:right w:val="single" w:sz="4" w:space="0" w:color="D9D9D9"/>
-            </w:tcBorders>
-            <w:shd w:val="clear" w:color="auto" w:fill="FFFFFF"/>
-          </w:tcPr>
-          <w:p/>
-        </w:tc>
-      </w:tr>
-      <w:tr>
-        <w:tc>
-          <w:tcPr>
-            <w:tcW w:w="1700" w:type="pct"/>
-            <w:tcBorders>
-              <w:top w:val="single" w:sz="4" w:space="0" w:color="D9D9D9"/>
-              <w:left w:val="single" w:sz="4" w:space="0" w:color="D9D9D9"/>
-              <w:bottom w:val="single" w:sz="4" w:space="0" w:color="D9D9D9"/>
-              <w:right w:val="single" w:sz="4" w:space="0" w:color="D9D9D9"/>
-            </w:tcBorders>
-            <w:tcMar>
-              <w:top w:w="80" w:type="dxa"/>
-              <w:left w:w="100" w:type="dxa"/>
-              <w:bottom w:w="80" w:type="dxa"/>
-              <w:right w:w="100" w:type="dxa"/>
-            </w:tcMar>
-            <w:vAlign w:val="center"/>
-          </w:tcPr>
-          <w:p>
-            <w:r>
-              <w:rPr>
-                <w:b/>
-                <w:bCs/>
-                <w:sz w:val="20"/>
-                <w:szCs w:val="20"/>
-              </w:rPr>
-              <w:t xml:space="preserve">5. Desarrollo: </w:t>
-            </w:r>
-            <w:proofErr w:type="spellStart"/>
-            <w:r>
-              <w:rPr>
-                <w:b/>
-                <w:bCs/>
-                <w:sz w:val="20"/>
-                <w:szCs w:val="20"/>
-              </w:rPr>
-              <w:t>ajuste</w:t>
-            </w:r>
-            <w:proofErr w:type="spellEnd"/>
-            <w:r>
-              <w:rPr>
-                <w:b/>
-                <w:bCs/>
-                <w:sz w:val="20"/>
-                <w:szCs w:val="20"/>
-              </w:rPr>
-              <w:t xml:space="preserve"> y </w:t>
-            </w:r>
-            <w:proofErr w:type="spellStart"/>
-            <w:r>
-              <w:rPr>
-                <w:b/>
-                <w:bCs/>
-                <w:sz w:val="20"/>
-                <w:szCs w:val="20"/>
-              </w:rPr>
-              <w:t>cobro</w:t>
-            </w:r>
-            <w:proofErr w:type="spellEnd"/>
-          </w:p>
-        </w:tc>
-        <w:tc>
-          <w:tcPr>
-            <w:tcW w:w="650" w:type="pct"/>
-            <w:tcBorders>
-              <w:top w:val="single" w:sz="4" w:space="0" w:color="D9D9D9"/>
-              <w:left w:val="single" w:sz="4" w:space="0" w:color="D9D9D9"/>
-              <w:bottom w:val="single" w:sz="4" w:space="0" w:color="D9D9D9"/>
-              <w:right w:val="single" w:sz="4" w:space="0" w:color="D9D9D9"/>
-            </w:tcBorders>
-            <w:shd w:val="clear" w:color="auto" w:fill="FFFFFF"/>
-          </w:tcPr>
-          <w:p/>
-        </w:tc>
-        <w:tc>
-          <w:tcPr>
-            <w:tcW w:w="650" w:type="pct"/>
-            <w:tcBorders>
-              <w:top w:val="single" w:sz="4" w:space="0" w:color="D9D9D9"/>
-              <w:left w:val="single" w:sz="4" w:space="0" w:color="D9D9D9"/>
-              <w:bottom w:val="single" w:sz="4" w:space="0" w:color="D9D9D9"/>
-              <w:right w:val="single" w:sz="4" w:space="0" w:color="D9D9D9"/>
-            </w:tcBorders>
-            <w:shd w:val="clear" w:color="auto" w:fill="FFFFFF"/>
-          </w:tcPr>
-          <w:p/>
-        </w:tc>
-        <w:tc>
-          <w:tcPr>
-            <w:tcW w:w="650" w:type="pct"/>
-            <w:tcBorders>
-              <w:top w:val="single" w:sz="4" w:space="0" w:color="D9D9D9"/>
-              <w:left w:val="single" w:sz="4" w:space="0" w:color="D9D9D9"/>
-              <w:bottom w:val="single" w:sz="4" w:space="0" w:color="D9D9D9"/>
-              <w:right w:val="single" w:sz="4" w:space="0" w:color="D9D9D9"/>
-            </w:tcBorders>
-            <w:shd w:val="clear" w:color="auto" w:fill="0F6E6E"/>
-          </w:tcPr>
-          <w:p/>
-        </w:tc>
-        <w:tc>
-          <w:tcPr>
-            <w:tcW w:w="650" w:type="pct"/>
-            <w:tcBorders>
-              <w:top w:val="single" w:sz="4" w:space="0" w:color="D9D9D9"/>
-              <w:left w:val="single" w:sz="4" w:space="0" w:color="D9D9D9"/>
-              <w:bottom w:val="single" w:sz="4" w:space="0" w:color="D9D9D9"/>
-              <w:right w:val="single" w:sz="4" w:space="0" w:color="D9D9D9"/>
-            </w:tcBorders>
-            <w:shd w:val="clear" w:color="auto" w:fill="FFFFFF"/>
-          </w:tcPr>
-          <w:p/>
-        </w:tc>
-        <w:tc>
-          <w:tcPr>
-            <w:tcW w:w="650" w:type="pct"/>
-            <w:tcBorders>
-              <w:top w:val="single" w:sz="4" w:space="0" w:color="D9D9D9"/>
-              <w:left w:val="single" w:sz="4" w:space="0" w:color="D9D9D9"/>
-              <w:bottom w:val="single" w:sz="4" w:space="0" w:color="D9D9D9"/>
-              <w:right w:val="single" w:sz="4" w:space="0" w:color="D9D9D9"/>
-            </w:tcBorders>
-            <w:shd w:val="clear" w:color="auto" w:fill="FFFFFF"/>
-          </w:tcPr>
-          <w:p/>
-        </w:tc>
-      </w:tr>
-      <w:tr>
-        <w:tc>
-          <w:tcPr>
-            <w:tcW w:w="1700" w:type="pct"/>
-            <w:tcBorders>
-              <w:top w:val="single" w:sz="4" w:space="0" w:color="D9D9D9"/>
-              <w:left w:val="single" w:sz="4" w:space="0" w:color="D9D9D9"/>
-              <w:bottom w:val="single" w:sz="4" w:space="0" w:color="D9D9D9"/>
-              <w:right w:val="single" w:sz="4" w:space="0" w:color="D9D9D9"/>
-            </w:tcBorders>
-            <w:tcMar>
-              <w:top w:w="80" w:type="dxa"/>
-              <w:left w:w="100" w:type="dxa"/>
-              <w:bottom w:w="80" w:type="dxa"/>
-              <w:right w:w="100" w:type="dxa"/>
-            </w:tcMar>
-            <w:vAlign w:val="center"/>
-          </w:tcPr>
-          <w:p>
-            <w:pPr>
-              <w:rPr>
-                <w:lang w:val="es-AR"/>
-              </w:rPr>
-            </w:pPr>
-            <w:r>
-              <w:rPr>
-                <w:b/>
-                <w:bCs/>
-                <w:sz w:val="20"/>
-                <w:szCs w:val="20"/>
-                <w:lang w:val="es-AR"/>
-              </w:rPr>
-              <w:t>6. Desarrollo: firma, mora y cierre</w:t>
-            </w:r>
-          </w:p>
-        </w:tc>
-        <w:tc>
-          <w:tcPr>
-            <w:tcW w:w="650" w:type="pct"/>
-            <w:tcBorders>
-              <w:top w:val="single" w:sz="4" w:space="0" w:color="D9D9D9"/>
-              <w:left w:val="single" w:sz="4" w:space="0" w:color="D9D9D9"/>
-              <w:bottom w:val="single" w:sz="4" w:space="0" w:color="D9D9D9"/>
-              <w:right w:val="single" w:sz="4" w:space="0" w:color="D9D9D9"/>
-            </w:tcBorders>
-            <w:shd w:val="clear" w:color="auto" w:fill="FFFFFF"/>
-          </w:tcPr>
-          <w:p>
-            <w:pPr>
-              <w:rPr>
-                <w:lang w:val="es-AR"/>
-              </w:rPr>
-            </w:pPr>
-          </w:p>
-        </w:tc>
-        <w:tc>
-          <w:tcPr>
-            <w:tcW w:w="650" w:type="pct"/>
-            <w:tcBorders>
-              <w:top w:val="single" w:sz="4" w:space="0" w:color="D9D9D9"/>
-              <w:left w:val="single" w:sz="4" w:space="0" w:color="D9D9D9"/>
-              <w:bottom w:val="single" w:sz="4" w:space="0" w:color="D9D9D9"/>
-              <w:right w:val="single" w:sz="4" w:space="0" w:color="D9D9D9"/>
-            </w:tcBorders>
-            <w:shd w:val="clear" w:color="auto" w:fill="FFFFFF"/>
-          </w:tcPr>
-          <w:p>
-            <w:pPr>
-              <w:rPr>
-                <w:lang w:val="es-AR"/>
-              </w:rPr>
-            </w:pPr>
-          </w:p>
-        </w:tc>
-        <w:tc>
-          <w:tcPr>
-            <w:tcW w:w="650" w:type="pct"/>
-            <w:tcBorders>
-              <w:top w:val="single" w:sz="4" w:space="0" w:color="D9D9D9"/>
-              <w:left w:val="single" w:sz="4" w:space="0" w:color="D9D9D9"/>
-              <w:bottom w:val="single" w:sz="4" w:space="0" w:color="D9D9D9"/>
-              <w:right w:val="single" w:sz="4" w:space="0" w:color="D9D9D9"/>
-            </w:tcBorders>
-            <w:shd w:val="clear" w:color="auto" w:fill="0F6E6E"/>
-          </w:tcPr>
-          <w:p>
-            <w:pPr>
-              <w:rPr>
-                <w:lang w:val="es-AR"/>
-              </w:rPr>
-            </w:pPr>
-          </w:p>
-        </w:tc>
-        <w:tc>
-          <w:tcPr>
-            <w:tcW w:w="650" w:type="pct"/>
-            <w:tcBorders>
-              <w:top w:val="single" w:sz="4" w:space="0" w:color="D9D9D9"/>
-              <w:left w:val="single" w:sz="4" w:space="0" w:color="D9D9D9"/>
-              <w:bottom w:val="single" w:sz="4" w:space="0" w:color="D9D9D9"/>
-              <w:right w:val="single" w:sz="4" w:space="0" w:color="D9D9D9"/>
-            </w:tcBorders>
-            <w:shd w:val="clear" w:color="auto" w:fill="0F6E6E"/>
-          </w:tcPr>
-          <w:p>
-            <w:pPr>
-              <w:rPr>
-                <w:lang w:val="es-AR"/>
-              </w:rPr>
-            </w:pPr>
-          </w:p>
-        </w:tc>
-        <w:tc>
-          <w:tcPr>
-            <w:tcW w:w="650" w:type="pct"/>
-            <w:tcBorders>
-              <w:top w:val="single" w:sz="4" w:space="0" w:color="D9D9D9"/>
-              <w:left w:val="single" w:sz="4" w:space="0" w:color="D9D9D9"/>
-              <w:bottom w:val="single" w:sz="4" w:space="0" w:color="D9D9D9"/>
-              <w:right w:val="single" w:sz="4" w:space="0" w:color="D9D9D9"/>
-            </w:tcBorders>
-            <w:shd w:val="clear" w:color="auto" w:fill="FFFFFF"/>
-          </w:tcPr>
-          <w:p>
-            <w:pPr>
-              <w:rPr>
-                <w:lang w:val="es-AR"/>
-              </w:rPr>
-            </w:pPr>
-          </w:p>
-        </w:tc>
-      </w:tr>
-      <w:tr>
-        <w:tc>
-          <w:tcPr>
-            <w:tcW w:w="1700" w:type="pct"/>
-            <w:tcBorders>
-              <w:top w:val="single" w:sz="4" w:space="0" w:color="D9D9D9"/>
-              <w:left w:val="single" w:sz="4" w:space="0" w:color="D9D9D9"/>
-              <w:bottom w:val="single" w:sz="4" w:space="0" w:color="D9D9D9"/>
-              <w:right w:val="single" w:sz="4" w:space="0" w:color="D9D9D9"/>
-            </w:tcBorders>
-            <w:tcMar>
-              <w:top w:w="80" w:type="dxa"/>
-              <w:left w:w="100" w:type="dxa"/>
-              <w:bottom w:w="80" w:type="dxa"/>
-              <w:right w:w="100" w:type="dxa"/>
-            </w:tcMar>
-            <w:vAlign w:val="center"/>
-          </w:tcPr>
-          <w:p>
-            <w:r>
-              <w:rPr>
-                <w:b/>
-                <w:bCs/>
-                <w:sz w:val="20"/>
-                <w:szCs w:val="20"/>
-              </w:rPr>
-              <w:t>7. P</w:t>
-            </w:r>
-            <w:proofErr w:type="spellStart"/>
-            <w:r>
-              <w:rPr>
-                <w:b/>
-                <w:bCs/>
-                <w:sz w:val="20"/>
-                <w:szCs w:val="20"/>
-              </w:rPr>
-              <w:t>ruebas</w:t>
-            </w:r>
-            <w:proofErr w:type="spellEnd"/>
-            <w:r>
-              <w:rPr>
-                <w:b/>
-                <w:bCs/>
-                <w:sz w:val="20"/>
-                <w:szCs w:val="20"/>
-              </w:rPr>
-              <w:t xml:space="preserve"> e </w:t>
-            </w:r>
-            <w:proofErr w:type="spellStart"/>
-            <w:r>
-              <w:rPr>
-                <w:b/>
-                <w:bCs/>
-                <w:sz w:val="20"/>
-                <w:szCs w:val="20"/>
-              </w:rPr>
-              <w:t>integración</w:t>
-            </w:r>
-            <w:proofErr w:type="spellEnd"/>
-          </w:p>
-        </w:tc>
-        <w:tc>
-          <w:tcPr>
-            <w:tcW w:w="650" w:type="pct"/>
-            <w:tcBorders>
-              <w:top w:val="single" w:sz="4" w:space="0" w:color="D9D9D9"/>
-              <w:left w:val="single" w:sz="4" w:space="0" w:color="D9D9D9"/>
-              <w:bottom w:val="single" w:sz="4" w:space="0" w:color="D9D9D9"/>
-              <w:right w:val="single" w:sz="4" w:space="0" w:color="D9D9D9"/>
-            </w:tcBorders>
-            <w:shd w:val="clear" w:color="auto" w:fill="FFFFFF"/>
-          </w:tcPr>
-          <w:p/>
-        </w:tc>
-        <w:tc>
-          <w:tcPr>
-            <w:tcW w:w="650" w:type="pct"/>
-            <w:tcBorders>
-              <w:top w:val="single" w:sz="4" w:space="0" w:color="D9D9D9"/>
-              <w:left w:val="single" w:sz="4" w:space="0" w:color="D9D9D9"/>
-              <w:bottom w:val="single" w:sz="4" w:space="0" w:color="D9D9D9"/>
-              <w:right w:val="single" w:sz="4" w:space="0" w:color="D9D9D9"/>
-            </w:tcBorders>
-            <w:shd w:val="clear" w:color="auto" w:fill="FFFFFF"/>
-          </w:tcPr>
-          <w:p/>
-        </w:tc>
-        <w:tc>
-          <w:tcPr>
-            <w:tcW w:w="650" w:type="pct"/>
-            <w:tcBorders>
-              <w:top w:val="single" w:sz="4" w:space="0" w:color="D9D9D9"/>
-              <w:left w:val="single" w:sz="4" w:space="0" w:color="D9D9D9"/>
-              <w:bottom w:val="single" w:sz="4" w:space="0" w:color="D9D9D9"/>
-              <w:right w:val="single" w:sz="4" w:space="0" w:color="D9D9D9"/>
-            </w:tcBorders>
-            <w:shd w:val="clear" w:color="auto" w:fill="FFFFFF"/>
-          </w:tcPr>
-          <w:p/>
-        </w:tc>
-        <w:tc>
-          <w:tcPr>
-            <w:tcW w:w="650" w:type="pct"/>
-            <w:tcBorders>
-              <w:top w:val="single" w:sz="4" w:space="0" w:color="D9D9D9"/>
-              <w:left w:val="single" w:sz="4" w:space="0" w:color="D9D9D9"/>
-              <w:bottom w:val="single" w:sz="4" w:space="0" w:color="D9D9D9"/>
-              <w:right w:val="single" w:sz="4" w:space="0" w:color="D9D9D9"/>
-            </w:tcBorders>
-            <w:shd w:val="clear" w:color="auto" w:fill="0F6E6E"/>
-          </w:tcPr>
-          <w:p/>
-        </w:tc>
-        <w:tc>
-          <w:tcPr>
-            <w:tcW w:w="650" w:type="pct"/>
-            <w:tcBorders>
-              <w:top w:val="single" w:sz="4" w:space="0" w:color="D9D9D9"/>
-              <w:left w:val="single" w:sz="4" w:space="0" w:color="D9D9D9"/>
-              <w:bottom w:val="single" w:sz="4" w:space="0" w:color="D9D9D9"/>
-              <w:right w:val="single" w:sz="4" w:space="0" w:color="D9D9D9"/>
-            </w:tcBorders>
-            <w:shd w:val="clear" w:color="auto" w:fill="FFFFFF"/>
-          </w:tcPr>
-          <w:p/>
-        </w:tc>
-      </w:tr>
-      <w:tr>
-        <w:tc>
-          <w:tcPr>
-            <w:tcW w:w="1700" w:type="pct"/>
-            <w:tcBorders>
-              <w:top w:val="single" w:sz="4" w:space="0" w:color="D9D9D9"/>
-              <w:left w:val="single" w:sz="4" w:space="0" w:color="D9D9D9"/>
-              <w:bottom w:val="single" w:sz="4" w:space="0" w:color="D9D9D9"/>
-              <w:right w:val="single" w:sz="4" w:space="0" w:color="D9D9D9"/>
-            </w:tcBorders>
-            <w:tcMar>
-              <w:top w:w="80" w:type="dxa"/>
-              <w:left w:w="100" w:type="dxa"/>
-              <w:bottom w:w="80" w:type="dxa"/>
-              <w:right w:w="100" w:type="dxa"/>
-            </w:tcMar>
-            <w:vAlign w:val="center"/>
-          </w:tcPr>
-          <w:p>
-            <w:r>
-              <w:rPr>
-                <w:b/>
-                <w:bCs/>
-                <w:sz w:val="20"/>
-                <w:szCs w:val="20"/>
-              </w:rPr>
-              <w:t xml:space="preserve">8. </w:t>
-            </w:r>
-            <w:proofErr w:type="spellStart"/>
-            <w:r>
-              <w:rPr>
-                <w:b/>
-                <w:bCs/>
-                <w:sz w:val="20"/>
-                <w:szCs w:val="20"/>
-              </w:rPr>
-              <w:t>Documentación</w:t>
-            </w:r>
-            <w:proofErr w:type="spellEnd"/>
-            <w:r>
-              <w:rPr>
-                <w:b/>
-                <w:bCs/>
-                <w:sz w:val="20"/>
-                <w:szCs w:val="20"/>
-              </w:rPr>
-              <w:t xml:space="preserve"> final y defensa</w:t>
-            </w:r>
-          </w:p>
-        </w:tc>
-        <w:tc>
-          <w:tcPr>
-            <w:tcW w:w="650" w:type="pct"/>
-            <w:tcBorders>
-              <w:top w:val="single" w:sz="4" w:space="0" w:color="D9D9D9"/>
-              <w:left w:val="single" w:sz="4" w:space="0" w:color="D9D9D9"/>
-              <w:bottom w:val="single" w:sz="4" w:space="0" w:color="D9D9D9"/>
-              <w:right w:val="single" w:sz="4" w:space="0" w:color="D9D9D9"/>
-            </w:tcBorders>
-            <w:shd w:val="clear" w:color="auto" w:fill="FFFFFF"/>
-          </w:tcPr>
-          <w:p/>
-        </w:tc>
-        <w:tc>
-          <w:tcPr>
-            <w:tcW w:w="650" w:type="pct"/>
-            <w:tcBorders>
-              <w:top w:val="single" w:sz="4" w:space="0" w:color="D9D9D9"/>
-              <w:left w:val="single" w:sz="4" w:space="0" w:color="D9D9D9"/>
-              <w:bottom w:val="single" w:sz="4" w:space="0" w:color="D9D9D9"/>
-              <w:right w:val="single" w:sz="4" w:space="0" w:color="D9D9D9"/>
-            </w:tcBorders>
-            <w:shd w:val="clear" w:color="auto" w:fill="FFFFFF"/>
-          </w:tcPr>
-          <w:p/>
-        </w:tc>
-        <w:tc>
-          <w:tcPr>
-            <w:tcW w:w="650" w:type="pct"/>
-            <w:tcBorders>
-              <w:top w:val="single" w:sz="4" w:space="0" w:color="D9D9D9"/>
-              <w:left w:val="single" w:sz="4" w:space="0" w:color="D9D9D9"/>
-              <w:bottom w:val="single" w:sz="4" w:space="0" w:color="D9D9D9"/>
-              <w:right w:val="single" w:sz="4" w:space="0" w:color="D9D9D9"/>
-            </w:tcBorders>
-            <w:shd w:val="clear" w:color="auto" w:fill="FFFFFF"/>
-          </w:tcPr>
-          <w:p/>
-        </w:tc>
-        <w:tc>
-          <w:tcPr>
-            <w:tcW w:w="650" w:type="pct"/>
-            <w:tcBorders>
-              <w:top w:val="single" w:sz="4" w:space="0" w:color="D9D9D9"/>
-              <w:left w:val="single" w:sz="4" w:space="0" w:color="D9D9D9"/>
-              <w:bottom w:val="single" w:sz="4" w:space="0" w:color="D9D9D9"/>
-              <w:right w:val="single" w:sz="4" w:space="0" w:color="D9D9D9"/>
-            </w:tcBorders>
-            <w:shd w:val="clear" w:color="auto" w:fill="0F6E6E"/>
-          </w:tcPr>
-          <w:p/>
-        </w:tc>
-        <w:tc>
-          <w:tcPr>
-            <w:tcW w:w="650" w:type="pct"/>
-            <w:tcBorders>
-              <w:top w:val="single" w:sz="4" w:space="0" w:color="D9D9D9"/>
-              <w:left w:val="single" w:sz="4" w:space="0" w:color="D9D9D9"/>
-              <w:bottom w:val="single" w:sz="4" w:space="0" w:color="D9D9D9"/>
-              <w:right w:val="single" w:sz="4" w:space="0" w:color="D9D9D9"/>
-            </w:tcBorders>
-            <w:shd w:val="clear" w:color="auto" w:fill="0F6E6E"/>
-          </w:tcPr>
-          <w:p/>
+          <w:p>
+            <w:pPr>
+              <w:rPr>
+                <w:lang w:val="es-AR"/>
+              </w:rPr>
+            </w:pPr>
+          </w:p>
         </w:tc>
       </w:tr>
     </w:tbl>
@@ -7819,53 +7354,22 @@
           <w:szCs w:val="20"/>
           <w:lang w:val="es-AR"/>
         </w:rPr>
-        <w:t xml:space="preserve">Figura 2. </w:t>
-      </w:r>
-      <w:proofErr w:type="spellStart"/>
-      <w:r>
-        <w:rPr>
-          <w:i/>
-          <w:iCs/>
-          <w:color w:val="595959"/>
-          <w:sz w:val="20"/>
-          <w:szCs w:val="20"/>
-          <w:lang w:val="es-AR"/>
-        </w:rPr>
-        <w:t>Roadmap</w:t>
-      </w:r>
-      <w:proofErr w:type="spellEnd"/>
-      <w:r>
-        <w:rPr>
-          <w:i/>
-          <w:iCs/>
-          <w:color w:val="595959"/>
-          <w:sz w:val="20"/>
-          <w:szCs w:val="20"/>
-          <w:lang w:val="es-AR"/>
-        </w:rPr>
-        <w:t xml:space="preserve"> macro del proyecto (agosto–diciembre 2026).</w:t>
+        <w:t>Figura 2. Roadmap macro del proyecto (agosto–diciembre 2026).</w:t>
       </w:r>
     </w:p>
     <w:p>
       <w:pPr>
         <w:pStyle w:val="Ttulo1"/>
-      </w:pPr>
-      <w:r>
-        <w:t xml:space="preserve">10. </w:t>
-      </w:r>
-      <w:proofErr w:type="spellStart"/>
-      <w:r>
-        <w:t>Glosario</w:t>
-      </w:r>
-      <w:proofErr w:type="spellEnd"/>
-      <w:r>
-        <w:t xml:space="preserve"> de </w:t>
-      </w:r>
-      <w:proofErr w:type="spellStart"/>
-      <w:r>
-        <w:t>Términos</w:t>
-      </w:r>
-      <w:proofErr w:type="spellEnd"/>
+        <w:rPr>
+          <w:lang w:val="es-AR"/>
+        </w:rPr>
+      </w:pPr>
+      <w:r>
+        <w:rPr>
+          <w:lang w:val="es-AR"/>
+        </w:rPr>
+        <w:t>10. Glosario de Términos</w:t>
+      </w:r>
     </w:p>
     <w:tbl>
       <w:tblPr>
@@ -7908,7 +7412,11 @@
             <w:vAlign w:val="center"/>
           </w:tcPr>
           <w:p>
-            <w:proofErr w:type="spellStart"/>
+            <w:pPr>
+              <w:rPr>
+                <w:lang w:val="es-AR"/>
+              </w:rPr>
+            </w:pPr>
             <w:r>
               <w:rPr>
                 <w:b/>
@@ -7916,11 +7424,11 @@
                 <w:color w:val="FFFFFF"/>
                 <w:sz w:val="20"/>
                 <w:szCs w:val="20"/>
+                <w:lang w:val="es-AR"/>
               </w:rPr>
               <w:lastRenderedPageBreak/>
               <w:t>Término</w:t>
             </w:r>
-            <w:proofErr w:type="spellEnd"/>
           </w:p>
         </w:tc>
         <w:tc>
@@ -7942,7 +7450,11 @@
             <w:vAlign w:val="center"/>
           </w:tcPr>
           <w:p>
-            <w:proofErr w:type="spellStart"/>
+            <w:pPr>
+              <w:rPr>
+                <w:lang w:val="es-AR"/>
+              </w:rPr>
+            </w:pPr>
             <w:r>
               <w:rPr>
                 <w:b/>
@@ -7950,10 +7462,10 @@
                 <w:color w:val="FFFFFF"/>
                 <w:sz w:val="20"/>
                 <w:szCs w:val="20"/>
+                <w:lang w:val="es-AR"/>
               </w:rPr>
               <w:t>Definición</w:t>
             </w:r>
-            <w:proofErr w:type="spellEnd"/>
           </w:p>
         </w:tc>
       </w:tr>
@@ -7976,10 +7488,16 @@
             <w:vAlign w:val="center"/>
           </w:tcPr>
           <w:p>
-            <w:r>
-              <w:rPr>
-                <w:sz w:val="20"/>
-                <w:szCs w:val="20"/>
+            <w:pPr>
+              <w:rPr>
+                <w:lang w:val="es-AR"/>
+              </w:rPr>
+            </w:pPr>
+            <w:r>
+              <w:rPr>
+                <w:sz w:val="20"/>
+                <w:szCs w:val="20"/>
+                <w:lang w:val="es-AR"/>
               </w:rPr>
               <w:t>MVP</w:t>
             </w:r>
@@ -8038,10 +7556,16 @@
             <w:vAlign w:val="center"/>
           </w:tcPr>
           <w:p>
-            <w:r>
-              <w:rPr>
-                <w:sz w:val="20"/>
-                <w:szCs w:val="20"/>
+            <w:pPr>
+              <w:rPr>
+                <w:lang w:val="es-AR"/>
+              </w:rPr>
+            </w:pPr>
+            <w:r>
+              <w:rPr>
+                <w:sz w:val="20"/>
+                <w:szCs w:val="20"/>
+                <w:lang w:val="es-AR"/>
               </w:rPr>
               <w:t>IPC</w:t>
             </w:r>
@@ -8100,10 +7624,16 @@
             <w:vAlign w:val="center"/>
           </w:tcPr>
           <w:p>
-            <w:r>
-              <w:rPr>
-                <w:sz w:val="20"/>
-                <w:szCs w:val="20"/>
+            <w:pPr>
+              <w:rPr>
+                <w:lang w:val="es-AR"/>
+              </w:rPr>
+            </w:pPr>
+            <w:r>
+              <w:rPr>
+                <w:sz w:val="20"/>
+                <w:szCs w:val="20"/>
+                <w:lang w:val="es-AR"/>
               </w:rPr>
               <w:t>ICL</w:t>
             </w:r>
@@ -8162,10 +7692,16 @@
             <w:vAlign w:val="center"/>
           </w:tcPr>
           <w:p>
-            <w:r>
-              <w:rPr>
-                <w:sz w:val="20"/>
-                <w:szCs w:val="20"/>
+            <w:pPr>
+              <w:rPr>
+                <w:lang w:val="es-AR"/>
+              </w:rPr>
+            </w:pPr>
+            <w:r>
+              <w:rPr>
+                <w:sz w:val="20"/>
+                <w:szCs w:val="20"/>
+                <w:lang w:val="es-AR"/>
               </w:rPr>
               <w:t>DNU</w:t>
             </w:r>
@@ -8224,15 +7760,19 @@
             <w:vAlign w:val="center"/>
           </w:tcPr>
           <w:p>
-            <w:proofErr w:type="spellStart"/>
-            <w:r>
-              <w:rPr>
-                <w:sz w:val="20"/>
-                <w:szCs w:val="20"/>
+            <w:pPr>
+              <w:rPr>
+                <w:lang w:val="es-AR"/>
+              </w:rPr>
+            </w:pPr>
+            <w:r>
+              <w:rPr>
+                <w:sz w:val="20"/>
+                <w:szCs w:val="20"/>
+                <w:lang w:val="es-AR"/>
               </w:rPr>
               <w:t>Locador</w:t>
             </w:r>
-            <w:proofErr w:type="spellEnd"/>
           </w:p>
         </w:tc>
         <w:tc>
@@ -8288,15 +7828,19 @@
             <w:vAlign w:val="center"/>
           </w:tcPr>
           <w:p>
-            <w:proofErr w:type="spellStart"/>
-            <w:r>
-              <w:rPr>
-                <w:sz w:val="20"/>
-                <w:szCs w:val="20"/>
+            <w:pPr>
+              <w:rPr>
+                <w:lang w:val="es-AR"/>
+              </w:rPr>
+            </w:pPr>
+            <w:r>
+              <w:rPr>
+                <w:sz w:val="20"/>
+                <w:szCs w:val="20"/>
+                <w:lang w:val="es-AR"/>
               </w:rPr>
               <w:t>Locatario</w:t>
             </w:r>
-            <w:proofErr w:type="spellEnd"/>
           </w:p>
         </w:tc>
         <w:tc>
@@ -8352,31 +7896,19 @@
             <w:vAlign w:val="center"/>
           </w:tcPr>
           <w:p>
-            <w:proofErr w:type="spellStart"/>
-            <w:r>
-              <w:rPr>
-                <w:sz w:val="20"/>
-                <w:szCs w:val="20"/>
-              </w:rPr>
-              <w:t>Firma</w:t>
-            </w:r>
-            <w:proofErr w:type="spellEnd"/>
-            <w:r>
-              <w:rPr>
-                <w:sz w:val="20"/>
-                <w:szCs w:val="20"/>
-              </w:rPr>
-              <w:t xml:space="preserve"> </w:t>
-            </w:r>
-            <w:proofErr w:type="spellStart"/>
-            <w:r>
-              <w:rPr>
-                <w:sz w:val="20"/>
-                <w:szCs w:val="20"/>
-              </w:rPr>
-              <w:t>electrónica</w:t>
-            </w:r>
-            <w:proofErr w:type="spellEnd"/>
+            <w:pPr>
+              <w:rPr>
+                <w:lang w:val="es-AR"/>
+              </w:rPr>
+            </w:pPr>
+            <w:r>
+              <w:rPr>
+                <w:sz w:val="20"/>
+                <w:szCs w:val="20"/>
+                <w:lang w:val="es-AR"/>
+              </w:rPr>
+              <w:t>Firma electrónica</w:t>
+            </w:r>
           </w:p>
         </w:tc>
         <w:tc>
@@ -8432,21 +7964,18 @@
             <w:vAlign w:val="center"/>
           </w:tcPr>
           <w:p>
-            <w:proofErr w:type="spellStart"/>
-            <w:r>
-              <w:rPr>
-                <w:sz w:val="20"/>
-                <w:szCs w:val="20"/>
-              </w:rPr>
-              <w:t>Firma</w:t>
-            </w:r>
-            <w:proofErr w:type="spellEnd"/>
-            <w:r>
-              <w:rPr>
-                <w:sz w:val="20"/>
-                <w:szCs w:val="20"/>
-              </w:rPr>
-              <w:t xml:space="preserve"> digital</w:t>
+            <w:pPr>
+              <w:rPr>
+                <w:lang w:val="es-AR"/>
+              </w:rPr>
+            </w:pPr>
+            <w:r>
+              <w:rPr>
+                <w:sz w:val="20"/>
+                <w:szCs w:val="20"/>
+                <w:lang w:val="es-AR"/>
+              </w:rPr>
+              <w:t>Firma digital</w:t>
             </w:r>
           </w:p>
         </w:tc>
@@ -8503,10 +8032,16 @@
             <w:vAlign w:val="center"/>
           </w:tcPr>
           <w:p>
-            <w:r>
-              <w:rPr>
-                <w:sz w:val="20"/>
-                <w:szCs w:val="20"/>
+            <w:pPr>
+              <w:rPr>
+                <w:lang w:val="es-AR"/>
+              </w:rPr>
+            </w:pPr>
+            <w:r>
+              <w:rPr>
+                <w:sz w:val="20"/>
+                <w:szCs w:val="20"/>
+                <w:lang w:val="es-AR"/>
               </w:rPr>
               <w:t>Sandbox</w:t>
             </w:r>
@@ -8565,10 +8100,16 @@
             <w:vAlign w:val="center"/>
           </w:tcPr>
           <w:p>
-            <w:r>
-              <w:rPr>
-                <w:sz w:val="20"/>
-                <w:szCs w:val="20"/>
+            <w:pPr>
+              <w:rPr>
+                <w:lang w:val="es-AR"/>
+              </w:rPr>
+            </w:pPr>
+            <w:r>
+              <w:rPr>
+                <w:sz w:val="20"/>
+                <w:szCs w:val="20"/>
+                <w:lang w:val="es-AR"/>
               </w:rPr>
               <w:t>Backlog</w:t>
             </w:r>
@@ -8627,10 +8168,16 @@
             <w:vAlign w:val="center"/>
           </w:tcPr>
           <w:p>
-            <w:r>
-              <w:rPr>
-                <w:sz w:val="20"/>
-                <w:szCs w:val="20"/>
+            <w:pPr>
+              <w:rPr>
+                <w:lang w:val="es-AR"/>
+              </w:rPr>
+            </w:pPr>
+            <w:r>
+              <w:rPr>
+                <w:sz w:val="20"/>
+                <w:szCs w:val="20"/>
+                <w:lang w:val="es-AR"/>
               </w:rPr>
               <w:t>Sprint</w:t>
             </w:r>
@@ -8689,10 +8236,16 @@
             <w:vAlign w:val="center"/>
           </w:tcPr>
           <w:p>
-            <w:r>
-              <w:rPr>
-                <w:sz w:val="20"/>
-                <w:szCs w:val="20"/>
+            <w:pPr>
+              <w:rPr>
+                <w:lang w:val="es-AR"/>
+              </w:rPr>
+            </w:pPr>
+            <w:r>
+              <w:rPr>
+                <w:sz w:val="20"/>
+                <w:szCs w:val="20"/>
+                <w:lang w:val="es-AR"/>
               </w:rPr>
               <w:t>API</w:t>
             </w:r>
@@ -8751,7 +8304,7 @@
 </file>
 
 <file path=word/numbering.xml><?xml version="1.0" encoding="utf-8"?>
-<w:numbering xmlns:wpc="http://schemas.microsoft.com/office/word/2010/wordprocessingCanvas" xmlns:cx="http://schemas.microsoft.com/office/drawing/2014/chartex" xmlns:cx1="http://schemas.microsoft.com/office/drawing/2015/9/8/chartex" xmlns:cx2="http://schemas.microsoft.com/office/drawing/2015/10/21/chartex" xmlns:cx3="http://schemas.microsoft.com/office/drawing/2016/5/9/chartex" xmlns:cx4="http://schemas.microsoft.com/office/drawing/2016/5/10/chartex" xmlns:cx5="http://schemas.microsoft.com/office/drawing/2016/5/11/chartex" xmlns:cx6="http://schemas.microsoft.com/office/drawing/2016/5/12/chartex" xmlns:cx7="http://schemas.microsoft.com/office/drawing/2016/5/13/chartex" xmlns:cx8="http://schemas.microsoft.com/office/drawing/2016/5/14/chartex" xmlns:mc="http://schemas.openxmlformats.org/markup-compatibility/2006" xmlns:aink="http://schemas.microsoft.com/office/drawing/2016/ink" xmlns:am3d="http://schemas.microsoft.com/office/drawing/2017/model3d" xmlns:o="urn:schemas-microsoft-com:office:office" xmlns:oel="http://schemas.microsoft.com/office/2019/extlst" xmlns:r="http://schemas.openxmlformats.org/officeDocument/2006/relationships" xmlns:m="http://schemas.openxmlformats.org/officeDocument/2006/math" xmlns:v="urn:schemas-microsoft-com:vml" xmlns:wp14="http://schemas.microsoft.com/office/word/2010/wordprocessingDrawing" xmlns:wp="http://schemas.openxmlformats.org/drawingml/2006/wordprocessingDrawing" xmlns:w10="urn:schemas-microsoft-com:office:word" xmlns:w="http://schemas.openxmlformats.org/wordprocessingml/2006/main" xmlns:w14="http://schemas.microsoft.com/office/word/2010/wordml" xmlns:w15="http://schemas.microsoft.com/office/word/2012/wordml" xmlns:w16cei="http://schemas.microsoft.com/office/word/2026/wordml/cei" xmlns:w16cex="http://schemas.microsoft.com/office/word/2018/wordml/cex" xmlns:w16cid="http://schemas.microsoft.com/office/word/2016/wordml/cid" xmlns:w16="http://schemas.microsoft.com/office/word/2018/wordml" xmlns:w16du="http://schemas.microsoft.com/office/word/2023/wordml/word16du" xmlns:w16sdtdh="http://schemas.microsoft.com/office/word/2020/wordml/sdtdatahash" xmlns:w16sdtfl="http://schemas.microsoft.com/office/word/2024/wordml/sdtformatlock" xmlns:w16se="http://schemas.microsoft.com/office/word/2015/wordml/symex" xmlns:wpg="http://schemas.microsoft.com/office/word/2010/wordprocessingGroup" xmlns:wpi="http://schemas.microsoft.com/office/word/2010/wordprocessingInk" xmlns:wne="http://schemas.microsoft.com/office/word/2006/wordml" xmlns:wps="http://schemas.microsoft.com/office/word/2010/wordprocessingShape" mc:Ignorable="w14 w15 w16se w16cid w16 w16cex w16sdtdh w16sdtfl w16du wp14">
+<w:numbering xmlns:wpc="http://schemas.microsoft.com/office/word/2010/wordprocessingCanvas" xmlns:cx="http://schemas.microsoft.com/office/drawing/2014/chartex" xmlns:cx1="http://schemas.microsoft.com/office/drawing/2015/9/8/chartex" xmlns:cx2="http://schemas.microsoft.com/office/drawing/2015/10/21/chartex" xmlns:cx3="http://schemas.microsoft.com/office/drawing/2016/5/9/chartex" xmlns:cx4="http://schemas.microsoft.com/office/drawing/2016/5/10/chartex" xmlns:cx5="http://schemas.microsoft.com/office/drawing/2016/5/11/chartex" xmlns:cx6="http://schemas.microsoft.com/office/drawing/2016/5/12/chartex" xmlns:cx7="http://schemas.microsoft.com/office/drawing/2016/5/13/chartex" xmlns:cx8="http://schemas.microsoft.com/office/drawing/2016/5/14/chartex" xmlns:mc="http://schemas.openxmlformats.org/markup-compatibility/2006" xmlns:aink="http://schemas.microsoft.com/office/drawing/2016/ink" xmlns:am3d="http://schemas.microsoft.com/office/drawing/2017/model3d" xmlns:o="urn:schemas-microsoft-com:office:office" xmlns:oel="http://schemas.microsoft.com/office/2019/extlst" xmlns:r="http://schemas.openxmlformats.org/officeDocument/2006/relationships" xmlns:m="http://schemas.openxmlformats.org/officeDocument/2006/math" xmlns:v="urn:schemas-microsoft-com:vml" xmlns:wp14="http://schemas.microsoft.com/office/word/2010/wordprocessingDrawing" xmlns:wp="http://schemas.openxmlformats.org/drawingml/2006/wordprocessingDrawing" xmlns:w10="urn:schemas-microsoft-com:office:word" xmlns:w="http://schemas.openxmlformats.org/wordprocessingml/2006/main" xmlns:w14="http://schemas.microsoft.com/office/word/2010/wordml" xmlns:w15="http://schemas.microsoft.com/office/word/2012/wordml" xmlns:w16cex="http://schemas.microsoft.com/office/word/2018/wordml/cex" xmlns:w16cid="http://schemas.microsoft.com/office/word/2016/wordml/cid" xmlns:w16="http://schemas.microsoft.com/office/word/2018/wordml" xmlns:w16du="http://schemas.microsoft.com/office/word/2023/wordml/word16du" xmlns:w16sdtdh="http://schemas.microsoft.com/office/word/2020/wordml/sdtdatahash" xmlns:w16sdtfl="http://schemas.microsoft.com/office/word/2024/wordml/sdtformatlock" xmlns:w16se="http://schemas.microsoft.com/office/word/2015/wordml/symex" xmlns:wpg="http://schemas.microsoft.com/office/word/2010/wordprocessingGroup" xmlns:wpi="http://schemas.microsoft.com/office/word/2010/wordprocessingInk" xmlns:wne="http://schemas.microsoft.com/office/word/2006/wordml" xmlns:wps="http://schemas.microsoft.com/office/word/2010/wordprocessingShape" mc:Ignorable="w14 w15 w16se w16cid w16 w16cex w16sdtdh w16sdtfl w16du wp14">
   <w:abstractNum w:abstractNumId="0" w15:restartNumberingAfterBreak="0">
     <w:nsid w:val="0BD04F20"/>
     <w:multiLevelType w:val="hybridMultilevel"/>
@@ -9520,6 +9073,7 @@
   <w:style w:type="character" w:default="1" w:styleId="Fuentedeprrafopredeter">
     <w:name w:val="Default Paragraph Font"/>
     <w:uiPriority w:val="1"/>
+    <w:semiHidden/>
     <w:unhideWhenUsed/>
   </w:style>
   <w:style w:type="table" w:default="1" w:styleId="Tablanormal">
